--- a/F1_Tech_Challenge_G64.docx
+++ b/F1_Tech_Challenge_G64.docx
@@ -1,40 +1,37 @@
 
 <file path=word/document.xml><?xml version="1.0" encoding="utf-8"?>
-<w:document xmlns:mc="http://schemas.openxmlformats.org/markup-compatibility/2006" xmlns:o="urn:schemas-microsoft-com:office:office" xmlns:r="http://schemas.openxmlformats.org/officeDocument/2006/relationships" xmlns:m="http://schemas.openxmlformats.org/officeDocument/2006/math" xmlns:v="urn:schemas-microsoft-com:vml" xmlns:wp="http://schemas.openxmlformats.org/drawingml/2006/wordprocessingDrawing" xmlns:w10="urn:schemas-microsoft-com:office:word" xmlns:w="http://schemas.openxmlformats.org/wordprocessingml/2006/main" xmlns:wne="http://schemas.microsoft.com/office/word/2006/wordml" xmlns:sl="http://schemas.openxmlformats.org/schemaLibrary/2006/main" xmlns:a="http://schemas.openxmlformats.org/drawingml/2006/main" xmlns:pic="http://schemas.openxmlformats.org/drawingml/2006/picture" xmlns:c="http://schemas.openxmlformats.org/drawingml/2006/chart" xmlns:lc="http://schemas.openxmlformats.org/drawingml/2006/lockedCanvas" xmlns:dgm="http://schemas.openxmlformats.org/drawingml/2006/diagram" xmlns:wps="http://schemas.microsoft.com/office/word/2010/wordprocessingShape" xmlns:wpg="http://schemas.microsoft.com/office/word/2010/wordprocessingGroup" xmlns:w14="http://schemas.microsoft.com/office/word/2010/wordml" xmlns:w15="http://schemas.microsoft.com/office/word/2012/wordml">
+<w:document xmlns:wpc="http://schemas.microsoft.com/office/word/2010/wordprocessingCanvas" xmlns:cx="http://schemas.microsoft.com/office/drawing/2014/chartex" xmlns:cx1="http://schemas.microsoft.com/office/drawing/2015/9/8/chartex" xmlns:cx2="http://schemas.microsoft.com/office/drawing/2015/10/21/chartex" xmlns:cx3="http://schemas.microsoft.com/office/drawing/2016/5/9/chartex" xmlns:cx4="http://schemas.microsoft.com/office/drawing/2016/5/10/chartex" xmlns:cx5="http://schemas.microsoft.com/office/drawing/2016/5/11/chartex" xmlns:cx6="http://schemas.microsoft.com/office/drawing/2016/5/12/chartex" xmlns:cx7="http://schemas.microsoft.com/office/drawing/2016/5/13/chartex" xmlns:cx8="http://schemas.microsoft.com/office/drawing/2016/5/14/chartex" xmlns:mc="http://schemas.openxmlformats.org/markup-compatibility/2006" xmlns:aink="http://schemas.microsoft.com/office/drawing/2016/ink" xmlns:am3d="http://schemas.microsoft.com/office/drawing/2017/model3d" xmlns:o="urn:schemas-microsoft-com:office:office" xmlns:oel="http://schemas.microsoft.com/office/2019/extlst" xmlns:r="http://schemas.openxmlformats.org/officeDocument/2006/relationships" xmlns:m="http://schemas.openxmlformats.org/officeDocument/2006/math" xmlns:v="urn:schemas-microsoft-com:vml" xmlns:wp14="http://schemas.microsoft.com/office/word/2010/wordprocessingDrawing" xmlns:wp="http://schemas.openxmlformats.org/drawingml/2006/wordprocessingDrawing" xmlns:w10="urn:schemas-microsoft-com:office:word" xmlns:w="http://schemas.openxmlformats.org/wordprocessingml/2006/main" xmlns:w14="http://schemas.microsoft.com/office/word/2010/wordml" xmlns:w15="http://schemas.microsoft.com/office/word/2012/wordml" xmlns:w16cex="http://schemas.microsoft.com/office/word/2018/wordml/cex" xmlns:w16cid="http://schemas.microsoft.com/office/word/2016/wordml/cid" xmlns:w16="http://schemas.microsoft.com/office/word/2018/wordml" xmlns:w16sdtdh="http://schemas.microsoft.com/office/word/2020/wordml/sdtdatahash" xmlns:w16se="http://schemas.microsoft.com/office/word/2015/wordml/symex" xmlns:wpg="http://schemas.microsoft.com/office/word/2010/wordprocessingGroup" xmlns:wpi="http://schemas.microsoft.com/office/word/2010/wordprocessingInk" xmlns:wne="http://schemas.microsoft.com/office/word/2006/wordml" xmlns:wps="http://schemas.microsoft.com/office/word/2010/wordprocessingShape" mc:Ignorable="w14 w15 w16se w16cid w16 w16cex w16sdtdh wp14">
   <w:body>
     <w:p>
       <w:pPr>
         <w:jc w:val="center"/>
         <w:rPr>
-          <w:b w:val="1"/>
+          <w:rFonts w:ascii="Arial" w:hAnsi="Arial" w:cs="Arial"/>
+          <w:b/>
           <w:sz w:val="28"/>
           <w:szCs w:val="28"/>
         </w:rPr>
       </w:pPr>
       <w:r>
         <w:rPr>
-          <w:b w:val="1"/>
+          <w:rFonts w:ascii="Arial" w:hAnsi="Arial" w:cs="Arial"/>
+          <w:b/>
           <w:sz w:val="28"/>
           <w:szCs w:val="28"/>
-          <w:rtl w:val="0"/>
-        </w:rPr>
-        <w:t xml:space="preserve">RELATÓRIO DE EXPORTAÇÃO DE VINHOS</w:t>
+        </w:rPr>
+        <w:t>RELATÓRIO DE EXPORTAÇÃO DE VINHOS</w:t>
       </w:r>
     </w:p>
     <w:p>
       <w:pPr>
         <w:jc w:val="center"/>
         <w:rPr>
-          <w:b w:val="1"/>
+          <w:rFonts w:ascii="Arial" w:hAnsi="Arial" w:cs="Arial"/>
+          <w:b/>
           <w:sz w:val="28"/>
           <w:szCs w:val="28"/>
         </w:rPr>
       </w:pPr>
-      <w:r>
-        <w:rPr>
-          <w:rtl w:val="0"/>
-        </w:rPr>
-      </w:r>
     </w:p>
     <w:p>
       <w:pPr>
@@ -42,76 +39,67 @@
           <w:ilvl w:val="0"/>
           <w:numId w:val="1"/>
         </w:numPr>
-        <w:ind w:left="720" w:hanging="360"/>
-        <w:jc w:val="left"/>
-        <w:rPr>
-          <w:b w:val="1"/>
+        <w:rPr>
+          <w:rFonts w:ascii="Arial" w:hAnsi="Arial" w:cs="Arial"/>
+          <w:b/>
           <w:sz w:val="28"/>
           <w:szCs w:val="28"/>
-          <w:u w:val="none"/>
-        </w:rPr>
-      </w:pPr>
-      <w:r>
-        <w:rPr>
-          <w:b w:val="1"/>
+        </w:rPr>
+      </w:pPr>
+      <w:r>
+        <w:rPr>
+          <w:rFonts w:ascii="Arial" w:hAnsi="Arial" w:cs="Arial"/>
+          <w:b/>
           <w:sz w:val="28"/>
           <w:szCs w:val="28"/>
-          <w:rtl w:val="0"/>
-        </w:rPr>
-        <w:t xml:space="preserve">Introdução</w:t>
+        </w:rPr>
+        <w:t>Introdução</w:t>
       </w:r>
     </w:p>
     <w:p>
       <w:pPr>
         <w:jc w:val="both"/>
-        <w:rPr/>
-      </w:pPr>
-      <w:r>
-        <w:rPr>
-          <w:b w:val="1"/>
-          <w:rtl w:val="0"/>
+        <w:rPr>
+          <w:rFonts w:ascii="Arial" w:hAnsi="Arial" w:cs="Arial"/>
+        </w:rPr>
+      </w:pPr>
+      <w:r>
+        <w:rPr>
+          <w:rFonts w:ascii="Arial" w:hAnsi="Arial" w:cs="Arial"/>
+          <w:b/>
         </w:rPr>
         <w:tab/>
       </w:r>
       <w:r>
         <w:rPr>
-          <w:rtl w:val="0"/>
+          <w:rFonts w:ascii="Arial" w:hAnsi="Arial" w:cs="Arial"/>
         </w:rPr>
         <w:t xml:space="preserve">Este relatório tem como objetivo analisar o comportamento das exportações brasileiras de vinhos baseado nos dados adquiridos de uma </w:t>
       </w:r>
-      <w:hyperlink r:id="rId7">
+      <w:hyperlink r:id="rId8">
         <w:r>
           <w:rPr>
-            <w:color w:val="1155cc"/>
+            <w:rFonts w:ascii="Arial" w:hAnsi="Arial" w:cs="Arial"/>
+            <w:color w:val="1155CC"/>
             <w:u w:val="single"/>
-            <w:rtl w:val="0"/>
           </w:rPr>
-          <w:t xml:space="preserve">vinícola parceira</w:t>
+          <w:t>vinícola parceira</w:t>
         </w:r>
       </w:hyperlink>
       <w:r>
         <w:rPr>
-          <w:rtl w:val="0"/>
-        </w:rPr>
-        <w:t xml:space="preserve">. As</w:t>
-      </w:r>
-      <w:r>
-        <w:rPr>
-          <w:rtl w:val="0"/>
-        </w:rPr>
-        <w:t xml:space="preserve"> informações são referentes à comercialização de vinhos provenientes do Estado do Rio Grande do Sul, que representa mais de 90% da produção nacional. </w:t>
+          <w:rFonts w:ascii="Arial" w:hAnsi="Arial" w:cs="Arial"/>
+        </w:rPr>
+        <w:t xml:space="preserve">. As informações são referentes à comercialização de vinhos provenientes do Estado do Rio Grande do Sul, que representa mais de 90% da produção nacional. </w:t>
       </w:r>
     </w:p>
     <w:p>
       <w:pPr>
         <w:jc w:val="both"/>
-        <w:rPr/>
-      </w:pPr>
-      <w:r>
-        <w:rPr>
-          <w:rtl w:val="0"/>
-        </w:rPr>
-      </w:r>
+        <w:rPr>
+          <w:rFonts w:ascii="Arial" w:hAnsi="Arial" w:cs="Arial"/>
+        </w:rPr>
+      </w:pPr>
     </w:p>
     <w:p>
       <w:pPr>
@@ -119,80 +107,92 @@
           <w:ilvl w:val="0"/>
           <w:numId w:val="1"/>
         </w:numPr>
-        <w:ind w:left="720" w:hanging="360"/>
-        <w:rPr>
-          <w:b w:val="1"/>
+        <w:rPr>
+          <w:rFonts w:ascii="Arial" w:hAnsi="Arial" w:cs="Arial"/>
+          <w:b/>
           <w:sz w:val="28"/>
           <w:szCs w:val="28"/>
         </w:rPr>
       </w:pPr>
       <w:r>
         <w:rPr>
-          <w:b w:val="1"/>
+          <w:rFonts w:ascii="Arial" w:hAnsi="Arial" w:cs="Arial"/>
+          <w:b/>
           <w:sz w:val="28"/>
           <w:szCs w:val="28"/>
-          <w:rtl w:val="0"/>
-        </w:rPr>
-        <w:t xml:space="preserve">Apresentação da base de dados</w:t>
-      </w:r>
-      <w:r>
-        <w:rPr>
-          <w:rtl w:val="0"/>
-        </w:rPr>
+        </w:rPr>
+        <w:t>Apresentação da base de dados</w:t>
       </w:r>
     </w:p>
     <w:p>
       <w:pPr>
         <w:jc w:val="both"/>
-        <w:rPr/>
-      </w:pPr>
-      <w:r>
-        <w:rPr>
-          <w:rtl w:val="0"/>
+        <w:rPr>
+          <w:rFonts w:ascii="Arial" w:hAnsi="Arial" w:cs="Arial"/>
+        </w:rPr>
+      </w:pPr>
+      <w:r>
+        <w:rPr>
+          <w:rFonts w:ascii="Arial" w:hAnsi="Arial" w:cs="Arial"/>
         </w:rPr>
         <w:tab/>
-        <w:t xml:space="preserve">A base de dados disponibilizada apresenta registros desde 1970, mas por motivos de confiabilidade dos dados foram analisados os dados de exportação dos últimos 15 anos (2008 - 2022). Com isto, obteve-se uma tabela contendo as informações de país de origem, país de destino, quantidade em litros de vinho exportado  e valor (US$), conforme apresentado abaixo:</w:t>
+        <w:t xml:space="preserve">A base de dados disponibilizada apresenta registros desde 1970, mas por motivos de confiabilidade dos dados foram analisados os dados de exportação dos últimos 15 anos (2008 - 2022). Com isto, obteve-se uma tabela contendo as informações de país de origem, país de destino, quantidade em litros de vinho </w:t>
+      </w:r>
+      <w:r>
+        <w:rPr>
+          <w:rFonts w:ascii="Arial" w:hAnsi="Arial" w:cs="Arial"/>
+        </w:rPr>
+        <w:t>exportado e</w:t>
+      </w:r>
+      <w:r>
+        <w:rPr>
+          <w:rFonts w:ascii="Arial" w:hAnsi="Arial" w:cs="Arial"/>
+        </w:rPr>
+        <w:t xml:space="preserve"> valor (US$), conforme apresentado abaixo:</w:t>
       </w:r>
     </w:p>
     <w:p>
       <w:pPr>
         <w:jc w:val="both"/>
-        <w:rPr/>
-      </w:pPr>
-      <w:r>
-        <w:rPr>
-          <w:rtl w:val="0"/>
-        </w:rPr>
-      </w:r>
+        <w:rPr>
+          <w:rFonts w:ascii="Arial" w:hAnsi="Arial" w:cs="Arial"/>
+        </w:rPr>
+      </w:pPr>
     </w:p>
     <w:p>
       <w:pPr>
         <w:jc w:val="both"/>
-        <w:rPr/>
-      </w:pPr>
-      <w:r>
-        <w:rPr>
-          <w:rtl w:val="0"/>
+        <w:rPr>
+          <w:rFonts w:ascii="Arial" w:hAnsi="Arial" w:cs="Arial"/>
+        </w:rPr>
+      </w:pPr>
+      <w:r>
+        <w:rPr>
+          <w:rFonts w:ascii="Arial" w:hAnsi="Arial" w:cs="Arial"/>
         </w:rPr>
         <w:tab/>
       </w:r>
       <w:r>
-        <w:rPr/>
+        <w:rPr>
+          <w:rFonts w:ascii="Arial" w:hAnsi="Arial" w:cs="Arial"/>
+          <w:noProof/>
+        </w:rPr>
         <w:drawing>
-          <wp:inline distB="114300" distT="114300" distL="114300" distR="114300">
+          <wp:inline distT="114300" distB="114300" distL="114300" distR="114300" wp14:anchorId="10254C16" wp14:editId="01E4A91C">
             <wp:extent cx="4505325" cy="3333750"/>
-            <wp:effectExtent b="0" l="0" r="0" t="0"/>
+            <wp:effectExtent l="0" t="0" r="0" b="0"/>
             <wp:docPr id="3" name="image3.png"/>
-            <a:graphic>
+            <wp:cNvGraphicFramePr/>
+            <a:graphic xmlns:a="http://schemas.openxmlformats.org/drawingml/2006/main">
               <a:graphicData uri="http://schemas.openxmlformats.org/drawingml/2006/picture">
-                <pic:pic>
+                <pic:pic xmlns:pic="http://schemas.openxmlformats.org/drawingml/2006/picture">
                   <pic:nvPicPr>
                     <pic:cNvPr id="0" name="image3.png"/>
                     <pic:cNvPicPr preferRelativeResize="0"/>
                   </pic:nvPicPr>
                   <pic:blipFill>
-                    <a:blip r:embed="rId8"/>
-                    <a:srcRect b="0" l="0" r="0" t="0"/>
+                    <a:blip r:embed="rId9"/>
+                    <a:srcRect/>
                     <a:stretch>
                       <a:fillRect/>
                     </a:stretch>
@@ -202,7 +202,9 @@
                       <a:off x="0" y="0"/>
                       <a:ext cx="4505325" cy="3333750"/>
                     </a:xfrm>
-                    <a:prstGeom prst="rect"/>
+                    <a:prstGeom prst="rect">
+                      <a:avLst/>
+                    </a:prstGeom>
                     <a:ln/>
                   </pic:spPr>
                 </pic:pic>
@@ -211,73 +213,99 @@
           </wp:inline>
         </w:drawing>
       </w:r>
-      <w:r>
-        <w:rPr>
-          <w:rtl w:val="0"/>
-        </w:rPr>
-      </w:r>
     </w:p>
     <w:p>
       <w:pPr>
         <w:jc w:val="both"/>
-        <w:rPr/>
-      </w:pPr>
-      <w:r>
-        <w:rPr>
-          <w:rtl w:val="0"/>
-        </w:rPr>
-      </w:r>
+        <w:rPr>
+          <w:rFonts w:ascii="Arial" w:hAnsi="Arial" w:cs="Arial"/>
+        </w:rPr>
+      </w:pPr>
     </w:p>
     <w:p>
       <w:pPr>
         <w:jc w:val="both"/>
         <w:rPr>
-          <w:i w:val="1"/>
-        </w:rPr>
-      </w:pPr>
-      <w:r>
-        <w:rPr>
-          <w:i w:val="1"/>
-          <w:rtl w:val="0"/>
-        </w:rPr>
-        <w:t xml:space="preserve">Observação: É importante informar que existe um erro na base de dados quanto ao país Camarões no ano de 2020, pois o mesmo apresenta registro de valor monetário, mas não apresenta volume de exportação. Também foram encontrados 128 países de destino na base de dados, porém em 11 destes não houveram exportações.</w:t>
+          <w:rFonts w:ascii="Arial" w:hAnsi="Arial" w:cs="Arial"/>
+          <w:i/>
+        </w:rPr>
+      </w:pPr>
+      <w:r>
+        <w:rPr>
+          <w:rFonts w:ascii="Arial" w:hAnsi="Arial" w:cs="Arial"/>
+          <w:i/>
+        </w:rPr>
+        <w:t xml:space="preserve">Observação: É importante informar que existe um erro na base de dados quanto ao país Camarões no ano de 2020, pois </w:t>
+      </w:r>
+      <w:proofErr w:type="gramStart"/>
+      <w:r>
+        <w:rPr>
+          <w:rFonts w:ascii="Arial" w:hAnsi="Arial" w:cs="Arial"/>
+          <w:i/>
+        </w:rPr>
+        <w:t>o mesmo</w:t>
+      </w:r>
+      <w:proofErr w:type="gramEnd"/>
+      <w:r>
+        <w:rPr>
+          <w:rFonts w:ascii="Arial" w:hAnsi="Arial" w:cs="Arial"/>
+          <w:i/>
+        </w:rPr>
+        <w:t xml:space="preserve"> apresenta registro de valor monetário, mas não apresenta volume de exportação. Também foram encontrados 128 países de destino na base de dados, porém em 11 destes não </w:t>
+      </w:r>
+      <w:r>
+        <w:rPr>
+          <w:rFonts w:ascii="Arial" w:hAnsi="Arial" w:cs="Arial"/>
+          <w:i/>
+        </w:rPr>
+        <w:t>houve</w:t>
+      </w:r>
+      <w:r>
+        <w:rPr>
+          <w:rFonts w:ascii="Arial" w:hAnsi="Arial" w:cs="Arial"/>
+          <w:i/>
+        </w:rPr>
+        <w:t xml:space="preserve"> exportações.</w:t>
       </w:r>
     </w:p>
     <w:p>
       <w:pPr>
         <w:jc w:val="both"/>
         <w:rPr>
-          <w:i w:val="1"/>
-        </w:rPr>
-      </w:pPr>
-      <w:r>
-        <w:rPr>
-          <w:rtl w:val="0"/>
-        </w:rPr>
-      </w:r>
+          <w:rFonts w:ascii="Arial" w:hAnsi="Arial" w:cs="Arial"/>
+          <w:i/>
+        </w:rPr>
+      </w:pPr>
     </w:p>
     <w:p>
       <w:pPr>
         <w:jc w:val="center"/>
-        <w:rPr/>
-      </w:pPr>
-      <w:r>
-        <w:rPr/>
+        <w:rPr>
+          <w:rFonts w:ascii="Arial" w:hAnsi="Arial" w:cs="Arial"/>
+        </w:rPr>
+      </w:pPr>
+      <w:r>
+        <w:rPr>
+          <w:rFonts w:ascii="Arial" w:hAnsi="Arial" w:cs="Arial"/>
+          <w:noProof/>
+        </w:rPr>
+        <w:lastRenderedPageBreak/>
         <w:drawing>
-          <wp:inline distB="114300" distT="114300" distL="114300" distR="114300">
+          <wp:inline distT="114300" distB="114300" distL="114300" distR="114300" wp14:anchorId="3C3844BB" wp14:editId="1D768F61">
             <wp:extent cx="3181350" cy="638175"/>
-            <wp:effectExtent b="0" l="0" r="0" t="0"/>
+            <wp:effectExtent l="0" t="0" r="0" b="0"/>
             <wp:docPr id="2" name="image2.png"/>
-            <a:graphic>
+            <wp:cNvGraphicFramePr/>
+            <a:graphic xmlns:a="http://schemas.openxmlformats.org/drawingml/2006/main">
               <a:graphicData uri="http://schemas.openxmlformats.org/drawingml/2006/picture">
-                <pic:pic>
+                <pic:pic xmlns:pic="http://schemas.openxmlformats.org/drawingml/2006/picture">
                   <pic:nvPicPr>
                     <pic:cNvPr id="0" name="image2.png"/>
                     <pic:cNvPicPr preferRelativeResize="0"/>
                   </pic:nvPicPr>
                   <pic:blipFill>
-                    <a:blip r:embed="rId9"/>
-                    <a:srcRect b="0" l="0" r="0" t="0"/>
+                    <a:blip r:embed="rId10"/>
+                    <a:srcRect/>
                     <a:stretch>
                       <a:fillRect/>
                     </a:stretch>
@@ -287,7 +315,9 @@
                       <a:off x="0" y="0"/>
                       <a:ext cx="3181350" cy="638175"/>
                     </a:xfrm>
-                    <a:prstGeom prst="rect"/>
+                    <a:prstGeom prst="rect">
+                      <a:avLst/>
+                    </a:prstGeom>
                     <a:ln/>
                   </pic:spPr>
                 </pic:pic>
@@ -296,46 +326,43 @@
           </wp:inline>
         </w:drawing>
       </w:r>
-      <w:r>
-        <w:rPr>
-          <w:rtl w:val="0"/>
-        </w:rPr>
-      </w:r>
-    </w:p>
-    <w:p>
-      <w:pPr>
-        <w:ind w:left="0" w:firstLine="0"/>
+    </w:p>
+    <w:p>
+      <w:pPr>
         <w:jc w:val="both"/>
-        <w:rPr/>
-      </w:pPr>
-      <w:r>
-        <w:rPr>
-          <w:rtl w:val="0"/>
-        </w:rPr>
-      </w:r>
+        <w:rPr>
+          <w:rFonts w:ascii="Arial" w:hAnsi="Arial" w:cs="Arial"/>
+        </w:rPr>
+      </w:pPr>
     </w:p>
     <w:p>
       <w:pPr>
         <w:jc w:val="center"/>
-        <w:rPr/>
-      </w:pPr>
-      <w:r>
-        <w:rPr/>
+        <w:rPr>
+          <w:rFonts w:ascii="Arial" w:hAnsi="Arial" w:cs="Arial"/>
+        </w:rPr>
+      </w:pPr>
+      <w:r>
+        <w:rPr>
+          <w:rFonts w:ascii="Arial" w:hAnsi="Arial" w:cs="Arial"/>
+          <w:noProof/>
+        </w:rPr>
         <w:drawing>
-          <wp:inline distB="114300" distT="114300" distL="114300" distR="114300">
+          <wp:inline distT="114300" distB="114300" distL="114300" distR="114300" wp14:anchorId="154320DA" wp14:editId="700E79E0">
             <wp:extent cx="2591680" cy="1818723"/>
-            <wp:effectExtent b="0" l="0" r="0" t="0"/>
+            <wp:effectExtent l="0" t="0" r="0" b="0"/>
             <wp:docPr id="1" name="image1.png"/>
-            <a:graphic>
+            <wp:cNvGraphicFramePr/>
+            <a:graphic xmlns:a="http://schemas.openxmlformats.org/drawingml/2006/main">
               <a:graphicData uri="http://schemas.openxmlformats.org/drawingml/2006/picture">
-                <pic:pic>
+                <pic:pic xmlns:pic="http://schemas.openxmlformats.org/drawingml/2006/picture">
                   <pic:nvPicPr>
                     <pic:cNvPr id="0" name="image1.png"/>
                     <pic:cNvPicPr preferRelativeResize="0"/>
                   </pic:nvPicPr>
                   <pic:blipFill>
-                    <a:blip r:embed="rId10"/>
-                    <a:srcRect b="0" l="0" r="0" t="0"/>
+                    <a:blip r:embed="rId11"/>
+                    <a:srcRect/>
                     <a:stretch>
                       <a:fillRect/>
                     </a:stretch>
@@ -345,7 +372,9 @@
                       <a:off x="0" y="0"/>
                       <a:ext cx="2591680" cy="1818723"/>
                     </a:xfrm>
-                    <a:prstGeom prst="rect"/>
+                    <a:prstGeom prst="rect">
+                      <a:avLst/>
+                    </a:prstGeom>
                     <a:ln/>
                   </pic:spPr>
                 </pic:pic>
@@ -354,290 +383,959 @@
           </wp:inline>
         </w:drawing>
       </w:r>
-      <w:r>
-        <w:rPr>
-          <w:rtl w:val="0"/>
-        </w:rPr>
-      </w:r>
     </w:p>
     <w:p>
       <w:pPr>
         <w:jc w:val="center"/>
-        <w:rPr/>
-      </w:pPr>
-      <w:r>
-        <w:rPr>
-          <w:rtl w:val="0"/>
-        </w:rPr>
-      </w:r>
-    </w:p>
-    <w:p>
-      <w:pPr>
-        <w:keepNext w:val="0"/>
-        <w:keepLines w:val="0"/>
-        <w:pageBreakBefore w:val="0"/>
-        <w:widowControl w:val="1"/>
+        <w:rPr>
+          <w:rFonts w:ascii="Arial" w:hAnsi="Arial" w:cs="Arial"/>
+        </w:rPr>
+      </w:pPr>
+    </w:p>
+    <w:p>
+      <w:pPr>
         <w:numPr>
           <w:ilvl w:val="0"/>
           <w:numId w:val="1"/>
         </w:numPr>
         <w:pBdr>
-          <w:top w:space="0" w:sz="0" w:val="nil"/>
-          <w:left w:space="0" w:sz="0" w:val="nil"/>
-          <w:bottom w:space="0" w:sz="0" w:val="nil"/>
-          <w:right w:space="0" w:sz="0" w:val="nil"/>
-          <w:between w:space="0" w:sz="0" w:val="nil"/>
+          <w:top w:val="nil"/>
+          <w:left w:val="nil"/>
+          <w:bottom w:val="nil"/>
+          <w:right w:val="nil"/>
+          <w:between w:val="nil"/>
         </w:pBdr>
-        <w:shd w:fill="auto" w:val="clear"/>
-        <w:spacing w:after="160" w:before="0" w:line="259" w:lineRule="auto"/>
-        <w:ind w:left="720" w:right="0" w:hanging="360"/>
-        <w:jc w:val="left"/>
-        <w:rPr>
-          <w:b w:val="1"/>
+        <w:rPr>
+          <w:rFonts w:ascii="Arial" w:hAnsi="Arial" w:cs="Arial"/>
+          <w:b/>
           <w:sz w:val="28"/>
           <w:szCs w:val="28"/>
         </w:rPr>
       </w:pPr>
       <w:r>
         <w:rPr>
-          <w:b w:val="1"/>
+          <w:rFonts w:ascii="Arial" w:hAnsi="Arial" w:cs="Arial"/>
+          <w:b/>
           <w:sz w:val="28"/>
           <w:szCs w:val="28"/>
-          <w:rtl w:val="0"/>
         </w:rPr>
         <w:t xml:space="preserve">Análise Exploratória </w:t>
       </w:r>
-      <w:r>
-        <w:rPr>
-          <w:rtl w:val="0"/>
-        </w:rPr>
-      </w:r>
     </w:p>
     <w:p>
       <w:pPr>
         <w:ind w:firstLine="720"/>
         <w:jc w:val="both"/>
         <w:rPr>
-          <w:sz w:val="21"/>
-          <w:szCs w:val="21"/>
-          <w:highlight w:val="white"/>
-        </w:rPr>
-      </w:pPr>
-      <w:r>
-        <w:rPr>
-          <w:rtl w:val="0"/>
-        </w:rPr>
-        <w:t xml:space="preserve">Neste período foram exportados aproximadamente </w:t>
-      </w:r>
-      <w:r>
-        <w:rPr>
-          <w:sz w:val="21"/>
-          <w:szCs w:val="21"/>
-          <w:highlight w:val="white"/>
-          <w:rtl w:val="0"/>
-        </w:rPr>
-        <w:t xml:space="preserve">88 milhões de litros, resultando em um</w:t>
-      </w:r>
-      <w:r>
-        <w:rPr>
-          <w:rtl w:val="0"/>
+          <w:rFonts w:ascii="Arial" w:hAnsi="Arial" w:cs="Arial"/>
+        </w:rPr>
+      </w:pPr>
+      <w:r>
+        <w:rPr>
+          <w:rFonts w:ascii="Arial" w:hAnsi="Arial" w:cs="Arial"/>
+        </w:rPr>
+        <w:t>Neste período foram exportados aproximadamente 88 milhões de litros, resultando em um montante de venda de 112,6 milhões de dólares.</w:t>
+      </w:r>
+      <w:r>
+        <w:rPr>
+          <w:rFonts w:ascii="Arial" w:hAnsi="Arial" w:cs="Arial"/>
         </w:rPr>
         <w:t xml:space="preserve"> </w:t>
       </w:r>
-      <w:r>
-        <w:rPr>
-          <w:rtl w:val="0"/>
-        </w:rPr>
-        <w:t xml:space="preserve">montante de venda de </w:t>
-      </w:r>
-      <w:r>
-        <w:rPr>
-          <w:rtl w:val="0"/>
-        </w:rPr>
-        <w:t xml:space="preserve">112,6</w:t>
-      </w:r>
-      <w:r>
-        <w:rPr>
-          <w:rtl w:val="0"/>
+    </w:p>
+    <w:p>
+      <w:pPr>
+        <w:ind w:firstLine="720"/>
+        <w:jc w:val="both"/>
+        <w:rPr>
+          <w:rFonts w:ascii="Arial" w:hAnsi="Arial" w:cs="Arial"/>
+        </w:rPr>
+      </w:pPr>
+      <w:r>
+        <w:rPr>
+          <w:rFonts w:ascii="Arial" w:hAnsi="Arial" w:cs="Arial"/>
+        </w:rPr>
+        <w:t xml:space="preserve">O Paraguai e a Rússia lideram o ranking dos 10 países que mais importam o vinho brasileiro, </w:t>
+      </w:r>
+      <w:r>
+        <w:rPr>
+          <w:rFonts w:ascii="Arial" w:hAnsi="Arial" w:cs="Arial"/>
+        </w:rPr>
+        <w:t>e</w:t>
+      </w:r>
+      <w:r>
+        <w:rPr>
+          <w:rFonts w:ascii="Arial" w:hAnsi="Arial" w:cs="Arial"/>
+        </w:rPr>
+        <w:t xml:space="preserve"> no</w:t>
+      </w:r>
+      <w:r>
+        <w:rPr>
+          <w:rFonts w:ascii="Arial" w:hAnsi="Arial" w:cs="Arial"/>
         </w:rPr>
         <w:t xml:space="preserve"> </w:t>
       </w:r>
       <w:r>
         <w:rPr>
-          <w:sz w:val="21"/>
-          <w:szCs w:val="21"/>
-          <w:highlight w:val="white"/>
-          <w:rtl w:val="0"/>
-        </w:rPr>
-        <w:t xml:space="preserve">milhões de dólares.</w:t>
-      </w:r>
-    </w:p>
-    <w:p>
-      <w:pPr>
-        <w:ind w:firstLine="720"/>
-        <w:jc w:val="center"/>
-        <w:rPr>
-          <w:sz w:val="21"/>
-          <w:szCs w:val="21"/>
-          <w:highlight w:val="white"/>
-        </w:rPr>
-      </w:pPr>
-      <w:r>
-        <w:rPr>
-          <w:sz w:val="21"/>
-          <w:szCs w:val="21"/>
-          <w:highlight w:val="white"/>
-          <w:rtl w:val="0"/>
-        </w:rPr>
-        <w:t xml:space="preserve"> </w:t>
-      </w:r>
-      <w:r>
-        <w:rPr>
+          <w:rFonts w:ascii="Arial" w:hAnsi="Arial" w:cs="Arial"/>
+        </w:rPr>
+        <w:t>último ano analisado</w:t>
+      </w:r>
+      <w:r>
+        <w:rPr>
+          <w:rFonts w:ascii="Arial" w:hAnsi="Arial" w:cs="Arial"/>
+        </w:rPr>
+        <w:t xml:space="preserve"> o tem </w:t>
+      </w:r>
+      <w:r>
+        <w:rPr>
+          <w:rFonts w:ascii="Arial" w:hAnsi="Arial" w:cs="Arial"/>
+        </w:rPr>
+        <w:t xml:space="preserve">vendido a granel por US$ 1,41 e </w:t>
+      </w:r>
+      <w:r>
+        <w:rPr>
+          <w:rFonts w:ascii="Arial" w:hAnsi="Arial" w:cs="Arial"/>
+        </w:rPr>
+        <w:t>US$ 1,</w:t>
+      </w:r>
+      <w:r>
+        <w:rPr>
+          <w:rFonts w:ascii="Arial" w:hAnsi="Arial" w:cs="Arial"/>
+        </w:rPr>
+        <w:t>80 o litro, respectivamente.</w:t>
+      </w:r>
+    </w:p>
+    <w:p>
+      <w:pPr>
+        <w:ind w:firstLine="720"/>
+        <w:jc w:val="both"/>
+        <w:rPr>
+          <w:rFonts w:ascii="Arial" w:hAnsi="Arial" w:cs="Arial"/>
+          <w:sz w:val="21"/>
+          <w:szCs w:val="21"/>
+          <w:highlight w:val="white"/>
+        </w:rPr>
+      </w:pPr>
+      <w:r>
+        <w:rPr>
+          <w:rFonts w:ascii="Arial" w:hAnsi="Arial" w:cs="Arial"/>
+          <w:noProof/>
           <w:sz w:val="21"/>
           <w:szCs w:val="21"/>
           <w:highlight w:val="white"/>
         </w:rPr>
         <w:drawing>
-          <wp:inline distB="114300" distT="114300" distL="114300" distR="114300">
-            <wp:extent cx="5399730" cy="2794000"/>
-            <wp:effectExtent b="0" l="0" r="0" t="0"/>
-            <wp:docPr id="4" name="image5.png"/>
-            <a:graphic>
+          <wp:anchor distT="0" distB="0" distL="114300" distR="114300" simplePos="0" relativeHeight="251658240" behindDoc="1" locked="0" layoutInCell="1" allowOverlap="1" wp14:anchorId="78F7EB5F" wp14:editId="70CF6743">
+            <wp:simplePos x="0" y="0"/>
+            <wp:positionH relativeFrom="margin">
+              <wp:posOffset>26335</wp:posOffset>
+            </wp:positionH>
+            <wp:positionV relativeFrom="page">
+              <wp:posOffset>5985223</wp:posOffset>
+            </wp:positionV>
+            <wp:extent cx="5400040" cy="3398520"/>
+            <wp:effectExtent l="0" t="0" r="0" b="0"/>
+            <wp:wrapTight wrapText="bothSides">
+              <wp:wrapPolygon edited="0">
+                <wp:start x="7391" y="0"/>
+                <wp:lineTo x="5258" y="969"/>
+                <wp:lineTo x="4191" y="1574"/>
+                <wp:lineTo x="4115" y="3753"/>
+                <wp:lineTo x="4267" y="4117"/>
+                <wp:lineTo x="5029" y="4117"/>
+                <wp:lineTo x="76" y="5085"/>
+                <wp:lineTo x="76" y="5691"/>
+                <wp:lineTo x="5029" y="6054"/>
+                <wp:lineTo x="3048" y="6659"/>
+                <wp:lineTo x="3048" y="7386"/>
+                <wp:lineTo x="5029" y="7991"/>
+                <wp:lineTo x="3734" y="8475"/>
+                <wp:lineTo x="3734" y="8960"/>
+                <wp:lineTo x="5029" y="9928"/>
+                <wp:lineTo x="3277" y="10049"/>
+                <wp:lineTo x="3277" y="10655"/>
+                <wp:lineTo x="5029" y="11865"/>
+                <wp:lineTo x="4267" y="11865"/>
+                <wp:lineTo x="2743" y="13197"/>
+                <wp:lineTo x="2743" y="13924"/>
+                <wp:lineTo x="3886" y="15740"/>
+                <wp:lineTo x="3658" y="17435"/>
+                <wp:lineTo x="3810" y="17677"/>
+                <wp:lineTo x="5029" y="17677"/>
+                <wp:lineTo x="4953" y="18767"/>
+                <wp:lineTo x="5715" y="19614"/>
+                <wp:lineTo x="6629" y="19614"/>
+                <wp:lineTo x="6401" y="20220"/>
+                <wp:lineTo x="6858" y="20583"/>
+                <wp:lineTo x="11125" y="21430"/>
+                <wp:lineTo x="15240" y="21430"/>
+                <wp:lineTo x="17754" y="21188"/>
+                <wp:lineTo x="21031" y="20341"/>
+                <wp:lineTo x="20955" y="19614"/>
+                <wp:lineTo x="21260" y="19614"/>
+                <wp:lineTo x="21336" y="18767"/>
+                <wp:lineTo x="21260" y="1211"/>
+                <wp:lineTo x="20879" y="969"/>
+                <wp:lineTo x="18440" y="0"/>
+                <wp:lineTo x="7391" y="0"/>
+              </wp:wrapPolygon>
+            </wp:wrapTight>
+            <wp:docPr id="8" name="Imagem 8"/>
+            <wp:cNvGraphicFramePr>
+              <a:graphicFrameLocks xmlns:a="http://schemas.openxmlformats.org/drawingml/2006/main" noChangeAspect="1"/>
+            </wp:cNvGraphicFramePr>
+            <a:graphic xmlns:a="http://schemas.openxmlformats.org/drawingml/2006/main">
               <a:graphicData uri="http://schemas.openxmlformats.org/drawingml/2006/picture">
-                <pic:pic>
+                <pic:pic xmlns:pic="http://schemas.openxmlformats.org/drawingml/2006/picture">
                   <pic:nvPicPr>
-                    <pic:cNvPr id="0" name="image5.png"/>
-                    <pic:cNvPicPr preferRelativeResize="0"/>
+                    <pic:cNvPr id="0" name="Picture 1"/>
+                    <pic:cNvPicPr>
+                      <a:picLocks noChangeAspect="1" noChangeArrowheads="1"/>
+                    </pic:cNvPicPr>
                   </pic:nvPicPr>
                   <pic:blipFill>
-                    <a:blip r:embed="rId11"/>
-                    <a:srcRect b="0" l="0" r="0" t="0"/>
+                    <a:blip r:embed="rId12">
+                      <a:extLst>
+                        <a:ext uri="{28A0092B-C50C-407E-A947-70E740481C1C}">
+                          <a14:useLocalDpi xmlns:a14="http://schemas.microsoft.com/office/drawing/2010/main" val="0"/>
+                        </a:ext>
+                      </a:extLst>
+                    </a:blip>
+                    <a:srcRect/>
                     <a:stretch>
                       <a:fillRect/>
                     </a:stretch>
                   </pic:blipFill>
-                  <pic:spPr>
+                  <pic:spPr bwMode="auto">
                     <a:xfrm>
                       <a:off x="0" y="0"/>
-                      <a:ext cx="5399730" cy="2794000"/>
+                      <a:ext cx="5400040" cy="3398520"/>
                     </a:xfrm>
-                    <a:prstGeom prst="rect"/>
-                    <a:ln/>
+                    <a:prstGeom prst="rect">
+                      <a:avLst/>
+                    </a:prstGeom>
+                    <a:noFill/>
+                    <a:ln>
+                      <a:noFill/>
+                    </a:ln>
                   </pic:spPr>
                 </pic:pic>
               </a:graphicData>
             </a:graphic>
-          </wp:inline>
+          </wp:anchor>
         </w:drawing>
       </w:r>
-      <w:r>
-        <w:rPr>
-          <w:rtl w:val="0"/>
-        </w:rPr>
-      </w:r>
+    </w:p>
+    <w:p>
+      <w:pPr>
+        <w:ind w:firstLine="720"/>
+        <w:jc w:val="both"/>
+        <w:rPr>
+          <w:rFonts w:ascii="Arial" w:hAnsi="Arial" w:cs="Arial"/>
+          <w:sz w:val="21"/>
+          <w:szCs w:val="21"/>
+          <w:highlight w:val="white"/>
+        </w:rPr>
+      </w:pPr>
+    </w:p>
+    <w:p>
+      <w:pPr>
+        <w:ind w:firstLine="720"/>
+        <w:jc w:val="both"/>
+        <w:rPr>
+          <w:rFonts w:ascii="Arial" w:hAnsi="Arial" w:cs="Arial"/>
+          <w:sz w:val="21"/>
+          <w:szCs w:val="21"/>
+          <w:highlight w:val="white"/>
+        </w:rPr>
+      </w:pPr>
+    </w:p>
+    <w:p>
+      <w:pPr>
+        <w:ind w:firstLine="720"/>
+        <w:rPr>
+          <w:rFonts w:ascii="Arial" w:hAnsi="Arial" w:cs="Arial"/>
+          <w:sz w:val="21"/>
+          <w:szCs w:val="21"/>
+          <w:highlight w:val="white"/>
+        </w:rPr>
+      </w:pPr>
     </w:p>
     <w:p>
       <w:pPr>
         <w:ind w:firstLine="720"/>
         <w:jc w:val="center"/>
         <w:rPr>
-          <w:sz w:val="21"/>
-          <w:szCs w:val="21"/>
-          <w:highlight w:val="white"/>
-        </w:rPr>
-      </w:pPr>
-      <w:r>
-        <w:rPr>
-          <w:sz w:val="21"/>
-          <w:szCs w:val="21"/>
-          <w:highlight w:val="white"/>
-        </w:rPr>
+          <w:rFonts w:ascii="Arial" w:hAnsi="Arial" w:cs="Arial"/>
+          <w:sz w:val="21"/>
+          <w:szCs w:val="21"/>
+          <w:highlight w:val="white"/>
+        </w:rPr>
+      </w:pPr>
+      <w:r>
+        <w:rPr>
+          <w:rFonts w:ascii="Arial" w:hAnsi="Arial" w:cs="Arial"/>
+          <w:sz w:val="21"/>
+          <w:szCs w:val="21"/>
+          <w:highlight w:val="white"/>
+        </w:rPr>
+        <w:t xml:space="preserve"> </w:t>
+      </w:r>
+    </w:p>
+    <w:p>
+      <w:pPr>
+        <w:ind w:firstLine="720"/>
+        <w:jc w:val="center"/>
+        <w:rPr>
+          <w:rFonts w:ascii="Arial" w:hAnsi="Arial" w:cs="Arial"/>
+          <w:noProof/>
+          <w:sz w:val="21"/>
+          <w:szCs w:val="21"/>
+          <w:highlight w:val="white"/>
+        </w:rPr>
+      </w:pPr>
+    </w:p>
+    <w:p>
+      <w:pPr>
+        <w:ind w:firstLine="720"/>
+        <w:jc w:val="center"/>
+        <w:rPr>
+          <w:rFonts w:ascii="Arial" w:hAnsi="Arial" w:cs="Arial"/>
+          <w:noProof/>
+          <w:sz w:val="21"/>
+          <w:szCs w:val="21"/>
+          <w:highlight w:val="white"/>
+        </w:rPr>
+      </w:pPr>
+    </w:p>
+    <w:p>
+      <w:pPr>
+        <w:ind w:firstLine="720"/>
+        <w:jc w:val="center"/>
+        <w:rPr>
+          <w:rFonts w:ascii="Arial" w:hAnsi="Arial" w:cs="Arial"/>
+          <w:noProof/>
+          <w:sz w:val="21"/>
+          <w:szCs w:val="21"/>
+          <w:highlight w:val="white"/>
+        </w:rPr>
+      </w:pPr>
+    </w:p>
+    <w:p>
+      <w:pPr>
+        <w:ind w:firstLine="720"/>
+        <w:jc w:val="center"/>
+        <w:rPr>
+          <w:rFonts w:ascii="Arial" w:hAnsi="Arial" w:cs="Arial"/>
+          <w:noProof/>
+          <w:sz w:val="21"/>
+          <w:szCs w:val="21"/>
+          <w:highlight w:val="white"/>
+        </w:rPr>
+      </w:pPr>
+    </w:p>
+    <w:p>
+      <w:pPr>
+        <w:ind w:firstLine="720"/>
+        <w:jc w:val="center"/>
+        <w:rPr>
+          <w:rFonts w:ascii="Arial" w:hAnsi="Arial" w:cs="Arial"/>
+          <w:sz w:val="21"/>
+          <w:szCs w:val="21"/>
+          <w:highlight w:val="white"/>
+        </w:rPr>
+      </w:pPr>
+    </w:p>
+    <w:p>
+      <w:pPr>
+        <w:ind w:firstLine="720"/>
+        <w:jc w:val="center"/>
+        <w:rPr>
+          <w:rFonts w:ascii="Arial" w:hAnsi="Arial" w:cs="Arial"/>
+          <w:sz w:val="21"/>
+          <w:szCs w:val="21"/>
+          <w:highlight w:val="white"/>
+        </w:rPr>
+      </w:pPr>
+    </w:p>
+    <w:p>
+      <w:pPr>
+        <w:ind w:firstLine="720"/>
+        <w:jc w:val="center"/>
+        <w:rPr>
+          <w:rFonts w:ascii="Arial" w:hAnsi="Arial" w:cs="Arial"/>
+          <w:sz w:val="21"/>
+          <w:szCs w:val="21"/>
+          <w:highlight w:val="white"/>
+        </w:rPr>
+      </w:pPr>
+    </w:p>
+    <w:p>
+      <w:pPr>
+        <w:ind w:firstLine="720"/>
+        <w:jc w:val="center"/>
+        <w:rPr>
+          <w:rFonts w:ascii="Arial" w:hAnsi="Arial" w:cs="Arial"/>
+          <w:sz w:val="21"/>
+          <w:szCs w:val="21"/>
+          <w:highlight w:val="white"/>
+        </w:rPr>
+      </w:pPr>
+    </w:p>
+    <w:p>
+      <w:pPr>
+        <w:rPr>
+          <w:rFonts w:ascii="Arial" w:hAnsi="Arial" w:cs="Arial"/>
+          <w:sz w:val="21"/>
+          <w:szCs w:val="21"/>
+          <w:highlight w:val="white"/>
+        </w:rPr>
+      </w:pPr>
+      <w:r>
+        <w:rPr>
+          <w:rFonts w:ascii="Arial" w:hAnsi="Arial" w:cs="Arial"/>
+          <w:noProof/>
+          <w:sz w:val="21"/>
+          <w:szCs w:val="21"/>
+          <w:highlight w:val="white"/>
+        </w:rPr>
+        <w:lastRenderedPageBreak/>
         <w:drawing>
-          <wp:inline distB="114300" distT="114300" distL="114300" distR="114300">
-            <wp:extent cx="4282440" cy="2895600"/>
-            <wp:effectExtent b="0" l="0" r="0" t="0"/>
-            <wp:docPr id="7" name="image4.png"/>
-            <a:graphic>
+          <wp:anchor distT="0" distB="0" distL="114300" distR="114300" simplePos="0" relativeHeight="251659264" behindDoc="1" locked="0" layoutInCell="1" allowOverlap="1" wp14:anchorId="2DED480C" wp14:editId="7DF88754">
+            <wp:simplePos x="0" y="0"/>
+            <wp:positionH relativeFrom="margin">
+              <wp:align>right</wp:align>
+            </wp:positionH>
+            <wp:positionV relativeFrom="margin">
+              <wp:align>top</wp:align>
+            </wp:positionV>
+            <wp:extent cx="5400040" cy="3416935"/>
+            <wp:effectExtent l="0" t="0" r="0" b="0"/>
+            <wp:wrapTight wrapText="bothSides">
+              <wp:wrapPolygon edited="0">
+                <wp:start x="7315" y="0"/>
+                <wp:lineTo x="0" y="1686"/>
+                <wp:lineTo x="0" y="2408"/>
+                <wp:lineTo x="4420" y="4094"/>
+                <wp:lineTo x="5029" y="4094"/>
+                <wp:lineTo x="3048" y="5058"/>
+                <wp:lineTo x="3048" y="5660"/>
+                <wp:lineTo x="5029" y="6021"/>
+                <wp:lineTo x="3277" y="6864"/>
+                <wp:lineTo x="3277" y="7346"/>
+                <wp:lineTo x="5029" y="7948"/>
+                <wp:lineTo x="4267" y="8550"/>
+                <wp:lineTo x="4267" y="8911"/>
+                <wp:lineTo x="5029" y="9875"/>
+                <wp:lineTo x="3810" y="10116"/>
+                <wp:lineTo x="3810" y="10838"/>
+                <wp:lineTo x="5029" y="11802"/>
+                <wp:lineTo x="4267" y="11922"/>
+                <wp:lineTo x="2743" y="13247"/>
+                <wp:lineTo x="2743" y="13849"/>
+                <wp:lineTo x="3581" y="15655"/>
+                <wp:lineTo x="3658" y="16980"/>
+                <wp:lineTo x="4115" y="17582"/>
+                <wp:lineTo x="5029" y="17582"/>
+                <wp:lineTo x="4953" y="18786"/>
+                <wp:lineTo x="5639" y="19509"/>
+                <wp:lineTo x="6706" y="19509"/>
+                <wp:lineTo x="6401" y="20111"/>
+                <wp:lineTo x="6858" y="20592"/>
+                <wp:lineTo x="11430" y="21435"/>
+                <wp:lineTo x="15087" y="21435"/>
+                <wp:lineTo x="17907" y="21195"/>
+                <wp:lineTo x="21031" y="20352"/>
+                <wp:lineTo x="21183" y="19509"/>
+                <wp:lineTo x="21336" y="18545"/>
+                <wp:lineTo x="21336" y="1204"/>
+                <wp:lineTo x="20955" y="963"/>
+                <wp:lineTo x="18593" y="0"/>
+                <wp:lineTo x="7315" y="0"/>
+              </wp:wrapPolygon>
+            </wp:wrapTight>
+            <wp:docPr id="9" name="Imagem 9"/>
+            <wp:cNvGraphicFramePr>
+              <a:graphicFrameLocks xmlns:a="http://schemas.openxmlformats.org/drawingml/2006/main" noChangeAspect="1"/>
+            </wp:cNvGraphicFramePr>
+            <a:graphic xmlns:a="http://schemas.openxmlformats.org/drawingml/2006/main">
               <a:graphicData uri="http://schemas.openxmlformats.org/drawingml/2006/picture">
-                <pic:pic>
+                <pic:pic xmlns:pic="http://schemas.openxmlformats.org/drawingml/2006/picture">
                   <pic:nvPicPr>
-                    <pic:cNvPr id="0" name="image4.png"/>
-                    <pic:cNvPicPr preferRelativeResize="0"/>
+                    <pic:cNvPr id="0" name="Picture 3"/>
+                    <pic:cNvPicPr>
+                      <a:picLocks noChangeAspect="1" noChangeArrowheads="1"/>
+                    </pic:cNvPicPr>
                   </pic:nvPicPr>
                   <pic:blipFill>
-                    <a:blip r:embed="rId12"/>
-                    <a:srcRect b="0" l="12518" r="-904" t="0"/>
+                    <a:blip r:embed="rId13">
+                      <a:extLst>
+                        <a:ext uri="{28A0092B-C50C-407E-A947-70E740481C1C}">
+                          <a14:useLocalDpi xmlns:a14="http://schemas.microsoft.com/office/drawing/2010/main" val="0"/>
+                        </a:ext>
+                      </a:extLst>
+                    </a:blip>
+                    <a:srcRect/>
                     <a:stretch>
                       <a:fillRect/>
                     </a:stretch>
                   </pic:blipFill>
-                  <pic:spPr>
+                  <pic:spPr bwMode="auto">
                     <a:xfrm>
                       <a:off x="0" y="0"/>
-                      <a:ext cx="4282440" cy="2895600"/>
+                      <a:ext cx="5400040" cy="3416935"/>
                     </a:xfrm>
-                    <a:prstGeom prst="rect"/>
-                    <a:ln/>
+                    <a:prstGeom prst="rect">
+                      <a:avLst/>
+                    </a:prstGeom>
+                    <a:noFill/>
+                    <a:ln>
+                      <a:noFill/>
+                    </a:ln>
                   </pic:spPr>
                 </pic:pic>
               </a:graphicData>
             </a:graphic>
-          </wp:inline>
+          </wp:anchor>
         </w:drawing>
       </w:r>
-      <w:r>
-        <w:rPr>
-          <w:rtl w:val="0"/>
-        </w:rPr>
-      </w:r>
     </w:p>
     <w:p>
       <w:pPr>
         <w:ind w:firstLine="720"/>
         <w:jc w:val="center"/>
         <w:rPr>
-          <w:sz w:val="21"/>
-          <w:szCs w:val="21"/>
-          <w:highlight w:val="white"/>
-        </w:rPr>
-      </w:pPr>
-      <w:r>
-        <w:rPr>
-          <w:rtl w:val="0"/>
-        </w:rPr>
-      </w:r>
+          <w:rFonts w:ascii="Arial" w:hAnsi="Arial" w:cs="Arial"/>
+          <w:sz w:val="21"/>
+          <w:szCs w:val="21"/>
+          <w:highlight w:val="white"/>
+        </w:rPr>
+      </w:pPr>
     </w:p>
     <w:p>
       <w:pPr>
         <w:ind w:firstLine="720"/>
         <w:jc w:val="center"/>
         <w:rPr>
-          <w:sz w:val="21"/>
-          <w:szCs w:val="21"/>
-          <w:highlight w:val="white"/>
-        </w:rPr>
-      </w:pPr>
-      <w:r>
-        <w:rPr>
-          <w:sz w:val="21"/>
-          <w:szCs w:val="21"/>
-          <w:highlight w:val="white"/>
-        </w:rPr>
+          <w:rFonts w:ascii="Arial" w:hAnsi="Arial" w:cs="Arial"/>
+          <w:sz w:val="21"/>
+          <w:szCs w:val="21"/>
+          <w:highlight w:val="white"/>
+        </w:rPr>
+      </w:pPr>
+    </w:p>
+    <w:p>
+      <w:pPr>
+        <w:ind w:firstLine="720"/>
+        <w:jc w:val="center"/>
+        <w:rPr>
+          <w:rFonts w:ascii="Arial" w:hAnsi="Arial" w:cs="Arial"/>
+          <w:sz w:val="21"/>
+          <w:szCs w:val="21"/>
+          <w:highlight w:val="white"/>
+        </w:rPr>
+      </w:pPr>
+    </w:p>
+    <w:p>
+      <w:pPr>
+        <w:ind w:firstLine="720"/>
+        <w:jc w:val="center"/>
+        <w:rPr>
+          <w:rFonts w:ascii="Arial" w:hAnsi="Arial" w:cs="Arial"/>
+          <w:sz w:val="21"/>
+          <w:szCs w:val="21"/>
+          <w:highlight w:val="white"/>
+        </w:rPr>
+      </w:pPr>
+    </w:p>
+    <w:p>
+      <w:pPr>
+        <w:ind w:firstLine="720"/>
+        <w:jc w:val="center"/>
+        <w:rPr>
+          <w:rFonts w:ascii="Arial" w:hAnsi="Arial" w:cs="Arial"/>
+          <w:sz w:val="21"/>
+          <w:szCs w:val="21"/>
+          <w:highlight w:val="white"/>
+        </w:rPr>
+      </w:pPr>
+    </w:p>
+    <w:p>
+      <w:pPr>
+        <w:ind w:firstLine="720"/>
+        <w:jc w:val="center"/>
+        <w:rPr>
+          <w:rFonts w:ascii="Arial" w:hAnsi="Arial" w:cs="Arial"/>
+          <w:sz w:val="21"/>
+          <w:szCs w:val="21"/>
+          <w:highlight w:val="white"/>
+        </w:rPr>
+      </w:pPr>
+    </w:p>
+    <w:p>
+      <w:pPr>
+        <w:ind w:firstLine="720"/>
+        <w:jc w:val="center"/>
+        <w:rPr>
+          <w:rFonts w:ascii="Arial" w:hAnsi="Arial" w:cs="Arial"/>
+          <w:sz w:val="21"/>
+          <w:szCs w:val="21"/>
+          <w:highlight w:val="white"/>
+        </w:rPr>
+      </w:pPr>
+    </w:p>
+    <w:p>
+      <w:pPr>
+        <w:ind w:firstLine="720"/>
+        <w:jc w:val="center"/>
+        <w:rPr>
+          <w:rFonts w:ascii="Arial" w:hAnsi="Arial" w:cs="Arial"/>
+          <w:sz w:val="21"/>
+          <w:szCs w:val="21"/>
+          <w:highlight w:val="white"/>
+        </w:rPr>
+      </w:pPr>
+    </w:p>
+    <w:p>
+      <w:pPr>
+        <w:ind w:firstLine="720"/>
+        <w:jc w:val="center"/>
+        <w:rPr>
+          <w:rFonts w:ascii="Arial" w:hAnsi="Arial" w:cs="Arial"/>
+          <w:sz w:val="21"/>
+          <w:szCs w:val="21"/>
+          <w:highlight w:val="white"/>
+        </w:rPr>
+      </w:pPr>
+    </w:p>
+    <w:p>
+      <w:pPr>
+        <w:ind w:firstLine="720"/>
+        <w:jc w:val="center"/>
+        <w:rPr>
+          <w:rFonts w:ascii="Arial" w:hAnsi="Arial" w:cs="Arial"/>
+          <w:sz w:val="21"/>
+          <w:szCs w:val="21"/>
+          <w:highlight w:val="white"/>
+        </w:rPr>
+      </w:pPr>
+    </w:p>
+    <w:p>
+      <w:pPr>
+        <w:ind w:firstLine="720"/>
+        <w:jc w:val="center"/>
+        <w:rPr>
+          <w:rFonts w:ascii="Arial" w:hAnsi="Arial" w:cs="Arial"/>
+          <w:sz w:val="21"/>
+          <w:szCs w:val="21"/>
+          <w:highlight w:val="white"/>
+        </w:rPr>
+      </w:pPr>
+    </w:p>
+    <w:p>
+      <w:pPr>
+        <w:rPr>
+          <w:rFonts w:ascii="Arial" w:hAnsi="Arial" w:cs="Arial"/>
+          <w:sz w:val="21"/>
+          <w:szCs w:val="21"/>
+          <w:highlight w:val="white"/>
+        </w:rPr>
+      </w:pPr>
+    </w:p>
+    <w:p>
+      <w:pPr>
+        <w:rPr>
+          <w:rFonts w:ascii="Arial" w:hAnsi="Arial" w:cs="Arial"/>
+          <w:sz w:val="21"/>
+          <w:szCs w:val="21"/>
+          <w:highlight w:val="white"/>
+        </w:rPr>
+      </w:pPr>
+    </w:p>
+    <w:p>
+      <w:pPr>
+        <w:autoSpaceDE w:val="0"/>
+        <w:autoSpaceDN w:val="0"/>
+        <w:adjustRightInd w:val="0"/>
+        <w:spacing w:after="0" w:line="240" w:lineRule="auto"/>
+        <w:ind w:firstLine="720"/>
+        <w:jc w:val="both"/>
+        <w:rPr>
+          <w:rFonts w:ascii="Arial" w:hAnsi="Arial" w:cs="Arial"/>
+          <w:highlight w:val="white"/>
+        </w:rPr>
+      </w:pPr>
+      <w:r>
+        <w:rPr>
+          <w:rFonts w:ascii="Arial" w:hAnsi="Arial" w:cs="Arial"/>
+          <w:highlight w:val="white"/>
+        </w:rPr>
+        <w:t>O resultado desta liderança p</w:t>
+      </w:r>
+      <w:r>
+        <w:rPr>
+          <w:rFonts w:ascii="Arial" w:hAnsi="Arial" w:cs="Arial"/>
+          <w:highlight w:val="white"/>
+        </w:rPr>
+        <w:t xml:space="preserve">rovavelmente </w:t>
+      </w:r>
+      <w:r>
+        <w:rPr>
+          <w:rFonts w:ascii="Arial" w:hAnsi="Arial" w:cs="Arial"/>
+          <w:highlight w:val="white"/>
+        </w:rPr>
+        <w:t>se ocasiona pelo fato de</w:t>
+      </w:r>
+      <w:r>
+        <w:rPr>
+          <w:rFonts w:ascii="Arial" w:hAnsi="Arial" w:cs="Arial"/>
+          <w:highlight w:val="white"/>
+        </w:rPr>
+        <w:t xml:space="preserve"> serem países onde não há uma produção de vinhos fortalecida</w:t>
+      </w:r>
+      <w:r>
+        <w:rPr>
+          <w:rFonts w:ascii="Arial" w:hAnsi="Arial" w:cs="Arial"/>
+        </w:rPr>
+        <w:t xml:space="preserve">, já que é sabido que na </w:t>
+      </w:r>
+      <w:r>
+        <w:rPr>
+          <w:rFonts w:ascii="Arial" w:hAnsi="Arial" w:cs="Arial"/>
+        </w:rPr>
+        <w:t>Rússia</w:t>
+      </w:r>
+      <w:r>
+        <w:rPr>
+          <w:rFonts w:ascii="Arial" w:hAnsi="Arial" w:cs="Arial"/>
+        </w:rPr>
+        <w:t xml:space="preserve">, por exemplo, </w:t>
+      </w:r>
+      <w:r>
+        <w:rPr>
+          <w:rFonts w:ascii="Arial" w:hAnsi="Arial" w:cs="Arial"/>
+        </w:rPr>
+        <w:t>boa parte dos vinhedos estão acometidos por condições hostis de desenvolvimento com invernos muito rigorosos, solos problemáticos e grandes problemas de sanidade nas bagas.</w:t>
+      </w:r>
+      <w:r>
+        <w:rPr>
+          <w:rFonts w:ascii="Arial" w:hAnsi="Arial" w:cs="Arial"/>
+          <w:highlight w:val="white"/>
+        </w:rPr>
+        <w:t xml:space="preserve"> E</w:t>
+      </w:r>
+      <w:r>
+        <w:rPr>
+          <w:rFonts w:ascii="Arial" w:hAnsi="Arial" w:cs="Arial"/>
+          <w:highlight w:val="white"/>
+        </w:rPr>
+        <w:t xml:space="preserve"> o Paraguai, m</w:t>
+      </w:r>
+      <w:r>
+        <w:rPr>
+          <w:rFonts w:ascii="Arial" w:hAnsi="Arial" w:cs="Arial"/>
+          <w:highlight w:val="white"/>
+        </w:rPr>
+        <w:t xml:space="preserve">esmo com renda </w:t>
+      </w:r>
+      <w:r>
+        <w:rPr>
+          <w:rFonts w:ascii="Arial" w:hAnsi="Arial" w:cs="Arial"/>
+          <w:i/>
+          <w:iCs/>
+          <w:highlight w:val="white"/>
+        </w:rPr>
+        <w:t>per capita</w:t>
+      </w:r>
+      <w:r>
+        <w:rPr>
+          <w:rFonts w:ascii="Arial" w:hAnsi="Arial" w:cs="Arial"/>
+          <w:highlight w:val="white"/>
+        </w:rPr>
+        <w:t xml:space="preserve"> baixa, se explica pelo consumo</w:t>
+      </w:r>
+      <w:r>
+        <w:rPr>
+          <w:rFonts w:ascii="Arial" w:hAnsi="Arial" w:cs="Arial"/>
+          <w:highlight w:val="white"/>
+        </w:rPr>
+        <w:t xml:space="preserve"> </w:t>
+      </w:r>
+      <w:r>
+        <w:rPr>
+          <w:rFonts w:ascii="Arial" w:hAnsi="Arial" w:cs="Arial"/>
+          <w:highlight w:val="white"/>
+        </w:rPr>
+        <w:t>de uma parcela da população que tem poder de</w:t>
+      </w:r>
+      <w:r>
+        <w:rPr>
+          <w:rFonts w:ascii="Arial" w:hAnsi="Arial" w:cs="Arial"/>
+          <w:highlight w:val="white"/>
+        </w:rPr>
+        <w:t xml:space="preserve"> </w:t>
+      </w:r>
+      <w:r>
+        <w:rPr>
+          <w:rFonts w:ascii="Arial" w:hAnsi="Arial" w:cs="Arial"/>
+          <w:highlight w:val="white"/>
+        </w:rPr>
+        <w:t>compra. Adicionalmente, a distância geográfica</w:t>
+      </w:r>
+      <w:r>
+        <w:rPr>
+          <w:rFonts w:ascii="Arial" w:hAnsi="Arial" w:cs="Arial"/>
+          <w:highlight w:val="white"/>
+        </w:rPr>
+        <w:t xml:space="preserve"> </w:t>
+      </w:r>
+      <w:r>
+        <w:rPr>
+          <w:rFonts w:ascii="Arial" w:hAnsi="Arial" w:cs="Arial"/>
+          <w:highlight w:val="white"/>
+        </w:rPr>
+        <w:t>do Paraguai, reduz o custo de transporte, portanto,</w:t>
+      </w:r>
+      <w:r>
+        <w:rPr>
+          <w:rFonts w:ascii="Arial" w:hAnsi="Arial" w:cs="Arial"/>
+          <w:highlight w:val="white"/>
+        </w:rPr>
+        <w:t xml:space="preserve"> </w:t>
+      </w:r>
+      <w:r>
+        <w:rPr>
+          <w:rFonts w:ascii="Arial" w:hAnsi="Arial" w:cs="Arial"/>
+          <w:highlight w:val="white"/>
+        </w:rPr>
+        <w:t>torna-se uma vantagem logística</w:t>
+      </w:r>
+      <w:r>
+        <w:rPr>
+          <w:rFonts w:ascii="Arial" w:hAnsi="Arial" w:cs="Arial"/>
+          <w:highlight w:val="white"/>
+        </w:rPr>
+        <w:t>.</w:t>
+      </w:r>
+    </w:p>
+    <w:p>
+      <w:pPr>
+        <w:ind w:firstLine="720"/>
+        <w:jc w:val="both"/>
+        <w:rPr>
+          <w:rFonts w:ascii="Arial" w:hAnsi="Arial" w:cs="Arial"/>
+        </w:rPr>
+      </w:pPr>
+      <w:r>
+        <w:rPr>
+          <w:rFonts w:ascii="Arial" w:hAnsi="Arial" w:cs="Arial"/>
+        </w:rPr>
+        <w:t>De forma geral,</w:t>
+      </w:r>
+      <w:r>
+        <w:rPr>
+          <w:rFonts w:ascii="Arial" w:hAnsi="Arial" w:cs="Arial"/>
+        </w:rPr>
+        <w:t xml:space="preserve"> </w:t>
+      </w:r>
+      <w:r>
+        <w:rPr>
+          <w:rFonts w:ascii="Arial" w:hAnsi="Arial" w:cs="Arial"/>
+        </w:rPr>
+        <w:t xml:space="preserve">a </w:t>
+      </w:r>
+      <w:r>
+        <w:rPr>
+          <w:rFonts w:ascii="Arial" w:hAnsi="Arial" w:cs="Arial"/>
+        </w:rPr>
+        <w:t>receita apresentou um crescimento de 11,10% em 2022 comparando com o ano anterior, quanto ao volume de exportação houve uma queda de 12,81%.</w:t>
+      </w:r>
+    </w:p>
+    <w:p>
+      <w:pPr>
+        <w:autoSpaceDE w:val="0"/>
+        <w:autoSpaceDN w:val="0"/>
+        <w:adjustRightInd w:val="0"/>
+        <w:spacing w:after="0" w:line="240" w:lineRule="auto"/>
+        <w:ind w:firstLine="720"/>
+        <w:jc w:val="both"/>
+        <w:rPr>
+          <w:rFonts w:ascii="Arial" w:hAnsi="Arial" w:cs="Arial"/>
+          <w:highlight w:val="white"/>
+        </w:rPr>
+      </w:pPr>
+    </w:p>
+    <w:p>
+      <w:pPr>
+        <w:rPr>
+          <w:rFonts w:ascii="Arial" w:hAnsi="Arial" w:cs="Arial"/>
+          <w:sz w:val="21"/>
+          <w:szCs w:val="21"/>
+          <w:highlight w:val="white"/>
+        </w:rPr>
+      </w:pPr>
+    </w:p>
+    <w:p>
+      <w:pPr>
+        <w:ind w:firstLine="720"/>
+        <w:jc w:val="center"/>
+        <w:rPr>
+          <w:rFonts w:ascii="Arial" w:hAnsi="Arial" w:cs="Arial"/>
+          <w:sz w:val="21"/>
+          <w:szCs w:val="21"/>
+          <w:highlight w:val="white"/>
+        </w:rPr>
+      </w:pPr>
+    </w:p>
+    <w:p>
+      <w:pPr>
+        <w:ind w:firstLine="720"/>
+        <w:jc w:val="center"/>
+        <w:rPr>
+          <w:rFonts w:ascii="Arial" w:hAnsi="Arial" w:cs="Arial"/>
+          <w:sz w:val="21"/>
+          <w:szCs w:val="21"/>
+          <w:highlight w:val="white"/>
+        </w:rPr>
+      </w:pPr>
+    </w:p>
+    <w:p>
+      <w:pPr>
+        <w:ind w:firstLine="720"/>
+        <w:jc w:val="center"/>
+        <w:rPr>
+          <w:rFonts w:ascii="Arial" w:hAnsi="Arial" w:cs="Arial"/>
+          <w:sz w:val="21"/>
+          <w:szCs w:val="21"/>
+          <w:highlight w:val="white"/>
+        </w:rPr>
+      </w:pPr>
+      <w:r>
+        <w:rPr>
+          <w:rFonts w:ascii="Arial" w:hAnsi="Arial" w:cs="Arial"/>
+          <w:noProof/>
+          <w:sz w:val="21"/>
+          <w:szCs w:val="21"/>
+          <w:highlight w:val="white"/>
+        </w:rPr>
+        <w:lastRenderedPageBreak/>
         <w:drawing>
-          <wp:inline distB="114300" distT="114300" distL="114300" distR="114300">
+          <wp:inline distT="114300" distB="114300" distL="114300" distR="114300" wp14:anchorId="6F5E2C15" wp14:editId="0ACE0776">
             <wp:extent cx="5399730" cy="3149600"/>
-            <wp:effectExtent b="0" l="0" r="0" t="0"/>
+            <wp:effectExtent l="0" t="0" r="0" b="0"/>
             <wp:docPr id="5" name="image6.png"/>
-            <a:graphic>
+            <wp:cNvGraphicFramePr/>
+            <a:graphic xmlns:a="http://schemas.openxmlformats.org/drawingml/2006/main">
               <a:graphicData uri="http://schemas.openxmlformats.org/drawingml/2006/picture">
-                <pic:pic>
+                <pic:pic xmlns:pic="http://schemas.openxmlformats.org/drawingml/2006/picture">
                   <pic:nvPicPr>
                     <pic:cNvPr id="0" name="image6.png"/>
                     <pic:cNvPicPr preferRelativeResize="0"/>
                   </pic:nvPicPr>
                   <pic:blipFill>
-                    <a:blip r:embed="rId13"/>
-                    <a:srcRect b="0" l="0" r="0" t="0"/>
+                    <a:blip r:embed="rId14"/>
+                    <a:srcRect/>
                     <a:stretch>
                       <a:fillRect/>
                     </a:stretch>
@@ -647,7 +1345,9 @@
                       <a:off x="0" y="0"/>
                       <a:ext cx="5399730" cy="3149600"/>
                     </a:xfrm>
-                    <a:prstGeom prst="rect"/>
+                    <a:prstGeom prst="rect">
+                      <a:avLst/>
+                    </a:prstGeom>
                     <a:ln/>
                   </pic:spPr>
                 </pic:pic>
@@ -656,43 +1356,54 @@
           </wp:inline>
         </w:drawing>
       </w:r>
-      <w:r>
-        <w:rPr>
-          <w:rtl w:val="0"/>
-        </w:rPr>
-      </w:r>
     </w:p>
     <w:p>
       <w:pPr>
         <w:ind w:firstLine="720"/>
         <w:jc w:val="center"/>
         <w:rPr>
-          <w:sz w:val="21"/>
-          <w:szCs w:val="21"/>
-          <w:highlight w:val="white"/>
-        </w:rPr>
-      </w:pPr>
-      <w:r>
-        <w:rPr>
+          <w:rFonts w:ascii="Arial" w:hAnsi="Arial" w:cs="Arial"/>
+          <w:sz w:val="21"/>
+          <w:szCs w:val="21"/>
+          <w:highlight w:val="white"/>
+        </w:rPr>
+      </w:pPr>
+    </w:p>
+    <w:p>
+      <w:pPr>
+        <w:ind w:firstLine="720"/>
+        <w:jc w:val="center"/>
+        <w:rPr>
+          <w:rFonts w:ascii="Arial" w:hAnsi="Arial" w:cs="Arial"/>
+          <w:sz w:val="21"/>
+          <w:szCs w:val="21"/>
+          <w:highlight w:val="white"/>
+        </w:rPr>
+      </w:pPr>
+      <w:r>
+        <w:rPr>
+          <w:rFonts w:ascii="Arial" w:hAnsi="Arial" w:cs="Arial"/>
+          <w:noProof/>
           <w:sz w:val="21"/>
           <w:szCs w:val="21"/>
           <w:highlight w:val="white"/>
         </w:rPr>
         <w:drawing>
-          <wp:inline distB="114300" distT="114300" distL="114300" distR="114300">
+          <wp:inline distT="114300" distB="114300" distL="114300" distR="114300" wp14:anchorId="1D00E7A7" wp14:editId="46C3A478">
             <wp:extent cx="5399730" cy="3251200"/>
-            <wp:effectExtent b="0" l="0" r="0" t="0"/>
+            <wp:effectExtent l="0" t="0" r="0" b="0"/>
             <wp:docPr id="6" name="image7.png"/>
-            <a:graphic>
+            <wp:cNvGraphicFramePr/>
+            <a:graphic xmlns:a="http://schemas.openxmlformats.org/drawingml/2006/main">
               <a:graphicData uri="http://schemas.openxmlformats.org/drawingml/2006/picture">
-                <pic:pic>
+                <pic:pic xmlns:pic="http://schemas.openxmlformats.org/drawingml/2006/picture">
                   <pic:nvPicPr>
                     <pic:cNvPr id="0" name="image7.png"/>
                     <pic:cNvPicPr preferRelativeResize="0"/>
                   </pic:nvPicPr>
                   <pic:blipFill>
-                    <a:blip r:embed="rId14"/>
-                    <a:srcRect b="0" l="0" r="0" t="0"/>
+                    <a:blip r:embed="rId15"/>
+                    <a:srcRect/>
                     <a:stretch>
                       <a:fillRect/>
                     </a:stretch>
@@ -702,7 +1413,9 @@
                       <a:off x="0" y="0"/>
                       <a:ext cx="5399730" cy="3251200"/>
                     </a:xfrm>
-                    <a:prstGeom prst="rect"/>
+                    <a:prstGeom prst="rect">
+                      <a:avLst/>
+                    </a:prstGeom>
                     <a:ln/>
                   </pic:spPr>
                 </pic:pic>
@@ -711,202 +1424,443 @@
           </wp:inline>
         </w:drawing>
       </w:r>
-      <w:r>
-        <w:rPr>
-          <w:rtl w:val="0"/>
-        </w:rPr>
-      </w:r>
     </w:p>
     <w:p>
       <w:pPr>
         <w:ind w:firstLine="720"/>
         <w:jc w:val="both"/>
         <w:rPr>
-          <w:sz w:val="21"/>
-          <w:szCs w:val="21"/>
-          <w:highlight w:val="white"/>
-        </w:rPr>
-      </w:pPr>
-      <w:r>
-        <w:rPr>
-          <w:sz w:val="21"/>
-          <w:szCs w:val="21"/>
-          <w:highlight w:val="white"/>
-          <w:rtl w:val="0"/>
-        </w:rPr>
-        <w:t xml:space="preserve">A receita apresentou um crescimento de 11,10% em comparação ao ano anterior, quanto ao volume de exportação houve uma queda de 12,81%.</w:t>
-      </w:r>
+          <w:rFonts w:ascii="Arial" w:hAnsi="Arial" w:cs="Arial"/>
+          <w:sz w:val="21"/>
+          <w:szCs w:val="21"/>
+          <w:highlight w:val="white"/>
+        </w:rPr>
+      </w:pPr>
     </w:p>
     <w:p>
       <w:pPr>
         <w:ind w:firstLine="720"/>
         <w:jc w:val="both"/>
         <w:rPr>
-          <w:sz w:val="21"/>
-          <w:szCs w:val="21"/>
-          <w:highlight w:val="white"/>
-        </w:rPr>
-      </w:pPr>
-      <w:r>
-        <w:rPr>
-          <w:rtl w:val="0"/>
-        </w:rPr>
-      </w:r>
-    </w:p>
-    <w:p>
-      <w:pPr>
-        <w:keepNext w:val="0"/>
-        <w:keepLines w:val="0"/>
-        <w:pageBreakBefore w:val="0"/>
-        <w:widowControl w:val="1"/>
+          <w:rFonts w:ascii="Arial" w:hAnsi="Arial" w:cs="Arial"/>
+          <w:sz w:val="21"/>
+          <w:szCs w:val="21"/>
+          <w:highlight w:val="white"/>
+        </w:rPr>
+      </w:pPr>
+    </w:p>
+    <w:p>
+      <w:pPr>
+        <w:ind w:firstLine="720"/>
+        <w:jc w:val="both"/>
+        <w:rPr>
+          <w:rFonts w:ascii="Arial" w:hAnsi="Arial" w:cs="Arial"/>
+          <w:sz w:val="21"/>
+          <w:szCs w:val="21"/>
+          <w:highlight w:val="white"/>
+        </w:rPr>
+      </w:pPr>
+    </w:p>
+    <w:p>
+      <w:pPr>
+        <w:ind w:firstLine="720"/>
+        <w:jc w:val="both"/>
+        <w:rPr>
+          <w:rFonts w:ascii="Arial" w:hAnsi="Arial" w:cs="Arial"/>
+          <w:sz w:val="21"/>
+          <w:szCs w:val="21"/>
+          <w:highlight w:val="white"/>
+        </w:rPr>
+      </w:pPr>
+    </w:p>
+    <w:p>
+      <w:pPr>
+        <w:ind w:firstLine="720"/>
+        <w:jc w:val="both"/>
+        <w:rPr>
+          <w:rFonts w:ascii="Arial" w:hAnsi="Arial" w:cs="Arial"/>
+          <w:sz w:val="21"/>
+          <w:szCs w:val="21"/>
+          <w:highlight w:val="white"/>
+        </w:rPr>
+      </w:pPr>
+    </w:p>
+    <w:p>
+      <w:pPr>
+        <w:ind w:firstLine="720"/>
+        <w:jc w:val="both"/>
+        <w:rPr>
+          <w:rFonts w:ascii="Arial" w:hAnsi="Arial" w:cs="Arial"/>
+          <w:sz w:val="21"/>
+          <w:szCs w:val="21"/>
+          <w:highlight w:val="white"/>
+        </w:rPr>
+      </w:pPr>
+    </w:p>
+    <w:p>
+      <w:pPr>
+        <w:ind w:firstLine="720"/>
+        <w:jc w:val="both"/>
+        <w:rPr>
+          <w:rFonts w:ascii="Arial" w:hAnsi="Arial" w:cs="Arial"/>
+          <w:sz w:val="21"/>
+          <w:szCs w:val="21"/>
+          <w:highlight w:val="white"/>
+        </w:rPr>
+      </w:pPr>
+    </w:p>
+    <w:p>
+      <w:pPr>
+        <w:ind w:firstLine="720"/>
+        <w:jc w:val="both"/>
+        <w:rPr>
+          <w:rFonts w:ascii="Arial" w:hAnsi="Arial" w:cs="Arial"/>
+          <w:sz w:val="21"/>
+          <w:szCs w:val="21"/>
+          <w:highlight w:val="white"/>
+        </w:rPr>
+      </w:pPr>
+    </w:p>
+    <w:p>
+      <w:pPr>
         <w:numPr>
           <w:ilvl w:val="0"/>
           <w:numId w:val="1"/>
         </w:numPr>
         <w:pBdr>
-          <w:top w:space="0" w:sz="0" w:val="nil"/>
-          <w:left w:space="0" w:sz="0" w:val="nil"/>
-          <w:bottom w:space="0" w:sz="0" w:val="nil"/>
-          <w:right w:space="0" w:sz="0" w:val="nil"/>
-          <w:between w:space="0" w:sz="0" w:val="nil"/>
+          <w:top w:val="nil"/>
+          <w:left w:val="nil"/>
+          <w:bottom w:val="nil"/>
+          <w:right w:val="nil"/>
+          <w:between w:val="nil"/>
         </w:pBdr>
-        <w:shd w:fill="auto" w:val="clear"/>
-        <w:spacing w:after="160" w:before="0" w:line="259" w:lineRule="auto"/>
-        <w:ind w:left="720" w:right="0" w:hanging="360"/>
-        <w:jc w:val="left"/>
-        <w:rPr>
-          <w:b w:val="1"/>
+        <w:rPr>
+          <w:rFonts w:ascii="Arial" w:hAnsi="Arial" w:cs="Arial"/>
+          <w:b/>
           <w:sz w:val="28"/>
           <w:szCs w:val="28"/>
         </w:rPr>
       </w:pPr>
       <w:r>
         <w:rPr>
-          <w:b w:val="1"/>
+          <w:rFonts w:ascii="Arial" w:hAnsi="Arial" w:cs="Arial"/>
+          <w:b/>
           <w:sz w:val="28"/>
           <w:szCs w:val="28"/>
-          <w:rtl w:val="0"/>
-        </w:rPr>
-        <w:t xml:space="preserve">Prospecções Futuras</w:t>
-      </w:r>
-      <w:r>
-        <w:rPr>
-          <w:rtl w:val="0"/>
-        </w:rPr>
-      </w:r>
-    </w:p>
-    <w:p>
-      <w:pPr>
+        </w:rPr>
+        <w:t>Prospecções Futuras</w:t>
+      </w:r>
+    </w:p>
+    <w:p>
+      <w:pPr>
+        <w:pBdr>
+          <w:top w:val="nil"/>
+          <w:left w:val="nil"/>
+          <w:bottom w:val="nil"/>
+          <w:right w:val="nil"/>
+          <w:between w:val="nil"/>
+        </w:pBdr>
+        <w:ind w:left="720"/>
+        <w:rPr>
+          <w:rFonts w:ascii="Arial" w:hAnsi="Arial" w:cs="Arial"/>
+          <w:b/>
+          <w:sz w:val="28"/>
+          <w:szCs w:val="28"/>
+        </w:rPr>
+      </w:pPr>
+    </w:p>
+    <w:p>
+      <w:pPr>
+        <w:pBdr>
+          <w:top w:val="nil"/>
+          <w:left w:val="nil"/>
+          <w:bottom w:val="nil"/>
+          <w:right w:val="nil"/>
+          <w:between w:val="nil"/>
+        </w:pBdr>
+        <w:rPr>
+          <w:rFonts w:ascii="Arial" w:hAnsi="Arial" w:cs="Arial"/>
+          <w:b/>
+          <w:sz w:val="28"/>
+          <w:szCs w:val="28"/>
+        </w:rPr>
+      </w:pPr>
+      <w:r>
+        <w:rPr>
+          <w:noProof/>
+        </w:rPr>
+        <w:drawing>
+          <wp:inline distT="0" distB="0" distL="0" distR="0" wp14:anchorId="013E4C93" wp14:editId="07B2DEB0">
+            <wp:extent cx="5400040" cy="2639060"/>
+            <wp:effectExtent l="0" t="0" r="0" b="8890"/>
+            <wp:docPr id="16" name="Imagem 16"/>
+            <wp:cNvGraphicFramePr>
+              <a:graphicFrameLocks xmlns:a="http://schemas.openxmlformats.org/drawingml/2006/main" noChangeAspect="1"/>
+            </wp:cNvGraphicFramePr>
+            <a:graphic xmlns:a="http://schemas.openxmlformats.org/drawingml/2006/main">
+              <a:graphicData uri="http://schemas.openxmlformats.org/drawingml/2006/picture">
+                <pic:pic xmlns:pic="http://schemas.openxmlformats.org/drawingml/2006/picture">
+                  <pic:nvPicPr>
+                    <pic:cNvPr id="1" name=""/>
+                    <pic:cNvPicPr/>
+                  </pic:nvPicPr>
+                  <pic:blipFill>
+                    <a:blip r:embed="rId16"/>
+                    <a:stretch>
+                      <a:fillRect/>
+                    </a:stretch>
+                  </pic:blipFill>
+                  <pic:spPr>
+                    <a:xfrm>
+                      <a:off x="0" y="0"/>
+                      <a:ext cx="5400040" cy="2639060"/>
+                    </a:xfrm>
+                    <a:prstGeom prst="rect">
+                      <a:avLst/>
+                    </a:prstGeom>
+                  </pic:spPr>
+                </pic:pic>
+              </a:graphicData>
+            </a:graphic>
+          </wp:inline>
+        </w:drawing>
+      </w:r>
+    </w:p>
+    <w:p>
+      <w:pPr>
+        <w:pBdr>
+          <w:top w:val="nil"/>
+          <w:left w:val="nil"/>
+          <w:bottom w:val="nil"/>
+          <w:right w:val="nil"/>
+          <w:between w:val="nil"/>
+        </w:pBdr>
+        <w:rPr>
+          <w:rFonts w:ascii="Arial" w:hAnsi="Arial" w:cs="Arial"/>
+          <w:b/>
+          <w:sz w:val="28"/>
+          <w:szCs w:val="28"/>
+        </w:rPr>
+      </w:pPr>
+    </w:p>
+    <w:p>
+      <w:pPr>
+        <w:pBdr>
+          <w:top w:val="nil"/>
+          <w:left w:val="nil"/>
+          <w:bottom w:val="nil"/>
+          <w:right w:val="nil"/>
+          <w:between w:val="nil"/>
+        </w:pBdr>
+        <w:rPr>
+          <w:rFonts w:ascii="Arial" w:hAnsi="Arial" w:cs="Arial"/>
+          <w:b/>
+          <w:sz w:val="28"/>
+          <w:szCs w:val="28"/>
+        </w:rPr>
+      </w:pPr>
+    </w:p>
+    <w:p>
+      <w:pPr>
+        <w:pBdr>
+          <w:top w:val="nil"/>
+          <w:left w:val="nil"/>
+          <w:bottom w:val="nil"/>
+          <w:right w:val="nil"/>
+          <w:between w:val="nil"/>
+        </w:pBdr>
+        <w:rPr>
+          <w:rFonts w:ascii="Arial" w:hAnsi="Arial" w:cs="Arial"/>
+          <w:b/>
+          <w:sz w:val="28"/>
+          <w:szCs w:val="28"/>
+        </w:rPr>
+      </w:pPr>
+    </w:p>
+    <w:p>
+      <w:pPr>
+        <w:pBdr>
+          <w:top w:val="nil"/>
+          <w:left w:val="nil"/>
+          <w:bottom w:val="nil"/>
+          <w:right w:val="nil"/>
+          <w:between w:val="nil"/>
+        </w:pBdr>
         <w:jc w:val="center"/>
-        <w:rPr/>
-      </w:pPr>
-      <w:r>
-        <w:rPr>
-          <w:rtl w:val="0"/>
-        </w:rPr>
-      </w:r>
-    </w:p>
-    <w:p>
-      <w:pPr>
-        <w:rPr>
-          <w:b w:val="1"/>
-        </w:rPr>
-      </w:pPr>
-      <w:r>
-        <w:rPr>
-          <w:b w:val="1"/>
-          <w:rtl w:val="0"/>
-        </w:rPr>
-        <w:t xml:space="preserve">RASCUNHOS</w:t>
-      </w:r>
-    </w:p>
-    <w:p>
-      <w:pPr>
-        <w:rPr/>
-      </w:pPr>
-      <w:r>
-        <w:rPr>
-          <w:rtl w:val="0"/>
-        </w:rPr>
-      </w:r>
-    </w:p>
-    <w:p>
-      <w:pPr>
-        <w:rPr/>
-      </w:pPr>
-      <w:r>
-        <w:rPr>
-          <w:rtl w:val="0"/>
-        </w:rPr>
-        <w:t xml:space="preserve">O Paraguai foi o maior importador de vinho brasileiro em 2016, segundo dados inéditos do Ministério da Indústria e Comércio Exterior.</w:t>
-      </w:r>
-    </w:p>
-    <w:p>
-      <w:pPr>
-        <w:rPr/>
-      </w:pPr>
-      <w:r>
-        <w:rPr>
-          <w:rtl w:val="0"/>
-        </w:rPr>
-      </w:r>
-    </w:p>
-    <w:p>
-      <w:pPr>
-        <w:rPr/>
-      </w:pPr>
-      <w:r>
-        <w:rPr>
-          <w:rtl w:val="0"/>
-        </w:rPr>
-        <w:t xml:space="preserve">Foram importados cerca de 1 milhão de litros do produto no ano passado, ao custo de US$ 1,7 milhão no total.</w:t>
-      </w:r>
-    </w:p>
-    <w:p>
-      <w:pPr>
-        <w:rPr/>
-      </w:pPr>
-      <w:r>
-        <w:rPr>
-          <w:rtl w:val="0"/>
-        </w:rPr>
-      </w:r>
-    </w:p>
-    <w:p>
-      <w:pPr>
-        <w:rPr/>
-      </w:pPr>
-      <w:r>
-        <w:rPr>
-          <w:rtl w:val="0"/>
-        </w:rPr>
-        <w:t xml:space="preserve">O segundo maior consumidor é os EUA, com importação de 280 mil litros de vinho, ao custo de US$ 830 mil. O Reino Unido aparece logo em seguida: foram exportados 173 mil litros, ao custo de US$ 760 mil.</w:t>
-      </w:r>
-    </w:p>
-    <w:p>
-      <w:pPr>
-        <w:rPr/>
-      </w:pPr>
-      <w:r>
-        <w:rPr>
-          <w:rtl w:val="0"/>
-        </w:rPr>
-      </w:r>
-    </w:p>
-    <w:p>
-      <w:pPr>
-        <w:rPr/>
-      </w:pPr>
-      <w:r>
-        <w:rPr>
-          <w:rtl w:val="0"/>
-        </w:rPr>
-      </w:r>
-    </w:p>
-    <w:p>
-      <w:pPr>
-        <w:rPr>
-          <w:rFonts w:ascii="Georgia" w:cs="Georgia" w:eastAsia="Georgia" w:hAnsi="Georgia"/>
+        <w:rPr>
+          <w:rFonts w:ascii="Arial" w:hAnsi="Arial" w:cs="Arial"/>
+          <w:b/>
+          <w:sz w:val="28"/>
+          <w:szCs w:val="28"/>
+        </w:rPr>
+      </w:pPr>
+      <w:r>
+        <w:rPr>
+          <w:rFonts w:ascii="Arial" w:hAnsi="Arial" w:cs="Arial"/>
+          <w:b/>
+          <w:noProof/>
+          <w:sz w:val="28"/>
+          <w:szCs w:val="28"/>
+        </w:rPr>
+        <w:drawing>
+          <wp:inline distT="0" distB="0" distL="0" distR="0" wp14:anchorId="630AD53E" wp14:editId="6B2619B1">
+            <wp:extent cx="4384825" cy="3874878"/>
+            <wp:effectExtent l="0" t="0" r="0" b="0"/>
+            <wp:docPr id="14" name="Imagem 14"/>
+            <wp:cNvGraphicFramePr>
+              <a:graphicFrameLocks xmlns:a="http://schemas.openxmlformats.org/drawingml/2006/main" noChangeAspect="1"/>
+            </wp:cNvGraphicFramePr>
+            <a:graphic xmlns:a="http://schemas.openxmlformats.org/drawingml/2006/main">
+              <a:graphicData uri="http://schemas.openxmlformats.org/drawingml/2006/picture">
+                <pic:pic xmlns:pic="http://schemas.openxmlformats.org/drawingml/2006/picture">
+                  <pic:nvPicPr>
+                    <pic:cNvPr id="0" name="Picture 7"/>
+                    <pic:cNvPicPr>
+                      <a:picLocks noChangeAspect="1" noChangeArrowheads="1"/>
+                    </pic:cNvPicPr>
+                  </pic:nvPicPr>
+                  <pic:blipFill>
+                    <a:blip r:embed="rId17">
+                      <a:extLst>
+                        <a:ext uri="{28A0092B-C50C-407E-A947-70E740481C1C}">
+                          <a14:useLocalDpi xmlns:a14="http://schemas.microsoft.com/office/drawing/2010/main" val="0"/>
+                        </a:ext>
+                      </a:extLst>
+                    </a:blip>
+                    <a:srcRect/>
+                    <a:stretch>
+                      <a:fillRect/>
+                    </a:stretch>
+                  </pic:blipFill>
+                  <pic:spPr bwMode="auto">
+                    <a:xfrm>
+                      <a:off x="0" y="0"/>
+                      <a:ext cx="4389674" cy="3879163"/>
+                    </a:xfrm>
+                    <a:prstGeom prst="rect">
+                      <a:avLst/>
+                    </a:prstGeom>
+                    <a:noFill/>
+                    <a:ln>
+                      <a:noFill/>
+                    </a:ln>
+                  </pic:spPr>
+                </pic:pic>
+              </a:graphicData>
+            </a:graphic>
+          </wp:inline>
+        </w:drawing>
+      </w:r>
+    </w:p>
+    <w:p>
+      <w:pPr>
+        <w:jc w:val="center"/>
+        <w:rPr>
+          <w:rFonts w:ascii="Arial" w:hAnsi="Arial" w:cs="Arial"/>
+        </w:rPr>
+      </w:pPr>
+    </w:p>
+    <w:p>
+      <w:pPr>
+        <w:jc w:val="center"/>
+        <w:rPr>
+          <w:rFonts w:ascii="Arial" w:hAnsi="Arial" w:cs="Arial"/>
+        </w:rPr>
+      </w:pPr>
+    </w:p>
+    <w:p>
+      <w:pPr>
+        <w:rPr>
+          <w:rFonts w:ascii="Arial" w:hAnsi="Arial" w:cs="Arial"/>
+          <w:b/>
+        </w:rPr>
+      </w:pPr>
+      <w:r>
+        <w:rPr>
+          <w:rFonts w:ascii="Arial" w:hAnsi="Arial" w:cs="Arial"/>
+          <w:b/>
+        </w:rPr>
+        <w:t>RASCUNHOS</w:t>
+      </w:r>
+    </w:p>
+    <w:p>
+      <w:pPr>
+        <w:rPr>
+          <w:rFonts w:ascii="Arial" w:hAnsi="Arial" w:cs="Arial"/>
+        </w:rPr>
+      </w:pPr>
+    </w:p>
+    <w:p>
+      <w:pPr>
+        <w:rPr>
+          <w:rFonts w:ascii="Arial" w:hAnsi="Arial" w:cs="Arial"/>
+        </w:rPr>
+      </w:pPr>
+      <w:r>
+        <w:rPr>
+          <w:rFonts w:ascii="Arial" w:hAnsi="Arial" w:cs="Arial"/>
+        </w:rPr>
+        <w:t>O Paraguai foi o maior importador de vinho brasileiro em 2016, segundo dados inéditos do Ministério da Indústria e Comércio Exterior.</w:t>
+      </w:r>
+    </w:p>
+    <w:p>
+      <w:pPr>
+        <w:rPr>
+          <w:rFonts w:ascii="Arial" w:hAnsi="Arial" w:cs="Arial"/>
+        </w:rPr>
+      </w:pPr>
+    </w:p>
+    <w:p>
+      <w:pPr>
+        <w:rPr>
+          <w:rFonts w:ascii="Arial" w:hAnsi="Arial" w:cs="Arial"/>
+        </w:rPr>
+      </w:pPr>
+      <w:r>
+        <w:rPr>
+          <w:rFonts w:ascii="Arial" w:hAnsi="Arial" w:cs="Arial"/>
+        </w:rPr>
+        <w:t>Foram importados cerca de 1 milhão de litros do produto no ano passado, ao custo de US$ 1,7 milhão no total.</w:t>
+      </w:r>
+    </w:p>
+    <w:p>
+      <w:pPr>
+        <w:rPr>
+          <w:rFonts w:ascii="Arial" w:hAnsi="Arial" w:cs="Arial"/>
+        </w:rPr>
+      </w:pPr>
+    </w:p>
+    <w:p>
+      <w:pPr>
+        <w:rPr>
+          <w:rFonts w:ascii="Arial" w:hAnsi="Arial" w:cs="Arial"/>
+        </w:rPr>
+      </w:pPr>
+      <w:r>
+        <w:rPr>
+          <w:rFonts w:ascii="Arial" w:hAnsi="Arial" w:cs="Arial"/>
+        </w:rPr>
+        <w:t>O segundo maior consumidor é os EUA, com importação de 280 mil litros de vinho, ao custo de US$ 830 mil. O Reino Unido aparece logo em seguida: foram exportados 173 mil litros, ao custo de US$ 760 mil.</w:t>
+      </w:r>
+    </w:p>
+    <w:p>
+      <w:pPr>
+        <w:rPr>
+          <w:rFonts w:ascii="Arial" w:hAnsi="Arial" w:cs="Arial"/>
+        </w:rPr>
+      </w:pPr>
+    </w:p>
+    <w:p>
+      <w:pPr>
+        <w:rPr>
+          <w:rFonts w:ascii="Arial" w:hAnsi="Arial" w:cs="Arial"/>
+        </w:rPr>
+      </w:pPr>
+    </w:p>
+    <w:p>
+      <w:pPr>
+        <w:rPr>
+          <w:rFonts w:ascii="Arial" w:eastAsia="Georgia" w:hAnsi="Arial" w:cs="Arial"/>
           <w:color w:val="414142"/>
           <w:sz w:val="26"/>
           <w:szCs w:val="26"/>
@@ -915,36 +1869,30 @@
       </w:pPr>
       <w:r>
         <w:rPr>
-          <w:rFonts w:ascii="Georgia" w:cs="Georgia" w:eastAsia="Georgia" w:hAnsi="Georgia"/>
+          <w:rFonts w:ascii="Arial" w:eastAsia="Georgia" w:hAnsi="Arial" w:cs="Arial"/>
           <w:color w:val="414142"/>
           <w:sz w:val="26"/>
           <w:szCs w:val="26"/>
           <w:highlight w:val="white"/>
-          <w:rtl w:val="0"/>
-        </w:rPr>
-        <w:t xml:space="preserve">As exportações de vinho cresceram 43,14% em 2015 em relação a 2016.</w:t>
-      </w:r>
-    </w:p>
-    <w:p>
-      <w:pPr>
-        <w:rPr>
-          <w:rFonts w:ascii="Georgia" w:cs="Georgia" w:eastAsia="Georgia" w:hAnsi="Georgia"/>
+        </w:rPr>
+        <w:t>As exportações de vinho cresceram 43,14% em 2015 em relação a 2016.</w:t>
+      </w:r>
+    </w:p>
+    <w:p>
+      <w:pPr>
+        <w:rPr>
+          <w:rFonts w:ascii="Arial" w:eastAsia="Georgia" w:hAnsi="Arial" w:cs="Arial"/>
           <w:color w:val="414142"/>
           <w:sz w:val="26"/>
           <w:szCs w:val="26"/>
           <w:highlight w:val="white"/>
         </w:rPr>
       </w:pPr>
-      <w:r>
-        <w:rPr>
-          <w:rtl w:val="0"/>
-        </w:rPr>
-      </w:r>
-    </w:p>
-    <w:p>
-      <w:pPr>
-        <w:rPr>
-          <w:rFonts w:ascii="Georgia" w:cs="Georgia" w:eastAsia="Georgia" w:hAnsi="Georgia"/>
+    </w:p>
+    <w:p>
+      <w:pPr>
+        <w:rPr>
+          <w:rFonts w:ascii="Arial" w:eastAsia="Georgia" w:hAnsi="Arial" w:cs="Arial"/>
           <w:color w:val="414142"/>
           <w:sz w:val="26"/>
           <w:szCs w:val="26"/>
@@ -953,80 +1901,114 @@
       </w:pPr>
       <w:r>
         <w:rPr>
-          <w:rFonts w:ascii="Georgia" w:cs="Georgia" w:eastAsia="Georgia" w:hAnsi="Georgia"/>
+          <w:rFonts w:ascii="Arial" w:eastAsia="Georgia" w:hAnsi="Arial" w:cs="Arial"/>
           <w:color w:val="414142"/>
           <w:sz w:val="26"/>
           <w:szCs w:val="26"/>
           <w:highlight w:val="white"/>
-          <w:rtl w:val="0"/>
-        </w:rPr>
-        <w:t xml:space="preserve">O volume total de vinhos e espumantes exportado em 2012, que inclui os de mesa, vendidos a granel e com menor valor agregado, e os finos, engarrafados e selados por marcas brasileiras, foi de 6.160.985 litros. O País recebeu US$ 6,8 bilhões no ano, 51% a mais do que em 2011, quando o total de vinho comercializado lá fora resultou em US$ 4,5 bilhões. A Rússia é o primeiro no ranking dos 43 países que importam o produto brasileiro, consumidora de 30% do valor total exportado em 2012. Tanto vinho, contudo, é vendido a granel, a US$ 0,46 o litro.</w:t>
-      </w:r>
-    </w:p>
-    <w:p>
-      <w:pPr>
-        <w:rPr>
-          <w:rFonts w:ascii="Georgia" w:cs="Georgia" w:eastAsia="Georgia" w:hAnsi="Georgia"/>
+        </w:rPr>
+        <w:t>O volume total de vinhos e espumantes exportado em 2012, que inclui os de mesa, vendidos a granel e com menor valor agregado, e os finos, engarrafados e selados por marcas brasileiras, foi de 6.160.985 litros. O País recebeu US$ 6,8 bilhões no ano, 51% a mais do que em 2011, quando o total de vinho comercializado lá fora resultou em US$ 4,5 bilhões. A Rússia é o primeiro no ranking dos 43 países que importam o produto brasileiro, consumidora de 30% do valor total exportado em 2012. Tanto vinho, contudo, é vendido a granel, a US$ 0,46 o litro.</w:t>
+      </w:r>
+    </w:p>
+    <w:p>
+      <w:pPr>
+        <w:rPr>
+          <w:rFonts w:ascii="Arial" w:eastAsia="Georgia" w:hAnsi="Arial" w:cs="Arial"/>
           <w:color w:val="414142"/>
           <w:sz w:val="26"/>
           <w:szCs w:val="26"/>
           <w:highlight w:val="white"/>
         </w:rPr>
       </w:pPr>
-      <w:r>
-        <w:rPr>
-          <w:rtl w:val="0"/>
-        </w:rPr>
-      </w:r>
-    </w:p>
-    <w:p>
-      <w:pPr>
-        <w:rPr/>
-      </w:pPr>
-      <w:r>
-        <w:rPr>
-          <w:rtl w:val="0"/>
-        </w:rPr>
-      </w:r>
-    </w:p>
-    <w:p>
-      <w:pPr>
-        <w:rPr/>
-      </w:pPr>
-      <w:r>
-        <w:rPr>
-          <w:rtl w:val="0"/>
-        </w:rPr>
-        <w:t xml:space="preserve">A maior parte das vinícolas e vinhedos da Rússia encontram-se em Krasnodor Krai, nas proximidades e na costa do Mar Negro e cuja produção - talvez 80% - dá origem a vinhos adocicados, uma preferência do consumidor russo que verte para vinhos com pouca acidez. </w:t>
-      </w:r>
-    </w:p>
-    <w:p>
-      <w:pPr>
-        <w:rPr/>
-      </w:pPr>
-      <w:r>
-        <w:rPr>
-          <w:rtl w:val="0"/>
-        </w:rPr>
-        <w:t xml:space="preserve">Na verdade desde a década de 90 vários produtores perderam suas licenças por fabricarem vinhos ruins privilegiando a quantidade em detrimento da qualidade sendo que de lá para cá a Rússia tem evoluído na qualidade de seus vinhedos com replantio, investimento em tecnologia e manejo, contratação de profissionais europeus e foco na qualidade se espelhando nos franceses e italianos. Ainda não há na Rússia normação sobre “local de origem protegido”, somente indicação geográfica de procedência e provém deste país a utilização de vasos de barro, as ânforas, no amadurecimento e acondicionamento dos vinhos.</w:t>
-      </w:r>
-    </w:p>
-    <w:p>
-      <w:pPr>
-        <w:rPr/>
-      </w:pPr>
-      <w:r>
-        <w:rPr>
-          <w:rtl w:val="0"/>
-        </w:rPr>
-        <w:t xml:space="preserve">A Rússia também é um desafio aos enólogos e produtores, afinal boa parte dos vinhedos estão acometidos por condições hostis de desenvolvimento com invernos muito rigorosos, solos problemáticos e grandes problemas de sanidade nas bagas.</w:t>
-      </w:r>
-    </w:p>
-    <w:p>
-      <w:pPr>
-        <w:rPr>
-          <w:rFonts w:ascii="Merriweather" w:cs="Merriweather" w:eastAsia="Merriweather" w:hAnsi="Merriweather"/>
-          <w:color w:val="2f2f2f"/>
+    </w:p>
+    <w:p>
+      <w:pPr>
+        <w:rPr>
+          <w:rFonts w:ascii="Arial" w:hAnsi="Arial" w:cs="Arial"/>
+        </w:rPr>
+      </w:pPr>
+    </w:p>
+    <w:p>
+      <w:pPr>
+        <w:rPr>
+          <w:rFonts w:ascii="Arial" w:hAnsi="Arial" w:cs="Arial"/>
+        </w:rPr>
+      </w:pPr>
+      <w:r>
+        <w:rPr>
+          <w:rFonts w:ascii="Arial" w:hAnsi="Arial" w:cs="Arial"/>
+        </w:rPr>
+        <w:t xml:space="preserve">A maior parte das vinícolas e vinhedos da Rússia encontram-se em </w:t>
+      </w:r>
+      <w:proofErr w:type="spellStart"/>
+      <w:r>
+        <w:rPr>
+          <w:rFonts w:ascii="Arial" w:hAnsi="Arial" w:cs="Arial"/>
+        </w:rPr>
+        <w:t>Krasnodor</w:t>
+      </w:r>
+      <w:proofErr w:type="spellEnd"/>
+      <w:r>
+        <w:rPr>
+          <w:rFonts w:ascii="Arial" w:hAnsi="Arial" w:cs="Arial"/>
+        </w:rPr>
+        <w:t xml:space="preserve"> </w:t>
+      </w:r>
+      <w:proofErr w:type="spellStart"/>
+      <w:r>
+        <w:rPr>
+          <w:rFonts w:ascii="Arial" w:hAnsi="Arial" w:cs="Arial"/>
+        </w:rPr>
+        <w:t>Krai</w:t>
+      </w:r>
+      <w:proofErr w:type="spellEnd"/>
+      <w:r>
+        <w:rPr>
+          <w:rFonts w:ascii="Arial" w:hAnsi="Arial" w:cs="Arial"/>
+        </w:rPr>
+        <w:t>, nas proximidades e na costa do Mar Negro e cuja produção - talvez 80% - dá origem a vinhos adocicados, uma preferência do consumidor russo que verte para vinhos com pouca acidez. </w:t>
+      </w:r>
+    </w:p>
+    <w:p>
+      <w:pPr>
+        <w:rPr>
+          <w:rFonts w:ascii="Arial" w:hAnsi="Arial" w:cs="Arial"/>
+        </w:rPr>
+      </w:pPr>
+      <w:proofErr w:type="gramStart"/>
+      <w:r>
+        <w:rPr>
+          <w:rFonts w:ascii="Arial" w:hAnsi="Arial" w:cs="Arial"/>
+        </w:rPr>
+        <w:t>Na verdade</w:t>
+      </w:r>
+      <w:proofErr w:type="gramEnd"/>
+      <w:r>
+        <w:rPr>
+          <w:rFonts w:ascii="Arial" w:hAnsi="Arial" w:cs="Arial"/>
+        </w:rPr>
+        <w:t xml:space="preserve"> desde a década de 90 vários produtores perderam suas licenças por fabricarem vinhos ruins privilegiando a quantidade em detrimento da qualidade sendo que de lá para cá a Rússia tem evoluído na qualidade de seus vinhedos com replantio, investimento em tecnologia e manejo, contratação de profissionais europeus e foco na qualidade se espelhando nos franceses e italianos. Ainda não há na Rússia normação sobre “local de origem protegido”, somente indicação geográfica de procedência e provém deste país a utilização de vasos de barro, as ânforas, no amadurecimento e acondicionamento dos vinhos.</w:t>
+      </w:r>
+    </w:p>
+    <w:p>
+      <w:pPr>
+        <w:rPr>
+          <w:rFonts w:ascii="Arial" w:hAnsi="Arial" w:cs="Arial"/>
+        </w:rPr>
+      </w:pPr>
+      <w:r>
+        <w:rPr>
+          <w:rFonts w:ascii="Arial" w:hAnsi="Arial" w:cs="Arial"/>
+        </w:rPr>
+        <w:lastRenderedPageBreak/>
+        <w:t>A Rússia também é um desafio aos enólogos e produtores, afinal boa parte dos vinhedos estão acometidos por condições hostis de desenvolvimento com invernos muito rigorosos, solos problemáticos e grandes problemas de sanidade nas bagas.</w:t>
+      </w:r>
+    </w:p>
+    <w:p>
+      <w:pPr>
+        <w:rPr>
+          <w:rFonts w:ascii="Arial" w:eastAsia="Merriweather" w:hAnsi="Arial" w:cs="Arial"/>
+          <w:color w:val="2F2F2F"/>
           <w:sz w:val="27"/>
           <w:szCs w:val="27"/>
           <w:highlight w:val="white"/>
@@ -1034,37 +2016,31 @@
       </w:pPr>
       <w:r>
         <w:rPr>
-          <w:rFonts w:ascii="Merriweather" w:cs="Merriweather" w:eastAsia="Merriweather" w:hAnsi="Merriweather"/>
-          <w:color w:val="2f2f2f"/>
+          <w:rFonts w:ascii="Arial" w:eastAsia="Merriweather" w:hAnsi="Arial" w:cs="Arial"/>
+          <w:color w:val="2F2F2F"/>
           <w:sz w:val="27"/>
           <w:szCs w:val="27"/>
           <w:highlight w:val="white"/>
-          <w:rtl w:val="0"/>
-        </w:rPr>
-        <w:t xml:space="preserve">Para Frederico Falcão, estes dados são boas notícias, independentemente da "guerra e da instabilidade terrível" que afeta os dois países. "O vinho faz parte da alimentação, ficamos contentes que as pessoas continuem a comprar vinho português e que os produtores portugueses não tenham feito um boicote às populações dos dois países", diz.</w:t>
-      </w:r>
-    </w:p>
-    <w:p>
-      <w:pPr>
-        <w:rPr>
-          <w:rFonts w:ascii="Merriweather" w:cs="Merriweather" w:eastAsia="Merriweather" w:hAnsi="Merriweather"/>
-          <w:color w:val="2f2f2f"/>
+        </w:rPr>
+        <w:t>Para Frederico Falcão, estes dados são boas notícias, independentemente da "guerra e da instabilidade terrível" que afeta os dois países. "O vinho faz parte da alimentação, ficamos contentes que as pessoas continuem a comprar vinho português e que os produtores portugueses não tenham feito um boicote às populações dos dois países", diz.</w:t>
+      </w:r>
+    </w:p>
+    <w:p>
+      <w:pPr>
+        <w:rPr>
+          <w:rFonts w:ascii="Arial" w:eastAsia="Merriweather" w:hAnsi="Arial" w:cs="Arial"/>
+          <w:color w:val="2F2F2F"/>
           <w:sz w:val="27"/>
           <w:szCs w:val="27"/>
           <w:highlight w:val="white"/>
         </w:rPr>
       </w:pPr>
-      <w:r>
-        <w:rPr>
-          <w:rtl w:val="0"/>
-        </w:rPr>
-      </w:r>
-    </w:p>
-    <w:p>
-      <w:pPr>
-        <w:rPr>
-          <w:rFonts w:ascii="Merriweather" w:cs="Merriweather" w:eastAsia="Merriweather" w:hAnsi="Merriweather"/>
-          <w:color w:val="2f2f2f"/>
+    </w:p>
+    <w:p>
+      <w:pPr>
+        <w:rPr>
+          <w:rFonts w:ascii="Arial" w:eastAsia="Merriweather" w:hAnsi="Arial" w:cs="Arial"/>
+          <w:color w:val="2F2F2F"/>
           <w:sz w:val="27"/>
           <w:szCs w:val="27"/>
           <w:highlight w:val="white"/>
@@ -1072,142 +2048,554 @@
       </w:pPr>
       <w:r>
         <w:rPr>
+          <w:rFonts w:ascii="Arial" w:hAnsi="Arial" w:cs="Arial"/>
           <w:color w:val="191919"/>
           <w:sz w:val="33"/>
           <w:szCs w:val="33"/>
           <w:highlight w:val="white"/>
-          <w:rtl w:val="0"/>
-        </w:rPr>
-        <w:t xml:space="preserve">Se o que se olha é a exportação, os espanhóis ganham. A Espanha é a líder mundial em venda de vinho, com 22,1 milhões de hectolitros no ano passado (segundo o Observatório Espanhol dos Mercados do Vinho, foram 22,8 milhões de hectolitros). O país é seguido de perto pela Itália (21,4 milhões), França (15,4) e, a maior distância, Chile (9,8) e Austrália (8). Mas se em vez do volume se mede o valor dessas exportações, a França e a Itália ganham em receita. Porque o vinho espanhol vende muito, mas é muito barato: a Espanha vende a 1,25 euro (5,25 reais) o litro; os franceses, a seis euros (25,2 reais) em média; os italianos, a 2,78 euros (11,67 reais). Alemanha, Reino Unido e Estados Unidos são os principais importadores em volume de vinho e gasto</w:t>
-      </w:r>
-      <w:r>
-        <w:rPr>
-          <w:rtl w:val="0"/>
-        </w:rPr>
-      </w:r>
-    </w:p>
-    <w:p>
-      <w:pPr>
-        <w:rPr>
-          <w:rFonts w:ascii="Merriweather" w:cs="Merriweather" w:eastAsia="Merriweather" w:hAnsi="Merriweather"/>
-          <w:color w:val="2f2f2f"/>
+        </w:rPr>
+        <w:t>Se o que se olha é a exportação, os espanhóis ganham. A Espanha é a líder mundial em venda de vinho, com 22,1 milhões de hectolitros no ano passado (segundo o Observatório Espanhol dos Mercados do Vinho, foram 22,8 milhões de hectolitros). O país é seguido de perto pela Itália (21,4 milhões), França (15,4) e, a maior distância, Chile (9,8) e Austrália (8). Mas se em vez do volume se mede o valor dessas exportações, a França e a Itália ganham em receita. Porque o vinho espanhol vende muito, mas é muito barato: a Espanha vende a 1,25 euro (5,25 reais) o litro; os franceses, a seis euros (25,2 reais) em média; os italianos, a 2,78 euros (11,67 reais). Alemanha, Reino Unido e Estados Unidos são os principais importadores em volume de vinho e gasto</w:t>
+      </w:r>
+    </w:p>
+    <w:p>
+      <w:pPr>
+        <w:rPr>
+          <w:rFonts w:ascii="Arial" w:eastAsia="Merriweather" w:hAnsi="Arial" w:cs="Arial"/>
+          <w:color w:val="2F2F2F"/>
           <w:sz w:val="27"/>
           <w:szCs w:val="27"/>
           <w:highlight w:val="white"/>
         </w:rPr>
       </w:pPr>
-      <w:r>
-        <w:rPr>
-          <w:rtl w:val="0"/>
-        </w:rPr>
-      </w:r>
-    </w:p>
-    <w:p>
-      <w:pPr>
-        <w:rPr>
-          <w:rFonts w:ascii="Merriweather" w:cs="Merriweather" w:eastAsia="Merriweather" w:hAnsi="Merriweather"/>
-          <w:color w:val="2f2f2f"/>
+    </w:p>
+    <w:p>
+      <w:pPr>
+        <w:rPr>
+          <w:rFonts w:ascii="Arial" w:eastAsia="Merriweather" w:hAnsi="Arial" w:cs="Arial"/>
+          <w:color w:val="2F2F2F"/>
           <w:sz w:val="27"/>
           <w:szCs w:val="27"/>
           <w:highlight w:val="white"/>
         </w:rPr>
       </w:pPr>
-      <w:r>
-        <w:rPr>
-          <w:rtl w:val="0"/>
-        </w:rPr>
-      </w:r>
-    </w:p>
-    <w:p>
-      <w:pPr>
-        <w:rPr/>
-      </w:pPr>
-      <w:hyperlink r:id="rId15">
+    </w:p>
+    <w:p>
+      <w:pPr>
+        <w:rPr>
+          <w:rFonts w:ascii="Arial" w:hAnsi="Arial" w:cs="Arial"/>
+        </w:rPr>
+      </w:pPr>
+      <w:hyperlink r:id="rId18">
         <w:r>
           <w:rPr>
-            <w:color w:val="0563c1"/>
+            <w:rFonts w:ascii="Arial" w:hAnsi="Arial" w:cs="Arial"/>
+            <w:color w:val="0563C1"/>
             <w:u w:val="single"/>
-            <w:rtl w:val="0"/>
           </w:rPr>
-          <w:t xml:space="preserve">https://www.oiv.int/what-we-do/data-discovery-report?oiv</w:t>
+          <w:t>https://www.oiv.int/what-we-do/data-discovery-report?oiv</w:t>
         </w:r>
       </w:hyperlink>
-      <w:r>
-        <w:rPr>
-          <w:rtl w:val="0"/>
-        </w:rPr>
-      </w:r>
-    </w:p>
-    <w:p>
-      <w:pPr>
-        <w:rPr/>
-      </w:pPr>
-      <w:hyperlink r:id="rId16">
+    </w:p>
+    <w:p>
+      <w:pPr>
+        <w:rPr>
+          <w:rFonts w:ascii="Arial" w:hAnsi="Arial" w:cs="Arial"/>
+        </w:rPr>
+      </w:pPr>
+      <w:hyperlink r:id="rId19">
         <w:r>
           <w:rPr>
-            <w:color w:val="0563c1"/>
+            <w:rFonts w:ascii="Arial" w:hAnsi="Arial" w:cs="Arial"/>
+            <w:color w:val="0563C1"/>
             <w:u w:val="single"/>
-            <w:rtl w:val="0"/>
           </w:rPr>
-          <w:t xml:space="preserve">https://www.oiv.int/what-we-do/country-report?oiv</w:t>
+          <w:t>https://www.oiv.int/what-we-do/country-report?oiv</w:t>
         </w:r>
       </w:hyperlink>
-      <w:r>
-        <w:rPr>
-          <w:rtl w:val="0"/>
-        </w:rPr>
-      </w:r>
-    </w:p>
-    <w:p>
-      <w:pPr>
-        <w:rPr/>
-      </w:pPr>
-      <w:r>
-        <w:rPr>
-          <w:rtl w:val="0"/>
-        </w:rPr>
-        <w:t xml:space="preserve">https://paises.ibge.gov.br/#/mapa/comparar/paraguai?indicador=77823&amp;tema=2&amp;ano=2022</w:t>
-      </w:r>
-    </w:p>
-    <w:p>
-      <w:pPr>
-        <w:rPr/>
-      </w:pPr>
-      <w:r>
-        <w:rPr>
-          <w:rtl w:val="0"/>
-        </w:rPr>
-        <w:t xml:space="preserve">https://data.worldbank.org/indicator/NY.GDP.PCAP.CD</w:t>
+    </w:p>
+    <w:p>
+      <w:pPr>
+        <w:rPr>
+          <w:rFonts w:ascii="Arial" w:hAnsi="Arial" w:cs="Arial"/>
+        </w:rPr>
+      </w:pPr>
+      <w:r>
+        <w:rPr>
+          <w:rFonts w:ascii="Arial" w:hAnsi="Arial" w:cs="Arial"/>
+        </w:rPr>
+        <w:t>https://paises.ibge.gov.br/#/mapa/comparar/paraguai?indicador=77823&amp;tema=2&amp;ano=2022</w:t>
+      </w:r>
+    </w:p>
+    <w:p>
+      <w:pPr>
+        <w:rPr>
+          <w:rFonts w:ascii="Arial" w:hAnsi="Arial" w:cs="Arial"/>
+        </w:rPr>
+      </w:pPr>
+      <w:r>
+        <w:rPr>
+          <w:rFonts w:ascii="Arial" w:hAnsi="Arial" w:cs="Arial"/>
+        </w:rPr>
+        <w:t>https://data.worldbank.org/indicator/NY.GDP.PCAP.CD</w:t>
       </w:r>
     </w:p>
     <w:sectPr>
-      <w:headerReference r:id="rId17" w:type="default"/>
-      <w:pgSz w:h="16838" w:w="11906" w:orient="portrait"/>
-      <w:pgMar w:bottom="1417" w:top="1417" w:left="1701" w:right="1701" w:header="708" w:footer="708"/>
+      <w:headerReference w:type="default" r:id="rId20"/>
+      <w:footerReference w:type="even" r:id="rId21"/>
+      <w:footerReference w:type="default" r:id="rId22"/>
+      <w:footerReference w:type="first" r:id="rId23"/>
+      <w:pgSz w:w="11906" w:h="16838"/>
+      <w:pgMar w:top="1417" w:right="1701" w:bottom="1417" w:left="1701" w:header="708" w:footer="708" w:gutter="0"/>
       <w:pgNumType w:start="1"/>
+      <w:cols w:space="720"/>
     </w:sectPr>
   </w:body>
 </w:document>
 </file>
 
-<file path=word/header1.xml><?xml version="1.0" encoding="utf-8"?>
-<w:hdr xmlns:mc="http://schemas.openxmlformats.org/markup-compatibility/2006" xmlns:o="urn:schemas-microsoft-com:office:office" xmlns:r="http://schemas.openxmlformats.org/officeDocument/2006/relationships" xmlns:m="http://schemas.openxmlformats.org/officeDocument/2006/math" xmlns:v="urn:schemas-microsoft-com:vml" xmlns:wp="http://schemas.openxmlformats.org/drawingml/2006/wordprocessingDrawing" xmlns:w10="urn:schemas-microsoft-com:office:word" xmlns:w="http://schemas.openxmlformats.org/wordprocessingml/2006/main" xmlns:wne="http://schemas.microsoft.com/office/word/2006/wordml" xmlns:sl="http://schemas.openxmlformats.org/schemaLibrary/2006/main" xmlns:a="http://schemas.openxmlformats.org/drawingml/2006/main" xmlns:pic="http://schemas.openxmlformats.org/drawingml/2006/picture" xmlns:c="http://schemas.openxmlformats.org/drawingml/2006/chart" xmlns:lc="http://schemas.openxmlformats.org/drawingml/2006/lockedCanvas" xmlns:dgm="http://schemas.openxmlformats.org/drawingml/2006/diagram" xmlns:wps="http://schemas.microsoft.com/office/word/2010/wordprocessingShape" xmlns:wpg="http://schemas.microsoft.com/office/word/2010/wordprocessingGroup" xmlns:w14="http://schemas.microsoft.com/office/word/2010/wordml" xmlns:w15="http://schemas.microsoft.com/office/word/2012/wordml">
+<file path=word/endnotes.xml><?xml version="1.0" encoding="utf-8"?>
+<w:endnotes xmlns:wpc="http://schemas.microsoft.com/office/word/2010/wordprocessingCanvas" xmlns:cx="http://schemas.microsoft.com/office/drawing/2014/chartex" xmlns:cx1="http://schemas.microsoft.com/office/drawing/2015/9/8/chartex" xmlns:cx2="http://schemas.microsoft.com/office/drawing/2015/10/21/chartex" xmlns:cx3="http://schemas.microsoft.com/office/drawing/2016/5/9/chartex" xmlns:cx4="http://schemas.microsoft.com/office/drawing/2016/5/10/chartex" xmlns:cx5="http://schemas.microsoft.com/office/drawing/2016/5/11/chartex" xmlns:cx6="http://schemas.microsoft.com/office/drawing/2016/5/12/chartex" xmlns:cx7="http://schemas.microsoft.com/office/drawing/2016/5/13/chartex" xmlns:cx8="http://schemas.microsoft.com/office/drawing/2016/5/14/chartex" xmlns:mc="http://schemas.openxmlformats.org/markup-compatibility/2006" xmlns:aink="http://schemas.microsoft.com/office/drawing/2016/ink" xmlns:am3d="http://schemas.microsoft.com/office/drawing/2017/model3d" xmlns:o="urn:schemas-microsoft-com:office:office" xmlns:oel="http://schemas.microsoft.com/office/2019/extlst" xmlns:r="http://schemas.openxmlformats.org/officeDocument/2006/relationships" xmlns:m="http://schemas.openxmlformats.org/officeDocument/2006/math" xmlns:v="urn:schemas-microsoft-com:vml" xmlns:wp14="http://schemas.microsoft.com/office/word/2010/wordprocessingDrawing" xmlns:wp="http://schemas.openxmlformats.org/drawingml/2006/wordprocessingDrawing" xmlns:w10="urn:schemas-microsoft-com:office:word" xmlns:w="http://schemas.openxmlformats.org/wordprocessingml/2006/main" xmlns:w14="http://schemas.microsoft.com/office/word/2010/wordml" xmlns:w15="http://schemas.microsoft.com/office/word/2012/wordml" xmlns:w16cex="http://schemas.microsoft.com/office/word/2018/wordml/cex" xmlns:w16cid="http://schemas.microsoft.com/office/word/2016/wordml/cid" xmlns:w16="http://schemas.microsoft.com/office/word/2018/wordml" xmlns:w16sdtdh="http://schemas.microsoft.com/office/word/2020/wordml/sdtdatahash" xmlns:w16se="http://schemas.microsoft.com/office/word/2015/wordml/symex" xmlns:wpg="http://schemas.microsoft.com/office/word/2010/wordprocessingGroup" xmlns:wpi="http://schemas.microsoft.com/office/word/2010/wordprocessingInk" xmlns:wne="http://schemas.microsoft.com/office/word/2006/wordml" xmlns:wps="http://schemas.microsoft.com/office/word/2010/wordprocessingShape" mc:Ignorable="w14 w15 w16se w16cid w16 w16cex w16sdtdh wp14">
+  <w:endnote w:type="separator" w:id="-1">
+    <w:p>
+      <w:pPr>
+        <w:spacing w:after="0" w:line="240" w:lineRule="auto"/>
+      </w:pPr>
+      <w:r>
+        <w:separator/>
+      </w:r>
+    </w:p>
+  </w:endnote>
+  <w:endnote w:type="continuationSeparator" w:id="0">
+    <w:p>
+      <w:pPr>
+        <w:spacing w:after="0" w:line="240" w:lineRule="auto"/>
+      </w:pPr>
+      <w:r>
+        <w:continuationSeparator/>
+      </w:r>
+    </w:p>
+  </w:endnote>
+</w:endnotes>
+</file>
+
+<file path=word/footer1.xml><?xml version="1.0" encoding="utf-8"?>
+<w:ftr xmlns:wpc="http://schemas.microsoft.com/office/word/2010/wordprocessingCanvas" xmlns:cx="http://schemas.microsoft.com/office/drawing/2014/chartex" xmlns:cx1="http://schemas.microsoft.com/office/drawing/2015/9/8/chartex" xmlns:cx2="http://schemas.microsoft.com/office/drawing/2015/10/21/chartex" xmlns:cx3="http://schemas.microsoft.com/office/drawing/2016/5/9/chartex" xmlns:cx4="http://schemas.microsoft.com/office/drawing/2016/5/10/chartex" xmlns:cx5="http://schemas.microsoft.com/office/drawing/2016/5/11/chartex" xmlns:cx6="http://schemas.microsoft.com/office/drawing/2016/5/12/chartex" xmlns:cx7="http://schemas.microsoft.com/office/drawing/2016/5/13/chartex" xmlns:cx8="http://schemas.microsoft.com/office/drawing/2016/5/14/chartex" xmlns:mc="http://schemas.openxmlformats.org/markup-compatibility/2006" xmlns:aink="http://schemas.microsoft.com/office/drawing/2016/ink" xmlns:am3d="http://schemas.microsoft.com/office/drawing/2017/model3d" xmlns:o="urn:schemas-microsoft-com:office:office" xmlns:oel="http://schemas.microsoft.com/office/2019/extlst" xmlns:r="http://schemas.openxmlformats.org/officeDocument/2006/relationships" xmlns:m="http://schemas.openxmlformats.org/officeDocument/2006/math" xmlns:v="urn:schemas-microsoft-com:vml" xmlns:wp14="http://schemas.microsoft.com/office/word/2010/wordprocessingDrawing" xmlns:wp="http://schemas.openxmlformats.org/drawingml/2006/wordprocessingDrawing" xmlns:w10="urn:schemas-microsoft-com:office:word" xmlns:w="http://schemas.openxmlformats.org/wordprocessingml/2006/main" xmlns:w14="http://schemas.microsoft.com/office/word/2010/wordml" xmlns:w15="http://schemas.microsoft.com/office/word/2012/wordml" xmlns:w16cex="http://schemas.microsoft.com/office/word/2018/wordml/cex" xmlns:w16cid="http://schemas.microsoft.com/office/word/2016/wordml/cid" xmlns:w16="http://schemas.microsoft.com/office/word/2018/wordml" xmlns:w16sdtdh="http://schemas.microsoft.com/office/word/2020/wordml/sdtdatahash" xmlns:w16se="http://schemas.microsoft.com/office/word/2015/wordml/symex" xmlns:wpg="http://schemas.microsoft.com/office/word/2010/wordprocessingGroup" xmlns:wpi="http://schemas.microsoft.com/office/word/2010/wordprocessingInk" xmlns:wne="http://schemas.microsoft.com/office/word/2006/wordml" xmlns:wps="http://schemas.microsoft.com/office/word/2010/wordprocessingShape" mc:Ignorable="w14 w15 w16se w16cid w16 w16cex w16sdtdh wp14">
   <w:p>
     <w:pPr>
-      <w:rPr/>
+      <w:pStyle w:val="Rodap"/>
     </w:pPr>
     <w:r>
       <w:rPr>
-        <w:rtl w:val="0"/>
+        <w:noProof/>
       </w:rPr>
+      <mc:AlternateContent>
+        <mc:Choice Requires="wps">
+          <w:drawing>
+            <wp:anchor distT="0" distB="0" distL="0" distR="0" simplePos="0" relativeHeight="251659264" behindDoc="0" locked="0" layoutInCell="1" allowOverlap="1" wp14:anchorId="22496EF5" wp14:editId="17821215">
+              <wp:simplePos x="635" y="635"/>
+              <wp:positionH relativeFrom="page">
+                <wp:align>center</wp:align>
+              </wp:positionH>
+              <wp:positionV relativeFrom="page">
+                <wp:align>bottom</wp:align>
+              </wp:positionV>
+              <wp:extent cx="443865" cy="443865"/>
+              <wp:effectExtent l="0" t="0" r="17780" b="0"/>
+              <wp:wrapNone/>
+              <wp:docPr id="11" name="Caixa de Texto 11" descr="Classificação da informação: Uso Interno">
+                <a:extLst xmlns:a="http://schemas.openxmlformats.org/drawingml/2006/main">
+                  <a:ext uri="{5AE41FA2-C0FF-4470-9BD4-5FADCA87CBE2}">
+                    <aclsh:classification xmlns:aclsh="http://schemas.microsoft.com/office/drawing/2020/classificationShape" classificationOutcomeType="ftr"/>
+                  </a:ext>
+                </a:extLst>
+              </wp:docPr>
+              <wp:cNvGraphicFramePr/>
+              <a:graphic xmlns:a="http://schemas.openxmlformats.org/drawingml/2006/main">
+                <a:graphicData uri="http://schemas.microsoft.com/office/word/2010/wordprocessingShape">
+                  <wps:wsp>
+                    <wps:cNvSpPr txBox="1"/>
+                    <wps:spPr>
+                      <a:xfrm>
+                        <a:off x="0" y="0"/>
+                        <a:ext cx="443865" cy="443865"/>
+                      </a:xfrm>
+                      <a:prstGeom prst="rect">
+                        <a:avLst/>
+                      </a:prstGeom>
+                      <a:noFill/>
+                      <a:ln>
+                        <a:noFill/>
+                      </a:ln>
+                    </wps:spPr>
+                    <wps:txbx>
+                      <w:txbxContent>
+                        <w:p>
+                          <w:pPr>
+                            <w:spacing w:after="0"/>
+                            <w:rPr>
+                              <w:noProof/>
+                              <w:color w:val="000000"/>
+                              <w:sz w:val="20"/>
+                              <w:szCs w:val="20"/>
+                            </w:rPr>
+                          </w:pPr>
+                          <w:r>
+                            <w:rPr>
+                              <w:noProof/>
+                              <w:color w:val="000000"/>
+                              <w:sz w:val="20"/>
+                              <w:szCs w:val="20"/>
+                            </w:rPr>
+                            <w:t>Classificação da informação: Uso Interno</w:t>
+                          </w:r>
+                        </w:p>
+                      </w:txbxContent>
+                    </wps:txbx>
+                    <wps:bodyPr rot="0" spcFirstLastPara="0" vertOverflow="overflow" horzOverflow="overflow" vert="horz" wrap="none" lIns="0" tIns="0" rIns="0" bIns="190500" numCol="1" spcCol="0" rtlCol="0" fromWordArt="0" anchor="b" anchorCtr="0" forceAA="0" compatLnSpc="1">
+                      <a:prstTxWarp prst="textNoShape">
+                        <a:avLst/>
+                      </a:prstTxWarp>
+                      <a:spAutoFit/>
+                    </wps:bodyPr>
+                  </wps:wsp>
+                </a:graphicData>
+              </a:graphic>
+            </wp:anchor>
+          </w:drawing>
+        </mc:Choice>
+        <mc:Fallback>
+          <w:pict>
+            <v:shapetype w14:anchorId="22496EF5" id="_x0000_t202" coordsize="21600,21600" o:spt="202" path="m,l,21600r21600,l21600,xe">
+              <v:stroke joinstyle="miter"/>
+              <v:path gradientshapeok="t" o:connecttype="rect"/>
+            </v:shapetype>
+            <v:shape id="Caixa de Texto 11" o:spid="_x0000_s1026" type="#_x0000_t202" alt="Classificação da informação: Uso Interno" style="position:absolute;margin-left:0;margin-top:0;width:34.95pt;height:34.95pt;z-index:251659264;visibility:visible;mso-wrap-style:none;mso-wrap-distance-left:0;mso-wrap-distance-top:0;mso-wrap-distance-right:0;mso-wrap-distance-bottom:0;mso-position-horizontal:center;mso-position-horizontal-relative:page;mso-position-vertical:bottom;mso-position-vertical-relative:page;v-text-anchor:bottom" o:gfxdata="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" filled="f" stroked="f">
+              <v:fill o:detectmouseclick="t"/>
+              <v:textbox style="mso-fit-shape-to-text:t" inset="0,0,0,15pt">
+                <w:txbxContent>
+                  <w:p>
+                    <w:pPr>
+                      <w:spacing w:after="0"/>
+                      <w:rPr>
+                        <w:noProof/>
+                        <w:color w:val="000000"/>
+                        <w:sz w:val="20"/>
+                        <w:szCs w:val="20"/>
+                      </w:rPr>
+                    </w:pPr>
+                    <w:r>
+                      <w:rPr>
+                        <w:noProof/>
+                        <w:color w:val="000000"/>
+                        <w:sz w:val="20"/>
+                        <w:szCs w:val="20"/>
+                      </w:rPr>
+                      <w:t>Classificação da informação: Uso Interno</w:t>
+                    </w:r>
+                  </w:p>
+                </w:txbxContent>
+              </v:textbox>
+              <w10:wrap anchorx="page" anchory="page"/>
+            </v:shape>
+          </w:pict>
+        </mc:Fallback>
+      </mc:AlternateContent>
     </w:r>
   </w:p>
+</w:ftr>
+</file>
+
+<file path=word/footer2.xml><?xml version="1.0" encoding="utf-8"?>
+<w:ftr xmlns:wpc="http://schemas.microsoft.com/office/word/2010/wordprocessingCanvas" xmlns:cx="http://schemas.microsoft.com/office/drawing/2014/chartex" xmlns:cx1="http://schemas.microsoft.com/office/drawing/2015/9/8/chartex" xmlns:cx2="http://schemas.microsoft.com/office/drawing/2015/10/21/chartex" xmlns:cx3="http://schemas.microsoft.com/office/drawing/2016/5/9/chartex" xmlns:cx4="http://schemas.microsoft.com/office/drawing/2016/5/10/chartex" xmlns:cx5="http://schemas.microsoft.com/office/drawing/2016/5/11/chartex" xmlns:cx6="http://schemas.microsoft.com/office/drawing/2016/5/12/chartex" xmlns:cx7="http://schemas.microsoft.com/office/drawing/2016/5/13/chartex" xmlns:cx8="http://schemas.microsoft.com/office/drawing/2016/5/14/chartex" xmlns:mc="http://schemas.openxmlformats.org/markup-compatibility/2006" xmlns:aink="http://schemas.microsoft.com/office/drawing/2016/ink" xmlns:am3d="http://schemas.microsoft.com/office/drawing/2017/model3d" xmlns:o="urn:schemas-microsoft-com:office:office" xmlns:oel="http://schemas.microsoft.com/office/2019/extlst" xmlns:r="http://schemas.openxmlformats.org/officeDocument/2006/relationships" xmlns:m="http://schemas.openxmlformats.org/officeDocument/2006/math" xmlns:v="urn:schemas-microsoft-com:vml" xmlns:wp14="http://schemas.microsoft.com/office/word/2010/wordprocessingDrawing" xmlns:wp="http://schemas.openxmlformats.org/drawingml/2006/wordprocessingDrawing" xmlns:w10="urn:schemas-microsoft-com:office:word" xmlns:w="http://schemas.openxmlformats.org/wordprocessingml/2006/main" xmlns:w14="http://schemas.microsoft.com/office/word/2010/wordml" xmlns:w15="http://schemas.microsoft.com/office/word/2012/wordml" xmlns:w16cex="http://schemas.microsoft.com/office/word/2018/wordml/cex" xmlns:w16cid="http://schemas.microsoft.com/office/word/2016/wordml/cid" xmlns:w16="http://schemas.microsoft.com/office/word/2018/wordml" xmlns:w16sdtdh="http://schemas.microsoft.com/office/word/2020/wordml/sdtdatahash" xmlns:w16se="http://schemas.microsoft.com/office/word/2015/wordml/symex" xmlns:wpg="http://schemas.microsoft.com/office/word/2010/wordprocessingGroup" xmlns:wpi="http://schemas.microsoft.com/office/word/2010/wordprocessingInk" xmlns:wne="http://schemas.microsoft.com/office/word/2006/wordml" xmlns:wps="http://schemas.microsoft.com/office/word/2010/wordprocessingShape" mc:Ignorable="w14 w15 w16se w16cid w16 w16cex w16sdtdh wp14">
+  <w:p>
+    <w:pPr>
+      <w:pStyle w:val="Rodap"/>
+    </w:pPr>
+    <w:r>
+      <w:rPr>
+        <w:noProof/>
+      </w:rPr>
+      <mc:AlternateContent>
+        <mc:Choice Requires="wps">
+          <w:drawing>
+            <wp:anchor distT="0" distB="0" distL="0" distR="0" simplePos="0" relativeHeight="251660288" behindDoc="0" locked="0" layoutInCell="1" allowOverlap="1" wp14:anchorId="3A02F86A" wp14:editId="46D8DC0D">
+              <wp:simplePos x="1078302" y="10075653"/>
+              <wp:positionH relativeFrom="page">
+                <wp:align>center</wp:align>
+              </wp:positionH>
+              <wp:positionV relativeFrom="page">
+                <wp:align>bottom</wp:align>
+              </wp:positionV>
+              <wp:extent cx="443865" cy="443865"/>
+              <wp:effectExtent l="0" t="0" r="17780" b="0"/>
+              <wp:wrapNone/>
+              <wp:docPr id="12" name="Caixa de Texto 12" descr="Classificação da informação: Uso Interno">
+                <a:extLst xmlns:a="http://schemas.openxmlformats.org/drawingml/2006/main">
+                  <a:ext uri="{5AE41FA2-C0FF-4470-9BD4-5FADCA87CBE2}">
+                    <aclsh:classification xmlns:aclsh="http://schemas.microsoft.com/office/drawing/2020/classificationShape" classificationOutcomeType="ftr"/>
+                  </a:ext>
+                </a:extLst>
+              </wp:docPr>
+              <wp:cNvGraphicFramePr/>
+              <a:graphic xmlns:a="http://schemas.openxmlformats.org/drawingml/2006/main">
+                <a:graphicData uri="http://schemas.microsoft.com/office/word/2010/wordprocessingShape">
+                  <wps:wsp>
+                    <wps:cNvSpPr txBox="1"/>
+                    <wps:spPr>
+                      <a:xfrm>
+                        <a:off x="0" y="0"/>
+                        <a:ext cx="443865" cy="443865"/>
+                      </a:xfrm>
+                      <a:prstGeom prst="rect">
+                        <a:avLst/>
+                      </a:prstGeom>
+                      <a:noFill/>
+                      <a:ln>
+                        <a:noFill/>
+                      </a:ln>
+                    </wps:spPr>
+                    <wps:txbx>
+                      <w:txbxContent>
+                        <w:p>
+                          <w:pPr>
+                            <w:spacing w:after="0"/>
+                            <w:rPr>
+                              <w:noProof/>
+                              <w:color w:val="000000"/>
+                              <w:sz w:val="20"/>
+                              <w:szCs w:val="20"/>
+                            </w:rPr>
+                          </w:pPr>
+                          <w:r>
+                            <w:rPr>
+                              <w:noProof/>
+                              <w:color w:val="000000"/>
+                              <w:sz w:val="20"/>
+                              <w:szCs w:val="20"/>
+                            </w:rPr>
+                            <w:t>Classificação da informação: Uso Interno</w:t>
+                          </w:r>
+                        </w:p>
+                      </w:txbxContent>
+                    </wps:txbx>
+                    <wps:bodyPr rot="0" spcFirstLastPara="0" vertOverflow="overflow" horzOverflow="overflow" vert="horz" wrap="none" lIns="0" tIns="0" rIns="0" bIns="190500" numCol="1" spcCol="0" rtlCol="0" fromWordArt="0" anchor="b" anchorCtr="0" forceAA="0" compatLnSpc="1">
+                      <a:prstTxWarp prst="textNoShape">
+                        <a:avLst/>
+                      </a:prstTxWarp>
+                      <a:spAutoFit/>
+                    </wps:bodyPr>
+                  </wps:wsp>
+                </a:graphicData>
+              </a:graphic>
+            </wp:anchor>
+          </w:drawing>
+        </mc:Choice>
+        <mc:Fallback>
+          <w:pict>
+            <v:shapetype w14:anchorId="3A02F86A" id="_x0000_t202" coordsize="21600,21600" o:spt="202" path="m,l,21600r21600,l21600,xe">
+              <v:stroke joinstyle="miter"/>
+              <v:path gradientshapeok="t" o:connecttype="rect"/>
+            </v:shapetype>
+            <v:shape id="Caixa de Texto 12" o:spid="_x0000_s1027" type="#_x0000_t202" alt="Classificação da informação: Uso Interno" style="position:absolute;margin-left:0;margin-top:0;width:34.95pt;height:34.95pt;z-index:251660288;visibility:visible;mso-wrap-style:none;mso-wrap-distance-left:0;mso-wrap-distance-top:0;mso-wrap-distance-right:0;mso-wrap-distance-bottom:0;mso-position-horizontal:center;mso-position-horizontal-relative:page;mso-position-vertical:bottom;mso-position-vertical-relative:page;v-text-anchor:bottom" o:gfxdata="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" filled="f" stroked="f">
+              <v:fill o:detectmouseclick="t"/>
+              <v:textbox style="mso-fit-shape-to-text:t" inset="0,0,0,15pt">
+                <w:txbxContent>
+                  <w:p>
+                    <w:pPr>
+                      <w:spacing w:after="0"/>
+                      <w:rPr>
+                        <w:noProof/>
+                        <w:color w:val="000000"/>
+                        <w:sz w:val="20"/>
+                        <w:szCs w:val="20"/>
+                      </w:rPr>
+                    </w:pPr>
+                    <w:r>
+                      <w:rPr>
+                        <w:noProof/>
+                        <w:color w:val="000000"/>
+                        <w:sz w:val="20"/>
+                        <w:szCs w:val="20"/>
+                      </w:rPr>
+                      <w:t>Classificação da informação: Uso Interno</w:t>
+                    </w:r>
+                  </w:p>
+                </w:txbxContent>
+              </v:textbox>
+              <w10:wrap anchorx="page" anchory="page"/>
+            </v:shape>
+          </w:pict>
+        </mc:Fallback>
+      </mc:AlternateContent>
+    </w:r>
+  </w:p>
+</w:ftr>
+</file>
+
+<file path=word/footer3.xml><?xml version="1.0" encoding="utf-8"?>
+<w:ftr xmlns:wpc="http://schemas.microsoft.com/office/word/2010/wordprocessingCanvas" xmlns:cx="http://schemas.microsoft.com/office/drawing/2014/chartex" xmlns:cx1="http://schemas.microsoft.com/office/drawing/2015/9/8/chartex" xmlns:cx2="http://schemas.microsoft.com/office/drawing/2015/10/21/chartex" xmlns:cx3="http://schemas.microsoft.com/office/drawing/2016/5/9/chartex" xmlns:cx4="http://schemas.microsoft.com/office/drawing/2016/5/10/chartex" xmlns:cx5="http://schemas.microsoft.com/office/drawing/2016/5/11/chartex" xmlns:cx6="http://schemas.microsoft.com/office/drawing/2016/5/12/chartex" xmlns:cx7="http://schemas.microsoft.com/office/drawing/2016/5/13/chartex" xmlns:cx8="http://schemas.microsoft.com/office/drawing/2016/5/14/chartex" xmlns:mc="http://schemas.openxmlformats.org/markup-compatibility/2006" xmlns:aink="http://schemas.microsoft.com/office/drawing/2016/ink" xmlns:am3d="http://schemas.microsoft.com/office/drawing/2017/model3d" xmlns:o="urn:schemas-microsoft-com:office:office" xmlns:oel="http://schemas.microsoft.com/office/2019/extlst" xmlns:r="http://schemas.openxmlformats.org/officeDocument/2006/relationships" xmlns:m="http://schemas.openxmlformats.org/officeDocument/2006/math" xmlns:v="urn:schemas-microsoft-com:vml" xmlns:wp14="http://schemas.microsoft.com/office/word/2010/wordprocessingDrawing" xmlns:wp="http://schemas.openxmlformats.org/drawingml/2006/wordprocessingDrawing" xmlns:w10="urn:schemas-microsoft-com:office:word" xmlns:w="http://schemas.openxmlformats.org/wordprocessingml/2006/main" xmlns:w14="http://schemas.microsoft.com/office/word/2010/wordml" xmlns:w15="http://schemas.microsoft.com/office/word/2012/wordml" xmlns:w16cex="http://schemas.microsoft.com/office/word/2018/wordml/cex" xmlns:w16cid="http://schemas.microsoft.com/office/word/2016/wordml/cid" xmlns:w16="http://schemas.microsoft.com/office/word/2018/wordml" xmlns:w16sdtdh="http://schemas.microsoft.com/office/word/2020/wordml/sdtdatahash" xmlns:w16se="http://schemas.microsoft.com/office/word/2015/wordml/symex" xmlns:wpg="http://schemas.microsoft.com/office/word/2010/wordprocessingGroup" xmlns:wpi="http://schemas.microsoft.com/office/word/2010/wordprocessingInk" xmlns:wne="http://schemas.microsoft.com/office/word/2006/wordml" xmlns:wps="http://schemas.microsoft.com/office/word/2010/wordprocessingShape" mc:Ignorable="w14 w15 w16se w16cid w16 w16cex w16sdtdh wp14">
+  <w:p>
+    <w:pPr>
+      <w:pStyle w:val="Rodap"/>
+    </w:pPr>
+    <w:r>
+      <w:rPr>
+        <w:noProof/>
+      </w:rPr>
+      <mc:AlternateContent>
+        <mc:Choice Requires="wps">
+          <w:drawing>
+            <wp:anchor distT="0" distB="0" distL="0" distR="0" simplePos="0" relativeHeight="251658240" behindDoc="0" locked="0" layoutInCell="1" allowOverlap="1" wp14:anchorId="17975B44" wp14:editId="2FB15281">
+              <wp:simplePos x="635" y="635"/>
+              <wp:positionH relativeFrom="page">
+                <wp:align>center</wp:align>
+              </wp:positionH>
+              <wp:positionV relativeFrom="page">
+                <wp:align>bottom</wp:align>
+              </wp:positionV>
+              <wp:extent cx="443865" cy="443865"/>
+              <wp:effectExtent l="0" t="0" r="17780" b="0"/>
+              <wp:wrapNone/>
+              <wp:docPr id="10" name="Caixa de Texto 10" descr="Classificação da informação: Uso Interno">
+                <a:extLst xmlns:a="http://schemas.openxmlformats.org/drawingml/2006/main">
+                  <a:ext uri="{5AE41FA2-C0FF-4470-9BD4-5FADCA87CBE2}">
+                    <aclsh:classification xmlns:aclsh="http://schemas.microsoft.com/office/drawing/2020/classificationShape" classificationOutcomeType="ftr"/>
+                  </a:ext>
+                </a:extLst>
+              </wp:docPr>
+              <wp:cNvGraphicFramePr/>
+              <a:graphic xmlns:a="http://schemas.openxmlformats.org/drawingml/2006/main">
+                <a:graphicData uri="http://schemas.microsoft.com/office/word/2010/wordprocessingShape">
+                  <wps:wsp>
+                    <wps:cNvSpPr txBox="1"/>
+                    <wps:spPr>
+                      <a:xfrm>
+                        <a:off x="0" y="0"/>
+                        <a:ext cx="443865" cy="443865"/>
+                      </a:xfrm>
+                      <a:prstGeom prst="rect">
+                        <a:avLst/>
+                      </a:prstGeom>
+                      <a:noFill/>
+                      <a:ln>
+                        <a:noFill/>
+                      </a:ln>
+                    </wps:spPr>
+                    <wps:txbx>
+                      <w:txbxContent>
+                        <w:p>
+                          <w:pPr>
+                            <w:spacing w:after="0"/>
+                            <w:rPr>
+                              <w:noProof/>
+                              <w:color w:val="000000"/>
+                              <w:sz w:val="20"/>
+                              <w:szCs w:val="20"/>
+                            </w:rPr>
+                          </w:pPr>
+                          <w:r>
+                            <w:rPr>
+                              <w:noProof/>
+                              <w:color w:val="000000"/>
+                              <w:sz w:val="20"/>
+                              <w:szCs w:val="20"/>
+                            </w:rPr>
+                            <w:t>Classificação da informação: Uso Interno</w:t>
+                          </w:r>
+                        </w:p>
+                      </w:txbxContent>
+                    </wps:txbx>
+                    <wps:bodyPr rot="0" spcFirstLastPara="0" vertOverflow="overflow" horzOverflow="overflow" vert="horz" wrap="none" lIns="0" tIns="0" rIns="0" bIns="190500" numCol="1" spcCol="0" rtlCol="0" fromWordArt="0" anchor="b" anchorCtr="0" forceAA="0" compatLnSpc="1">
+                      <a:prstTxWarp prst="textNoShape">
+                        <a:avLst/>
+                      </a:prstTxWarp>
+                      <a:spAutoFit/>
+                    </wps:bodyPr>
+                  </wps:wsp>
+                </a:graphicData>
+              </a:graphic>
+            </wp:anchor>
+          </w:drawing>
+        </mc:Choice>
+        <mc:Fallback>
+          <w:pict>
+            <v:shapetype w14:anchorId="17975B44" id="_x0000_t202" coordsize="21600,21600" o:spt="202" path="m,l,21600r21600,l21600,xe">
+              <v:stroke joinstyle="miter"/>
+              <v:path gradientshapeok="t" o:connecttype="rect"/>
+            </v:shapetype>
+            <v:shape id="Caixa de Texto 10" o:spid="_x0000_s1028" type="#_x0000_t202" alt="Classificação da informação: Uso Interno" style="position:absolute;margin-left:0;margin-top:0;width:34.95pt;height:34.95pt;z-index:251658240;visibility:visible;mso-wrap-style:none;mso-wrap-distance-left:0;mso-wrap-distance-top:0;mso-wrap-distance-right:0;mso-wrap-distance-bottom:0;mso-position-horizontal:center;mso-position-horizontal-relative:page;mso-position-vertical:bottom;mso-position-vertical-relative:page;v-text-anchor:bottom" o:gfxdata="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" filled="f" stroked="f">
+              <v:fill o:detectmouseclick="t"/>
+              <v:textbox style="mso-fit-shape-to-text:t" inset="0,0,0,15pt">
+                <w:txbxContent>
+                  <w:p>
+                    <w:pPr>
+                      <w:spacing w:after="0"/>
+                      <w:rPr>
+                        <w:noProof/>
+                        <w:color w:val="000000"/>
+                        <w:sz w:val="20"/>
+                        <w:szCs w:val="20"/>
+                      </w:rPr>
+                    </w:pPr>
+                    <w:r>
+                      <w:rPr>
+                        <w:noProof/>
+                        <w:color w:val="000000"/>
+                        <w:sz w:val="20"/>
+                        <w:szCs w:val="20"/>
+                      </w:rPr>
+                      <w:t>Classificação da informação: Uso Interno</w:t>
+                    </w:r>
+                  </w:p>
+                </w:txbxContent>
+              </v:textbox>
+              <w10:wrap anchorx="page" anchory="page"/>
+            </v:shape>
+          </w:pict>
+        </mc:Fallback>
+      </mc:AlternateContent>
+    </w:r>
+  </w:p>
+</w:ftr>
+</file>
+
+<file path=word/footnotes.xml><?xml version="1.0" encoding="utf-8"?>
+<w:footnotes xmlns:wpc="http://schemas.microsoft.com/office/word/2010/wordprocessingCanvas" xmlns:cx="http://schemas.microsoft.com/office/drawing/2014/chartex" xmlns:cx1="http://schemas.microsoft.com/office/drawing/2015/9/8/chartex" xmlns:cx2="http://schemas.microsoft.com/office/drawing/2015/10/21/chartex" xmlns:cx3="http://schemas.microsoft.com/office/drawing/2016/5/9/chartex" xmlns:cx4="http://schemas.microsoft.com/office/drawing/2016/5/10/chartex" xmlns:cx5="http://schemas.microsoft.com/office/drawing/2016/5/11/chartex" xmlns:cx6="http://schemas.microsoft.com/office/drawing/2016/5/12/chartex" xmlns:cx7="http://schemas.microsoft.com/office/drawing/2016/5/13/chartex" xmlns:cx8="http://schemas.microsoft.com/office/drawing/2016/5/14/chartex" xmlns:mc="http://schemas.openxmlformats.org/markup-compatibility/2006" xmlns:aink="http://schemas.microsoft.com/office/drawing/2016/ink" xmlns:am3d="http://schemas.microsoft.com/office/drawing/2017/model3d" xmlns:o="urn:schemas-microsoft-com:office:office" xmlns:oel="http://schemas.microsoft.com/office/2019/extlst" xmlns:r="http://schemas.openxmlformats.org/officeDocument/2006/relationships" xmlns:m="http://schemas.openxmlformats.org/officeDocument/2006/math" xmlns:v="urn:schemas-microsoft-com:vml" xmlns:wp14="http://schemas.microsoft.com/office/word/2010/wordprocessingDrawing" xmlns:wp="http://schemas.openxmlformats.org/drawingml/2006/wordprocessingDrawing" xmlns:w10="urn:schemas-microsoft-com:office:word" xmlns:w="http://schemas.openxmlformats.org/wordprocessingml/2006/main" xmlns:w14="http://schemas.microsoft.com/office/word/2010/wordml" xmlns:w15="http://schemas.microsoft.com/office/word/2012/wordml" xmlns:w16cex="http://schemas.microsoft.com/office/word/2018/wordml/cex" xmlns:w16cid="http://schemas.microsoft.com/office/word/2016/wordml/cid" xmlns:w16="http://schemas.microsoft.com/office/word/2018/wordml" xmlns:w16sdtdh="http://schemas.microsoft.com/office/word/2020/wordml/sdtdatahash" xmlns:w16se="http://schemas.microsoft.com/office/word/2015/wordml/symex" xmlns:wpg="http://schemas.microsoft.com/office/word/2010/wordprocessingGroup" xmlns:wpi="http://schemas.microsoft.com/office/word/2010/wordprocessingInk" xmlns:wne="http://schemas.microsoft.com/office/word/2006/wordml" xmlns:wps="http://schemas.microsoft.com/office/word/2010/wordprocessingShape" mc:Ignorable="w14 w15 w16se w16cid w16 w16cex w16sdtdh wp14">
+  <w:footnote w:type="separator" w:id="-1">
+    <w:p>
+      <w:pPr>
+        <w:spacing w:after="0" w:line="240" w:lineRule="auto"/>
+      </w:pPr>
+      <w:r>
+        <w:separator/>
+      </w:r>
+    </w:p>
+  </w:footnote>
+  <w:footnote w:type="continuationSeparator" w:id="0">
+    <w:p>
+      <w:pPr>
+        <w:spacing w:after="0" w:line="240" w:lineRule="auto"/>
+      </w:pPr>
+      <w:r>
+        <w:continuationSeparator/>
+      </w:r>
+    </w:p>
+  </w:footnote>
+</w:footnotes>
+</file>
+
+<file path=word/header1.xml><?xml version="1.0" encoding="utf-8"?>
+<w:hdr xmlns:wpc="http://schemas.microsoft.com/office/word/2010/wordprocessingCanvas" xmlns:cx="http://schemas.microsoft.com/office/drawing/2014/chartex" xmlns:cx1="http://schemas.microsoft.com/office/drawing/2015/9/8/chartex" xmlns:cx2="http://schemas.microsoft.com/office/drawing/2015/10/21/chartex" xmlns:cx3="http://schemas.microsoft.com/office/drawing/2016/5/9/chartex" xmlns:cx4="http://schemas.microsoft.com/office/drawing/2016/5/10/chartex" xmlns:cx5="http://schemas.microsoft.com/office/drawing/2016/5/11/chartex" xmlns:cx6="http://schemas.microsoft.com/office/drawing/2016/5/12/chartex" xmlns:cx7="http://schemas.microsoft.com/office/drawing/2016/5/13/chartex" xmlns:cx8="http://schemas.microsoft.com/office/drawing/2016/5/14/chartex" xmlns:mc="http://schemas.openxmlformats.org/markup-compatibility/2006" xmlns:aink="http://schemas.microsoft.com/office/drawing/2016/ink" xmlns:am3d="http://schemas.microsoft.com/office/drawing/2017/model3d" xmlns:o="urn:schemas-microsoft-com:office:office" xmlns:oel="http://schemas.microsoft.com/office/2019/extlst" xmlns:r="http://schemas.openxmlformats.org/officeDocument/2006/relationships" xmlns:m="http://schemas.openxmlformats.org/officeDocument/2006/math" xmlns:v="urn:schemas-microsoft-com:vml" xmlns:wp14="http://schemas.microsoft.com/office/word/2010/wordprocessingDrawing" xmlns:wp="http://schemas.openxmlformats.org/drawingml/2006/wordprocessingDrawing" xmlns:w10="urn:schemas-microsoft-com:office:word" xmlns:w="http://schemas.openxmlformats.org/wordprocessingml/2006/main" xmlns:w14="http://schemas.microsoft.com/office/word/2010/wordml" xmlns:w15="http://schemas.microsoft.com/office/word/2012/wordml" xmlns:w16cex="http://schemas.microsoft.com/office/word/2018/wordml/cex" xmlns:w16cid="http://schemas.microsoft.com/office/word/2016/wordml/cid" xmlns:w16="http://schemas.microsoft.com/office/word/2018/wordml" xmlns:w16sdtdh="http://schemas.microsoft.com/office/word/2020/wordml/sdtdatahash" xmlns:w16se="http://schemas.microsoft.com/office/word/2015/wordml/symex" xmlns:wpg="http://schemas.microsoft.com/office/word/2010/wordprocessingGroup" xmlns:wpi="http://schemas.microsoft.com/office/word/2010/wordprocessingInk" xmlns:wne="http://schemas.microsoft.com/office/word/2006/wordml" xmlns:wps="http://schemas.microsoft.com/office/word/2010/wordprocessingShape" mc:Ignorable="w14 w15 w16se w16cid w16 w16cex w16sdtdh wp14">
+  <w:p/>
 </w:hdr>
 </file>
 
 <file path=word/numbering.xml><?xml version="1.0" encoding="utf-8"?>
-<w:numbering xmlns:mc="http://schemas.openxmlformats.org/markup-compatibility/2006" xmlns:o="urn:schemas-microsoft-com:office:office" xmlns:r="http://schemas.openxmlformats.org/officeDocument/2006/relationships" xmlns:m="http://schemas.openxmlformats.org/officeDocument/2006/math" xmlns:v="urn:schemas-microsoft-com:vml" xmlns:wp="http://schemas.openxmlformats.org/drawingml/2006/wordprocessingDrawing" xmlns:w10="urn:schemas-microsoft-com:office:word" xmlns:w="http://schemas.openxmlformats.org/wordprocessingml/2006/main" xmlns:wne="http://schemas.microsoft.com/office/word/2006/wordml" xmlns:sl="http://schemas.openxmlformats.org/schemaLibrary/2006/main" xmlns:a="http://schemas.openxmlformats.org/drawingml/2006/main" xmlns:pic="http://schemas.openxmlformats.org/drawingml/2006/picture" xmlns:c="http://schemas.openxmlformats.org/drawingml/2006/chart" xmlns:lc="http://schemas.openxmlformats.org/drawingml/2006/lockedCanvas" xmlns:dgm="http://schemas.openxmlformats.org/drawingml/2006/diagram" xmlns:wps="http://schemas.microsoft.com/office/word/2010/wordprocessingShape" xmlns:wpg="http://schemas.microsoft.com/office/word/2010/wordprocessingGroup" xmlns:w14="http://schemas.microsoft.com/office/word/2010/wordml" xmlns:w15="http://schemas.microsoft.com/office/word/2012/wordml">
-  <w:abstractNum w:abstractNumId="1">
+<w:numbering xmlns:wpc="http://schemas.microsoft.com/office/word/2010/wordprocessingCanvas" xmlns:cx="http://schemas.microsoft.com/office/drawing/2014/chartex" xmlns:cx1="http://schemas.microsoft.com/office/drawing/2015/9/8/chartex" xmlns:cx2="http://schemas.microsoft.com/office/drawing/2015/10/21/chartex" xmlns:cx3="http://schemas.microsoft.com/office/drawing/2016/5/9/chartex" xmlns:cx4="http://schemas.microsoft.com/office/drawing/2016/5/10/chartex" xmlns:cx5="http://schemas.microsoft.com/office/drawing/2016/5/11/chartex" xmlns:cx6="http://schemas.microsoft.com/office/drawing/2016/5/12/chartex" xmlns:cx7="http://schemas.microsoft.com/office/drawing/2016/5/13/chartex" xmlns:cx8="http://schemas.microsoft.com/office/drawing/2016/5/14/chartex" xmlns:mc="http://schemas.openxmlformats.org/markup-compatibility/2006" xmlns:aink="http://schemas.microsoft.com/office/drawing/2016/ink" xmlns:am3d="http://schemas.microsoft.com/office/drawing/2017/model3d" xmlns:o="urn:schemas-microsoft-com:office:office" xmlns:oel="http://schemas.microsoft.com/office/2019/extlst" xmlns:r="http://schemas.openxmlformats.org/officeDocument/2006/relationships" xmlns:m="http://schemas.openxmlformats.org/officeDocument/2006/math" xmlns:v="urn:schemas-microsoft-com:vml" xmlns:wp14="http://schemas.microsoft.com/office/word/2010/wordprocessingDrawing" xmlns:wp="http://schemas.openxmlformats.org/drawingml/2006/wordprocessingDrawing" xmlns:w10="urn:schemas-microsoft-com:office:word" xmlns:w="http://schemas.openxmlformats.org/wordprocessingml/2006/main" xmlns:w14="http://schemas.microsoft.com/office/word/2010/wordml" xmlns:w15="http://schemas.microsoft.com/office/word/2012/wordml" xmlns:w16cex="http://schemas.microsoft.com/office/word/2018/wordml/cex" xmlns:w16cid="http://schemas.microsoft.com/office/word/2016/wordml/cid" xmlns:w16="http://schemas.microsoft.com/office/word/2018/wordml" xmlns:w16sdtdh="http://schemas.microsoft.com/office/word/2020/wordml/sdtdatahash" xmlns:w16se="http://schemas.microsoft.com/office/word/2015/wordml/symex" xmlns:wpg="http://schemas.microsoft.com/office/word/2010/wordprocessingGroup" xmlns:wpi="http://schemas.microsoft.com/office/word/2010/wordprocessingInk" xmlns:wne="http://schemas.microsoft.com/office/word/2006/wordml" xmlns:wps="http://schemas.microsoft.com/office/word/2010/wordprocessingShape" mc:Ignorable="w14 w15 w16se w16cid w16 w16cex w16sdtdh wp14">
+  <w:abstractNum w:abstractNumId="0" w15:restartNumberingAfterBreak="0">
+    <w:nsid w:val="611B02CA"/>
+    <w:multiLevelType w:val="multilevel"/>
+    <w:tmpl w:val="7A3CB592"/>
     <w:lvl w:ilvl="0">
       <w:start w:val="1"/>
       <w:numFmt w:val="decimal"/>
@@ -1317,21 +2705,21 @@
       </w:rPr>
     </w:lvl>
   </w:abstractNum>
-  <w:num w:numId="1">
-    <w:abstractNumId w:val="1"/>
+  <w:num w:numId="1" w16cid:durableId="1276517721">
+    <w:abstractNumId w:val="0"/>
   </w:num>
 </w:numbering>
 </file>
 
 <file path=word/styles.xml><?xml version="1.0" encoding="utf-8"?>
-<w:styles xmlns:mc="http://schemas.openxmlformats.org/markup-compatibility/2006" xmlns:o="urn:schemas-microsoft-com:office:office" xmlns:r="http://schemas.openxmlformats.org/officeDocument/2006/relationships" xmlns:m="http://schemas.openxmlformats.org/officeDocument/2006/math" xmlns:v="urn:schemas-microsoft-com:vml" xmlns:wp="http://schemas.openxmlformats.org/drawingml/2006/wordprocessingDrawing" xmlns:w10="urn:schemas-microsoft-com:office:word" xmlns:w="http://schemas.openxmlformats.org/wordprocessingml/2006/main" xmlns:wne="http://schemas.microsoft.com/office/word/2006/wordml" xmlns:sl="http://schemas.openxmlformats.org/schemaLibrary/2006/main" xmlns:a="http://schemas.openxmlformats.org/drawingml/2006/main" xmlns:pic="http://schemas.openxmlformats.org/drawingml/2006/picture" xmlns:c="http://schemas.openxmlformats.org/drawingml/2006/chart" xmlns:lc="http://schemas.openxmlformats.org/drawingml/2006/lockedCanvas" xmlns:dgm="http://schemas.openxmlformats.org/drawingml/2006/diagram" xmlns:wps="http://schemas.microsoft.com/office/word/2010/wordprocessingShape" xmlns:wpg="http://schemas.microsoft.com/office/word/2010/wordprocessingGroup" xmlns:w14="http://schemas.microsoft.com/office/word/2010/wordml" xmlns:w15="http://schemas.microsoft.com/office/word/2012/wordml">
+<w:styles xmlns:mc="http://schemas.openxmlformats.org/markup-compatibility/2006" xmlns:r="http://schemas.openxmlformats.org/officeDocument/2006/relationships" xmlns:w="http://schemas.openxmlformats.org/wordprocessingml/2006/main" xmlns:w14="http://schemas.microsoft.com/office/word/2010/wordml" xmlns:w15="http://schemas.microsoft.com/office/word/2012/wordml" xmlns:w16cex="http://schemas.microsoft.com/office/word/2018/wordml/cex" xmlns:w16cid="http://schemas.microsoft.com/office/word/2016/wordml/cid" xmlns:w16="http://schemas.microsoft.com/office/word/2018/wordml" xmlns:w16sdtdh="http://schemas.microsoft.com/office/word/2020/wordml/sdtdatahash" xmlns:w16se="http://schemas.microsoft.com/office/word/2015/wordml/symex" mc:Ignorable="w14 w15 w16se w16cid w16 w16cex w16sdtdh">
   <w:docDefaults>
     <w:rPrDefault>
       <w:rPr>
-        <w:rFonts w:ascii="Calibri" w:cs="Calibri" w:eastAsia="Calibri" w:hAnsi="Calibri"/>
+        <w:rFonts w:ascii="Calibri" w:eastAsia="Calibri" w:hAnsi="Calibri" w:cs="Calibri"/>
         <w:sz w:val="22"/>
         <w:szCs w:val="22"/>
-        <w:lang w:val="pt-BR"/>
+        <w:lang w:val="pt-BR" w:eastAsia="pt-BR" w:bidi="ar-SA"/>
       </w:rPr>
     </w:rPrDefault>
     <w:pPrDefault>
@@ -1340,163 +2728,567 @@
       </w:pPr>
     </w:pPrDefault>
   </w:docDefaults>
-  <w:style w:type="paragraph" w:styleId="Normal" w:default="1">
-    <w:name w:val="normal"/>
+  <w:latentStyles w:defLockedState="0" w:defUIPriority="99" w:defSemiHidden="0" w:defUnhideWhenUsed="0" w:defQFormat="0" w:count="376">
+    <w:lsdException w:name="Normal" w:uiPriority="0" w:qFormat="1"/>
+    <w:lsdException w:name="heading 1" w:uiPriority="9" w:qFormat="1"/>
+    <w:lsdException w:name="heading 2" w:semiHidden="1" w:uiPriority="9" w:unhideWhenUsed="1" w:qFormat="1"/>
+    <w:lsdException w:name="heading 3" w:semiHidden="1" w:uiPriority="9" w:unhideWhenUsed="1" w:qFormat="1"/>
+    <w:lsdException w:name="heading 4" w:semiHidden="1" w:uiPriority="9" w:unhideWhenUsed="1" w:qFormat="1"/>
+    <w:lsdException w:name="heading 5" w:semiHidden="1" w:uiPriority="9" w:unhideWhenUsed="1" w:qFormat="1"/>
+    <w:lsdException w:name="heading 6" w:semiHidden="1" w:uiPriority="9" w:unhideWhenUsed="1" w:qFormat="1"/>
+    <w:lsdException w:name="heading 7" w:semiHidden="1" w:uiPriority="9" w:unhideWhenUsed="1" w:qFormat="1"/>
+    <w:lsdException w:name="heading 8" w:semiHidden="1" w:uiPriority="9" w:unhideWhenUsed="1" w:qFormat="1"/>
+    <w:lsdException w:name="heading 9" w:semiHidden="1" w:uiPriority="9" w:unhideWhenUsed="1" w:qFormat="1"/>
+    <w:lsdException w:name="index 1" w:semiHidden="1" w:unhideWhenUsed="1"/>
+    <w:lsdException w:name="index 2" w:semiHidden="1" w:unhideWhenUsed="1"/>
+    <w:lsdException w:name="index 3" w:semiHidden="1" w:unhideWhenUsed="1"/>
+    <w:lsdException w:name="index 4" w:semiHidden="1" w:unhideWhenUsed="1"/>
+    <w:lsdException w:name="index 5" w:semiHidden="1" w:unhideWhenUsed="1"/>
+    <w:lsdException w:name="index 6" w:semiHidden="1" w:unhideWhenUsed="1"/>
+    <w:lsdException w:name="index 7" w:semiHidden="1" w:unhideWhenUsed="1"/>
+    <w:lsdException w:name="index 8" w:semiHidden="1" w:unhideWhenUsed="1"/>
+    <w:lsdException w:name="index 9" w:semiHidden="1" w:unhideWhenUsed="1"/>
+    <w:lsdException w:name="toc 1" w:semiHidden="1" w:uiPriority="39" w:unhideWhenUsed="1"/>
+    <w:lsdException w:name="toc 2" w:semiHidden="1" w:uiPriority="39" w:unhideWhenUsed="1"/>
+    <w:lsdException w:name="toc 3" w:semiHidden="1" w:uiPriority="39" w:unhideWhenUsed="1"/>
+    <w:lsdException w:name="toc 4" w:semiHidden="1" w:uiPriority="39" w:unhideWhenUsed="1"/>
+    <w:lsdException w:name="toc 5" w:semiHidden="1" w:uiPriority="39" w:unhideWhenUsed="1"/>
+    <w:lsdException w:name="toc 6" w:semiHidden="1" w:uiPriority="39" w:unhideWhenUsed="1"/>
+    <w:lsdException w:name="toc 7" w:semiHidden="1" w:uiPriority="39" w:unhideWhenUsed="1"/>
+    <w:lsdException w:name="toc 8" w:semiHidden="1" w:uiPriority="39" w:unhideWhenUsed="1"/>
+    <w:lsdException w:name="toc 9" w:semiHidden="1" w:uiPriority="39" w:unhideWhenUsed="1"/>
+    <w:lsdException w:name="Normal Indent" w:semiHidden="1" w:unhideWhenUsed="1"/>
+    <w:lsdException w:name="footnote text" w:semiHidden="1" w:unhideWhenUsed="1"/>
+    <w:lsdException w:name="annotation text" w:semiHidden="1" w:unhideWhenUsed="1"/>
+    <w:lsdException w:name="header" w:semiHidden="1" w:unhideWhenUsed="1"/>
+    <w:lsdException w:name="footer" w:semiHidden="1" w:unhideWhenUsed="1"/>
+    <w:lsdException w:name="index heading" w:semiHidden="1" w:unhideWhenUsed="1"/>
+    <w:lsdException w:name="caption" w:semiHidden="1" w:uiPriority="35" w:unhideWhenUsed="1" w:qFormat="1"/>
+    <w:lsdException w:name="table of figures" w:semiHidden="1" w:unhideWhenUsed="1"/>
+    <w:lsdException w:name="envelope address" w:semiHidden="1" w:unhideWhenUsed="1"/>
+    <w:lsdException w:name="envelope return" w:semiHidden="1" w:unhideWhenUsed="1"/>
+    <w:lsdException w:name="footnote reference" w:semiHidden="1" w:unhideWhenUsed="1"/>
+    <w:lsdException w:name="annotation reference" w:semiHidden="1" w:unhideWhenUsed="1"/>
+    <w:lsdException w:name="line number" w:semiHidden="1" w:unhideWhenUsed="1"/>
+    <w:lsdException w:name="page number" w:semiHidden="1" w:unhideWhenUsed="1"/>
+    <w:lsdException w:name="endnote reference" w:semiHidden="1" w:unhideWhenUsed="1"/>
+    <w:lsdException w:name="endnote text" w:semiHidden="1" w:unhideWhenUsed="1"/>
+    <w:lsdException w:name="table of authorities" w:semiHidden="1" w:unhideWhenUsed="1"/>
+    <w:lsdException w:name="macro" w:semiHidden="1" w:unhideWhenUsed="1"/>
+    <w:lsdException w:name="toa heading" w:semiHidden="1" w:unhideWhenUsed="1"/>
+    <w:lsdException w:name="List" w:semiHidden="1" w:unhideWhenUsed="1"/>
+    <w:lsdException w:name="List Bullet" w:semiHidden="1" w:unhideWhenUsed="1"/>
+    <w:lsdException w:name="List Number" w:semiHidden="1" w:unhideWhenUsed="1"/>
+    <w:lsdException w:name="List 2" w:semiHidden="1" w:unhideWhenUsed="1"/>
+    <w:lsdException w:name="List 3" w:semiHidden="1" w:unhideWhenUsed="1"/>
+    <w:lsdException w:name="List 4" w:semiHidden="1" w:unhideWhenUsed="1"/>
+    <w:lsdException w:name="List 5" w:semiHidden="1" w:unhideWhenUsed="1"/>
+    <w:lsdException w:name="List Bullet 2" w:semiHidden="1" w:unhideWhenUsed="1"/>
+    <w:lsdException w:name="List Bullet 3" w:semiHidden="1" w:unhideWhenUsed="1"/>
+    <w:lsdException w:name="List Bullet 4" w:semiHidden="1" w:unhideWhenUsed="1"/>
+    <w:lsdException w:name="List Bullet 5" w:semiHidden="1" w:unhideWhenUsed="1"/>
+    <w:lsdException w:name="List Number 2" w:semiHidden="1" w:unhideWhenUsed="1"/>
+    <w:lsdException w:name="List Number 3" w:semiHidden="1" w:unhideWhenUsed="1"/>
+    <w:lsdException w:name="List Number 4" w:semiHidden="1" w:unhideWhenUsed="1"/>
+    <w:lsdException w:name="List Number 5" w:semiHidden="1" w:unhideWhenUsed="1"/>
+    <w:lsdException w:name="Title" w:uiPriority="10" w:qFormat="1"/>
+    <w:lsdException w:name="Closing" w:semiHidden="1" w:unhideWhenUsed="1"/>
+    <w:lsdException w:name="Signature" w:semiHidden="1" w:unhideWhenUsed="1"/>
+    <w:lsdException w:name="Default Paragraph Font" w:semiHidden="1" w:uiPriority="1" w:unhideWhenUsed="1"/>
+    <w:lsdException w:name="Body Text" w:semiHidden="1" w:unhideWhenUsed="1"/>
+    <w:lsdException w:name="Body Text Indent" w:semiHidden="1" w:unhideWhenUsed="1"/>
+    <w:lsdException w:name="List Continue" w:semiHidden="1" w:unhideWhenUsed="1"/>
+    <w:lsdException w:name="List Continue 2" w:semiHidden="1" w:unhideWhenUsed="1"/>
+    <w:lsdException w:name="List Continue 3" w:semiHidden="1" w:unhideWhenUsed="1"/>
+    <w:lsdException w:name="List Continue 4" w:semiHidden="1" w:unhideWhenUsed="1"/>
+    <w:lsdException w:name="List Continue 5" w:semiHidden="1" w:unhideWhenUsed="1"/>
+    <w:lsdException w:name="Message Header" w:semiHidden="1" w:unhideWhenUsed="1"/>
+    <w:lsdException w:name="Subtitle" w:uiPriority="11" w:qFormat="1"/>
+    <w:lsdException w:name="Salutation" w:semiHidden="1" w:unhideWhenUsed="1"/>
+    <w:lsdException w:name="Date" w:semiHidden="1" w:unhideWhenUsed="1"/>
+    <w:lsdException w:name="Body Text First Indent" w:semiHidden="1" w:unhideWhenUsed="1"/>
+    <w:lsdException w:name="Body Text First Indent 2" w:semiHidden="1" w:unhideWhenUsed="1"/>
+    <w:lsdException w:name="Note Heading" w:semiHidden="1" w:unhideWhenUsed="1"/>
+    <w:lsdException w:name="Body Text 2" w:semiHidden="1" w:unhideWhenUsed="1"/>
+    <w:lsdException w:name="Body Text 3" w:semiHidden="1" w:unhideWhenUsed="1"/>
+    <w:lsdException w:name="Body Text Indent 2" w:semiHidden="1" w:unhideWhenUsed="1"/>
+    <w:lsdException w:name="Body Text Indent 3" w:semiHidden="1" w:unhideWhenUsed="1"/>
+    <w:lsdException w:name="Block Text" w:semiHidden="1" w:unhideWhenUsed="1"/>
+    <w:lsdException w:name="Hyperlink" w:semiHidden="1" w:unhideWhenUsed="1"/>
+    <w:lsdException w:name="FollowedHyperlink" w:semiHidden="1" w:unhideWhenUsed="1"/>
+    <w:lsdException w:name="Strong" w:uiPriority="22" w:qFormat="1"/>
+    <w:lsdException w:name="Emphasis" w:uiPriority="20" w:qFormat="1"/>
+    <w:lsdException w:name="Document Map" w:semiHidden="1" w:unhideWhenUsed="1"/>
+    <w:lsdException w:name="Plain Text" w:semiHidden="1" w:unhideWhenUsed="1"/>
+    <w:lsdException w:name="E-mail Signature" w:semiHidden="1" w:unhideWhenUsed="1"/>
+    <w:lsdException w:name="HTML Top of Form" w:semiHidden="1" w:unhideWhenUsed="1"/>
+    <w:lsdException w:name="HTML Bottom of Form" w:semiHidden="1" w:unhideWhenUsed="1"/>
+    <w:lsdException w:name="Normal (Web)" w:semiHidden="1" w:unhideWhenUsed="1"/>
+    <w:lsdException w:name="HTML Acronym" w:semiHidden="1" w:unhideWhenUsed="1"/>
+    <w:lsdException w:name="HTML Address" w:semiHidden="1" w:unhideWhenUsed="1"/>
+    <w:lsdException w:name="HTML Cite" w:semiHidden="1" w:unhideWhenUsed="1"/>
+    <w:lsdException w:name="HTML Code" w:semiHidden="1" w:unhideWhenUsed="1"/>
+    <w:lsdException w:name="HTML Definition" w:semiHidden="1" w:unhideWhenUsed="1"/>
+    <w:lsdException w:name="HTML Keyboard" w:semiHidden="1" w:unhideWhenUsed="1"/>
+    <w:lsdException w:name="HTML Preformatted" w:semiHidden="1" w:unhideWhenUsed="1"/>
+    <w:lsdException w:name="HTML Sample" w:semiHidden="1" w:unhideWhenUsed="1"/>
+    <w:lsdException w:name="HTML Typewriter" w:semiHidden="1" w:unhideWhenUsed="1"/>
+    <w:lsdException w:name="HTML Variable" w:semiHidden="1" w:unhideWhenUsed="1"/>
+    <w:lsdException w:name="Normal Table" w:semiHidden="1" w:unhideWhenUsed="1"/>
+    <w:lsdException w:name="annotation subject" w:semiHidden="1" w:unhideWhenUsed="1"/>
+    <w:lsdException w:name="No List" w:semiHidden="1" w:unhideWhenUsed="1"/>
+    <w:lsdException w:name="Outline List 1" w:semiHidden="1" w:unhideWhenUsed="1"/>
+    <w:lsdException w:name="Outline List 2" w:semiHidden="1" w:unhideWhenUsed="1"/>
+    <w:lsdException w:name="Outline List 3" w:semiHidden="1" w:unhideWhenUsed="1"/>
+    <w:lsdException w:name="Table Simple 1" w:semiHidden="1" w:unhideWhenUsed="1"/>
+    <w:lsdException w:name="Table Simple 2" w:semiHidden="1" w:unhideWhenUsed="1"/>
+    <w:lsdException w:name="Table Simple 3" w:semiHidden="1" w:unhideWhenUsed="1"/>
+    <w:lsdException w:name="Table Classic 1" w:semiHidden="1" w:unhideWhenUsed="1"/>
+    <w:lsdException w:name="Table Classic 2" w:semiHidden="1" w:unhideWhenUsed="1"/>
+    <w:lsdException w:name="Table Classic 3" w:semiHidden="1" w:unhideWhenUsed="1"/>
+    <w:lsdException w:name="Table Classic 4" w:semiHidden="1" w:unhideWhenUsed="1"/>
+    <w:lsdException w:name="Table Colorful 1" w:semiHidden="1" w:unhideWhenUsed="1"/>
+    <w:lsdException w:name="Table Colorful 2" w:semiHidden="1" w:unhideWhenUsed="1"/>
+    <w:lsdException w:name="Table Colorful 3" w:semiHidden="1" w:unhideWhenUsed="1"/>
+    <w:lsdException w:name="Table Columns 1" w:semiHidden="1" w:unhideWhenUsed="1"/>
+    <w:lsdException w:name="Table Columns 2" w:semiHidden="1" w:unhideWhenUsed="1"/>
+    <w:lsdException w:name="Table Columns 3" w:semiHidden="1" w:unhideWhenUsed="1"/>
+    <w:lsdException w:name="Table Columns 4" w:semiHidden="1" w:unhideWhenUsed="1"/>
+    <w:lsdException w:name="Table Columns 5" w:semiHidden="1" w:unhideWhenUsed="1"/>
+    <w:lsdException w:name="Table Grid 1" w:semiHidden="1" w:unhideWhenUsed="1"/>
+    <w:lsdException w:name="Table Grid 2" w:semiHidden="1" w:unhideWhenUsed="1"/>
+    <w:lsdException w:name="Table Grid 3" w:semiHidden="1" w:unhideWhenUsed="1"/>
+    <w:lsdException w:name="Table Grid 4" w:semiHidden="1" w:unhideWhenUsed="1"/>
+    <w:lsdException w:name="Table Grid 5" w:semiHidden="1" w:unhideWhenUsed="1"/>
+    <w:lsdException w:name="Table Grid 6" w:semiHidden="1" w:unhideWhenUsed="1"/>
+    <w:lsdException w:name="Table Grid 7" w:semiHidden="1" w:unhideWhenUsed="1"/>
+    <w:lsdException w:name="Table Grid 8" w:semiHidden="1" w:unhideWhenUsed="1"/>
+    <w:lsdException w:name="Table List 1" w:semiHidden="1" w:unhideWhenUsed="1"/>
+    <w:lsdException w:name="Table List 2" w:semiHidden="1" w:unhideWhenUsed="1"/>
+    <w:lsdException w:name="Table List 3" w:semiHidden="1" w:unhideWhenUsed="1"/>
+    <w:lsdException w:name="Table List 4" w:semiHidden="1" w:unhideWhenUsed="1"/>
+    <w:lsdException w:name="Table List 5" w:semiHidden="1" w:unhideWhenUsed="1"/>
+    <w:lsdException w:name="Table List 6" w:semiHidden="1" w:unhideWhenUsed="1"/>
+    <w:lsdException w:name="Table List 7" w:semiHidden="1" w:unhideWhenUsed="1"/>
+    <w:lsdException w:name="Table List 8" w:semiHidden="1" w:unhideWhenUsed="1"/>
+    <w:lsdException w:name="Table 3D effects 1" w:semiHidden="1" w:unhideWhenUsed="1"/>
+    <w:lsdException w:name="Table 3D effects 2" w:semiHidden="1" w:unhideWhenUsed="1"/>
+    <w:lsdException w:name="Table 3D effects 3" w:semiHidden="1" w:unhideWhenUsed="1"/>
+    <w:lsdException w:name="Table Contemporary" w:semiHidden="1" w:unhideWhenUsed="1"/>
+    <w:lsdException w:name="Table Elegant" w:semiHidden="1" w:unhideWhenUsed="1"/>
+    <w:lsdException w:name="Table Professional" w:semiHidden="1" w:unhideWhenUsed="1"/>
+    <w:lsdException w:name="Table Subtle 1" w:semiHidden="1" w:unhideWhenUsed="1"/>
+    <w:lsdException w:name="Table Subtle 2" w:semiHidden="1" w:unhideWhenUsed="1"/>
+    <w:lsdException w:name="Table Web 1" w:semiHidden="1" w:unhideWhenUsed="1"/>
+    <w:lsdException w:name="Table Web 2" w:semiHidden="1" w:unhideWhenUsed="1"/>
+    <w:lsdException w:name="Table Web 3" w:semiHidden="1" w:unhideWhenUsed="1"/>
+    <w:lsdException w:name="Balloon Text" w:semiHidden="1" w:unhideWhenUsed="1"/>
+    <w:lsdException w:name="Table Grid" w:uiPriority="39"/>
+    <w:lsdException w:name="Table Theme" w:semiHidden="1" w:unhideWhenUsed="1"/>
+    <w:lsdException w:name="Placeholder Text" w:semiHidden="1"/>
+    <w:lsdException w:name="No Spacing" w:uiPriority="1" w:qFormat="1"/>
+    <w:lsdException w:name="Light Shading" w:uiPriority="60"/>
+    <w:lsdException w:name="Light List" w:uiPriority="61"/>
+    <w:lsdException w:name="Light Grid" w:uiPriority="62"/>
+    <w:lsdException w:name="Medium Shading 1" w:uiPriority="63"/>
+    <w:lsdException w:name="Medium Shading 2" w:uiPriority="64"/>
+    <w:lsdException w:name="Medium List 1" w:uiPriority="65"/>
+    <w:lsdException w:name="Medium List 2" w:uiPriority="66"/>
+    <w:lsdException w:name="Medium Grid 1" w:uiPriority="67"/>
+    <w:lsdException w:name="Medium Grid 2" w:uiPriority="68"/>
+    <w:lsdException w:name="Medium Grid 3" w:uiPriority="69"/>
+    <w:lsdException w:name="Dark List" w:uiPriority="70"/>
+    <w:lsdException w:name="Colorful Shading" w:uiPriority="71"/>
+    <w:lsdException w:name="Colorful List" w:uiPriority="72"/>
+    <w:lsdException w:name="Colorful Grid" w:uiPriority="73"/>
+    <w:lsdException w:name="Light Shading Accent 1" w:uiPriority="60"/>
+    <w:lsdException w:name="Light List Accent 1" w:uiPriority="61"/>
+    <w:lsdException w:name="Light Grid Accent 1" w:uiPriority="62"/>
+    <w:lsdException w:name="Medium Shading 1 Accent 1" w:uiPriority="63"/>
+    <w:lsdException w:name="Medium Shading 2 Accent 1" w:uiPriority="64"/>
+    <w:lsdException w:name="Medium List 1 Accent 1" w:uiPriority="65"/>
+    <w:lsdException w:name="Revision" w:semiHidden="1"/>
+    <w:lsdException w:name="List Paragraph" w:uiPriority="34" w:qFormat="1"/>
+    <w:lsdException w:name="Quote" w:uiPriority="29" w:qFormat="1"/>
+    <w:lsdException w:name="Intense Quote" w:uiPriority="30" w:qFormat="1"/>
+    <w:lsdException w:name="Medium List 2 Accent 1" w:uiPriority="66"/>
+    <w:lsdException w:name="Medium Grid 1 Accent 1" w:uiPriority="67"/>
+    <w:lsdException w:name="Medium Grid 2 Accent 1" w:uiPriority="68"/>
+    <w:lsdException w:name="Medium Grid 3 Accent 1" w:uiPriority="69"/>
+    <w:lsdException w:name="Dark List Accent 1" w:uiPriority="70"/>
+    <w:lsdException w:name="Colorful Shading Accent 1" w:uiPriority="71"/>
+    <w:lsdException w:name="Colorful List Accent 1" w:uiPriority="72"/>
+    <w:lsdException w:name="Colorful Grid Accent 1" w:uiPriority="73"/>
+    <w:lsdException w:name="Light Shading Accent 2" w:uiPriority="60"/>
+    <w:lsdException w:name="Light List Accent 2" w:uiPriority="61"/>
+    <w:lsdException w:name="Light Grid Accent 2" w:uiPriority="62"/>
+    <w:lsdException w:name="Medium Shading 1 Accent 2" w:uiPriority="63"/>
+    <w:lsdException w:name="Medium Shading 2 Accent 2" w:uiPriority="64"/>
+    <w:lsdException w:name="Medium List 1 Accent 2" w:uiPriority="65"/>
+    <w:lsdException w:name="Medium List 2 Accent 2" w:uiPriority="66"/>
+    <w:lsdException w:name="Medium Grid 1 Accent 2" w:uiPriority="67"/>
+    <w:lsdException w:name="Medium Grid 2 Accent 2" w:uiPriority="68"/>
+    <w:lsdException w:name="Medium Grid 3 Accent 2" w:uiPriority="69"/>
+    <w:lsdException w:name="Dark List Accent 2" w:uiPriority="70"/>
+    <w:lsdException w:name="Colorful Shading Accent 2" w:uiPriority="71"/>
+    <w:lsdException w:name="Colorful List Accent 2" w:uiPriority="72"/>
+    <w:lsdException w:name="Colorful Grid Accent 2" w:uiPriority="73"/>
+    <w:lsdException w:name="Light Shading Accent 3" w:uiPriority="60"/>
+    <w:lsdException w:name="Light List Accent 3" w:uiPriority="61"/>
+    <w:lsdException w:name="Light Grid Accent 3" w:uiPriority="62"/>
+    <w:lsdException w:name="Medium Shading 1 Accent 3" w:uiPriority="63"/>
+    <w:lsdException w:name="Medium Shading 2 Accent 3" w:uiPriority="64"/>
+    <w:lsdException w:name="Medium List 1 Accent 3" w:uiPriority="65"/>
+    <w:lsdException w:name="Medium List 2 Accent 3" w:uiPriority="66"/>
+    <w:lsdException w:name="Medium Grid 1 Accent 3" w:uiPriority="67"/>
+    <w:lsdException w:name="Medium Grid 2 Accent 3" w:uiPriority="68"/>
+    <w:lsdException w:name="Medium Grid 3 Accent 3" w:uiPriority="69"/>
+    <w:lsdException w:name="Dark List Accent 3" w:uiPriority="70"/>
+    <w:lsdException w:name="Colorful Shading Accent 3" w:uiPriority="71"/>
+    <w:lsdException w:name="Colorful List Accent 3" w:uiPriority="72"/>
+    <w:lsdException w:name="Colorful Grid Accent 3" w:uiPriority="73"/>
+    <w:lsdException w:name="Light Shading Accent 4" w:uiPriority="60"/>
+    <w:lsdException w:name="Light List Accent 4" w:uiPriority="61"/>
+    <w:lsdException w:name="Light Grid Accent 4" w:uiPriority="62"/>
+    <w:lsdException w:name="Medium Shading 1 Accent 4" w:uiPriority="63"/>
+    <w:lsdException w:name="Medium Shading 2 Accent 4" w:uiPriority="64"/>
+    <w:lsdException w:name="Medium List 1 Accent 4" w:uiPriority="65"/>
+    <w:lsdException w:name="Medium List 2 Accent 4" w:uiPriority="66"/>
+    <w:lsdException w:name="Medium Grid 1 Accent 4" w:uiPriority="67"/>
+    <w:lsdException w:name="Medium Grid 2 Accent 4" w:uiPriority="68"/>
+    <w:lsdException w:name="Medium Grid 3 Accent 4" w:uiPriority="69"/>
+    <w:lsdException w:name="Dark List Accent 4" w:uiPriority="70"/>
+    <w:lsdException w:name="Colorful Shading Accent 4" w:uiPriority="71"/>
+    <w:lsdException w:name="Colorful List Accent 4" w:uiPriority="72"/>
+    <w:lsdException w:name="Colorful Grid Accent 4" w:uiPriority="73"/>
+    <w:lsdException w:name="Light Shading Accent 5" w:uiPriority="60"/>
+    <w:lsdException w:name="Light List Accent 5" w:uiPriority="61"/>
+    <w:lsdException w:name="Light Grid Accent 5" w:uiPriority="62"/>
+    <w:lsdException w:name="Medium Shading 1 Accent 5" w:uiPriority="63"/>
+    <w:lsdException w:name="Medium Shading 2 Accent 5" w:uiPriority="64"/>
+    <w:lsdException w:name="Medium List 1 Accent 5" w:uiPriority="65"/>
+    <w:lsdException w:name="Medium List 2 Accent 5" w:uiPriority="66"/>
+    <w:lsdException w:name="Medium Grid 1 Accent 5" w:uiPriority="67"/>
+    <w:lsdException w:name="Medium Grid 2 Accent 5" w:uiPriority="68"/>
+    <w:lsdException w:name="Medium Grid 3 Accent 5" w:uiPriority="69"/>
+    <w:lsdException w:name="Dark List Accent 5" w:uiPriority="70"/>
+    <w:lsdException w:name="Colorful Shading Accent 5" w:uiPriority="71"/>
+    <w:lsdException w:name="Colorful List Accent 5" w:uiPriority="72"/>
+    <w:lsdException w:name="Colorful Grid Accent 5" w:uiPriority="73"/>
+    <w:lsdException w:name="Light Shading Accent 6" w:uiPriority="60"/>
+    <w:lsdException w:name="Light List Accent 6" w:uiPriority="61"/>
+    <w:lsdException w:name="Light Grid Accent 6" w:uiPriority="62"/>
+    <w:lsdException w:name="Medium Shading 1 Accent 6" w:uiPriority="63"/>
+    <w:lsdException w:name="Medium Shading 2 Accent 6" w:uiPriority="64"/>
+    <w:lsdException w:name="Medium List 1 Accent 6" w:uiPriority="65"/>
+    <w:lsdException w:name="Medium List 2 Accent 6" w:uiPriority="66"/>
+    <w:lsdException w:name="Medium Grid 1 Accent 6" w:uiPriority="67"/>
+    <w:lsdException w:name="Medium Grid 2 Accent 6" w:uiPriority="68"/>
+    <w:lsdException w:name="Medium Grid 3 Accent 6" w:uiPriority="69"/>
+    <w:lsdException w:name="Dark List Accent 6" w:uiPriority="70"/>
+    <w:lsdException w:name="Colorful Shading Accent 6" w:uiPriority="71"/>
+    <w:lsdException w:name="Colorful List Accent 6" w:uiPriority="72"/>
+    <w:lsdException w:name="Colorful Grid Accent 6" w:uiPriority="73"/>
+    <w:lsdException w:name="Subtle Emphasis" w:uiPriority="19" w:qFormat="1"/>
+    <w:lsdException w:name="Intense Emphasis" w:uiPriority="21" w:qFormat="1"/>
+    <w:lsdException w:name="Subtle Reference" w:uiPriority="31" w:qFormat="1"/>
+    <w:lsdException w:name="Intense Reference" w:uiPriority="32" w:qFormat="1"/>
+    <w:lsdException w:name="Book Title" w:uiPriority="33" w:qFormat="1"/>
+    <w:lsdException w:name="Bibliography" w:semiHidden="1" w:uiPriority="37" w:unhideWhenUsed="1"/>
+    <w:lsdException w:name="TOC Heading" w:semiHidden="1" w:uiPriority="39" w:unhideWhenUsed="1" w:qFormat="1"/>
+    <w:lsdException w:name="Plain Table 1" w:uiPriority="41"/>
+    <w:lsdException w:name="Plain Table 2" w:uiPriority="42"/>
+    <w:lsdException w:name="Plain Table 3" w:uiPriority="43"/>
+    <w:lsdException w:name="Plain Table 4" w:uiPriority="44"/>
+    <w:lsdException w:name="Plain Table 5" w:uiPriority="45"/>
+    <w:lsdException w:name="Grid Table Light" w:uiPriority="40"/>
+    <w:lsdException w:name="Grid Table 1 Light" w:uiPriority="46"/>
+    <w:lsdException w:name="Grid Table 2" w:uiPriority="47"/>
+    <w:lsdException w:name="Grid Table 3" w:uiPriority="48"/>
+    <w:lsdException w:name="Grid Table 4" w:uiPriority="49"/>
+    <w:lsdException w:name="Grid Table 5 Dark" w:uiPriority="50"/>
+    <w:lsdException w:name="Grid Table 6 Colorful" w:uiPriority="51"/>
+    <w:lsdException w:name="Grid Table 7 Colorful" w:uiPriority="52"/>
+    <w:lsdException w:name="Grid Table 1 Light Accent 1" w:uiPriority="46"/>
+    <w:lsdException w:name="Grid Table 2 Accent 1" w:uiPriority="47"/>
+    <w:lsdException w:name="Grid Table 3 Accent 1" w:uiPriority="48"/>
+    <w:lsdException w:name="Grid Table 4 Accent 1" w:uiPriority="49"/>
+    <w:lsdException w:name="Grid Table 5 Dark Accent 1" w:uiPriority="50"/>
+    <w:lsdException w:name="Grid Table 6 Colorful Accent 1" w:uiPriority="51"/>
+    <w:lsdException w:name="Grid Table 7 Colorful Accent 1" w:uiPriority="52"/>
+    <w:lsdException w:name="Grid Table 1 Light Accent 2" w:uiPriority="46"/>
+    <w:lsdException w:name="Grid Table 2 Accent 2" w:uiPriority="47"/>
+    <w:lsdException w:name="Grid Table 3 Accent 2" w:uiPriority="48"/>
+    <w:lsdException w:name="Grid Table 4 Accent 2" w:uiPriority="49"/>
+    <w:lsdException w:name="Grid Table 5 Dark Accent 2" w:uiPriority="50"/>
+    <w:lsdException w:name="Grid Table 6 Colorful Accent 2" w:uiPriority="51"/>
+    <w:lsdException w:name="Grid Table 7 Colorful Accent 2" w:uiPriority="52"/>
+    <w:lsdException w:name="Grid Table 1 Light Accent 3" w:uiPriority="46"/>
+    <w:lsdException w:name="Grid Table 2 Accent 3" w:uiPriority="47"/>
+    <w:lsdException w:name="Grid Table 3 Accent 3" w:uiPriority="48"/>
+    <w:lsdException w:name="Grid Table 4 Accent 3" w:uiPriority="49"/>
+    <w:lsdException w:name="Grid Table 5 Dark Accent 3" w:uiPriority="50"/>
+    <w:lsdException w:name="Grid Table 6 Colorful Accent 3" w:uiPriority="51"/>
+    <w:lsdException w:name="Grid Table 7 Colorful Accent 3" w:uiPriority="52"/>
+    <w:lsdException w:name="Grid Table 1 Light Accent 4" w:uiPriority="46"/>
+    <w:lsdException w:name="Grid Table 2 Accent 4" w:uiPriority="47"/>
+    <w:lsdException w:name="Grid Table 3 Accent 4" w:uiPriority="48"/>
+    <w:lsdException w:name="Grid Table 4 Accent 4" w:uiPriority="49"/>
+    <w:lsdException w:name="Grid Table 5 Dark Accent 4" w:uiPriority="50"/>
+    <w:lsdException w:name="Grid Table 6 Colorful Accent 4" w:uiPriority="51"/>
+    <w:lsdException w:name="Grid Table 7 Colorful Accent 4" w:uiPriority="52"/>
+    <w:lsdException w:name="Grid Table 1 Light Accent 5" w:uiPriority="46"/>
+    <w:lsdException w:name="Grid Table 2 Accent 5" w:uiPriority="47"/>
+    <w:lsdException w:name="Grid Table 3 Accent 5" w:uiPriority="48"/>
+    <w:lsdException w:name="Grid Table 4 Accent 5" w:uiPriority="49"/>
+    <w:lsdException w:name="Grid Table 5 Dark Accent 5" w:uiPriority="50"/>
+    <w:lsdException w:name="Grid Table 6 Colorful Accent 5" w:uiPriority="51"/>
+    <w:lsdException w:name="Grid Table 7 Colorful Accent 5" w:uiPriority="52"/>
+    <w:lsdException w:name="Grid Table 1 Light Accent 6" w:uiPriority="46"/>
+    <w:lsdException w:name="Grid Table 2 Accent 6" w:uiPriority="47"/>
+    <w:lsdException w:name="Grid Table 3 Accent 6" w:uiPriority="48"/>
+    <w:lsdException w:name="Grid Table 4 Accent 6" w:uiPriority="49"/>
+    <w:lsdException w:name="Grid Table 5 Dark Accent 6" w:uiPriority="50"/>
+    <w:lsdException w:name="Grid Table 6 Colorful Accent 6" w:uiPriority="51"/>
+    <w:lsdException w:name="Grid Table 7 Colorful Accent 6" w:uiPriority="52"/>
+    <w:lsdException w:name="List Table 1 Light" w:uiPriority="46"/>
+    <w:lsdException w:name="List Table 2" w:uiPriority="47"/>
+    <w:lsdException w:name="List Table 3" w:uiPriority="48"/>
+    <w:lsdException w:name="List Table 4" w:uiPriority="49"/>
+    <w:lsdException w:name="List Table 5 Dark" w:uiPriority="50"/>
+    <w:lsdException w:name="List Table 6 Colorful" w:uiPriority="51"/>
+    <w:lsdException w:name="List Table 7 Colorful" w:uiPriority="52"/>
+    <w:lsdException w:name="List Table 1 Light Accent 1" w:uiPriority="46"/>
+    <w:lsdException w:name="List Table 2 Accent 1" w:uiPriority="47"/>
+    <w:lsdException w:name="List Table 3 Accent 1" w:uiPriority="48"/>
+    <w:lsdException w:name="List Table 4 Accent 1" w:uiPriority="49"/>
+    <w:lsdException w:name="List Table 5 Dark Accent 1" w:uiPriority="50"/>
+    <w:lsdException w:name="List Table 6 Colorful Accent 1" w:uiPriority="51"/>
+    <w:lsdException w:name="List Table 7 Colorful Accent 1" w:uiPriority="52"/>
+    <w:lsdException w:name="List Table 1 Light Accent 2" w:uiPriority="46"/>
+    <w:lsdException w:name="List Table 2 Accent 2" w:uiPriority="47"/>
+    <w:lsdException w:name="List Table 3 Accent 2" w:uiPriority="48"/>
+    <w:lsdException w:name="List Table 4 Accent 2" w:uiPriority="49"/>
+    <w:lsdException w:name="List Table 5 Dark Accent 2" w:uiPriority="50"/>
+    <w:lsdException w:name="List Table 6 Colorful Accent 2" w:uiPriority="51"/>
+    <w:lsdException w:name="List Table 7 Colorful Accent 2" w:uiPriority="52"/>
+    <w:lsdException w:name="List Table 1 Light Accent 3" w:uiPriority="46"/>
+    <w:lsdException w:name="List Table 2 Accent 3" w:uiPriority="47"/>
+    <w:lsdException w:name="List Table 3 Accent 3" w:uiPriority="48"/>
+    <w:lsdException w:name="List Table 4 Accent 3" w:uiPriority="49"/>
+    <w:lsdException w:name="List Table 5 Dark Accent 3" w:uiPriority="50"/>
+    <w:lsdException w:name="List Table 6 Colorful Accent 3" w:uiPriority="51"/>
+    <w:lsdException w:name="List Table 7 Colorful Accent 3" w:uiPriority="52"/>
+    <w:lsdException w:name="List Table 1 Light Accent 4" w:uiPriority="46"/>
+    <w:lsdException w:name="List Table 2 Accent 4" w:uiPriority="47"/>
+    <w:lsdException w:name="List Table 3 Accent 4" w:uiPriority="48"/>
+    <w:lsdException w:name="List Table 4 Accent 4" w:uiPriority="49"/>
+    <w:lsdException w:name="List Table 5 Dark Accent 4" w:uiPriority="50"/>
+    <w:lsdException w:name="List Table 6 Colorful Accent 4" w:uiPriority="51"/>
+    <w:lsdException w:name="List Table 7 Colorful Accent 4" w:uiPriority="52"/>
+    <w:lsdException w:name="List Table 1 Light Accent 5" w:uiPriority="46"/>
+    <w:lsdException w:name="List Table 2 Accent 5" w:uiPriority="47"/>
+    <w:lsdException w:name="List Table 3 Accent 5" w:uiPriority="48"/>
+    <w:lsdException w:name="List Table 4 Accent 5" w:uiPriority="49"/>
+    <w:lsdException w:name="List Table 5 Dark Accent 5" w:uiPriority="50"/>
+    <w:lsdException w:name="List Table 6 Colorful Accent 5" w:uiPriority="51"/>
+    <w:lsdException w:name="List Table 7 Colorful Accent 5" w:uiPriority="52"/>
+    <w:lsdException w:name="List Table 1 Light Accent 6" w:uiPriority="46"/>
+    <w:lsdException w:name="List Table 2 Accent 6" w:uiPriority="47"/>
+    <w:lsdException w:name="List Table 3 Accent 6" w:uiPriority="48"/>
+    <w:lsdException w:name="List Table 4 Accent 6" w:uiPriority="49"/>
+    <w:lsdException w:name="List Table 5 Dark Accent 6" w:uiPriority="50"/>
+    <w:lsdException w:name="List Table 6 Colorful Accent 6" w:uiPriority="51"/>
+    <w:lsdException w:name="List Table 7 Colorful Accent 6" w:uiPriority="52"/>
+    <w:lsdException w:name="Mention" w:semiHidden="1" w:unhideWhenUsed="1"/>
+    <w:lsdException w:name="Smart Hyperlink" w:semiHidden="1" w:unhideWhenUsed="1"/>
+    <w:lsdException w:name="Hashtag" w:semiHidden="1" w:unhideWhenUsed="1"/>
+    <w:lsdException w:name="Unresolved Mention" w:semiHidden="1" w:unhideWhenUsed="1"/>
+    <w:lsdException w:name="Smart Link" w:semiHidden="1" w:unhideWhenUsed="1"/>
+  </w:latentStyles>
+  <w:style w:type="paragraph" w:default="1" w:styleId="Normal">
+    <w:name w:val="Normal"/>
+    <w:qFormat/>
   </w:style>
-  <w:style w:type="table" w:styleId="TableNormal" w:default="1">
-    <w:name w:val="Table Normal"/>
-  </w:style>
-  <w:style w:type="paragraph" w:styleId="Heading1">
+  <w:style w:type="paragraph" w:styleId="Ttulo1">
     <w:name w:val="heading 1"/>
     <w:basedOn w:val="Normal"/>
     <w:next w:val="Normal"/>
+    <w:uiPriority w:val="9"/>
+    <w:qFormat/>
     <w:pPr>
-      <w:keepNext w:val="1"/>
-      <w:keepLines w:val="1"/>
-      <w:pageBreakBefore w:val="0"/>
-      <w:spacing w:after="120" w:before="480" w:lineRule="auto"/>
+      <w:keepNext/>
+      <w:keepLines/>
+      <w:spacing w:before="480" w:after="120"/>
+      <w:outlineLvl w:val="0"/>
     </w:pPr>
     <w:rPr>
-      <w:b w:val="1"/>
+      <w:b/>
       <w:sz w:val="48"/>
       <w:szCs w:val="48"/>
     </w:rPr>
   </w:style>
-  <w:style w:type="paragraph" w:styleId="Heading2">
+  <w:style w:type="paragraph" w:styleId="Ttulo2">
     <w:name w:val="heading 2"/>
     <w:basedOn w:val="Normal"/>
     <w:next w:val="Normal"/>
+    <w:uiPriority w:val="9"/>
+    <w:semiHidden/>
+    <w:unhideWhenUsed/>
+    <w:qFormat/>
     <w:pPr>
-      <w:keepNext w:val="1"/>
-      <w:keepLines w:val="1"/>
-      <w:pageBreakBefore w:val="0"/>
-      <w:spacing w:after="80" w:before="360" w:lineRule="auto"/>
+      <w:keepNext/>
+      <w:keepLines/>
+      <w:spacing w:before="360" w:after="80"/>
+      <w:outlineLvl w:val="1"/>
     </w:pPr>
     <w:rPr>
-      <w:b w:val="1"/>
+      <w:b/>
       <w:sz w:val="36"/>
       <w:szCs w:val="36"/>
     </w:rPr>
   </w:style>
-  <w:style w:type="paragraph" w:styleId="Heading3">
+  <w:style w:type="paragraph" w:styleId="Ttulo3">
     <w:name w:val="heading 3"/>
     <w:basedOn w:val="Normal"/>
     <w:next w:val="Normal"/>
+    <w:uiPriority w:val="9"/>
+    <w:semiHidden/>
+    <w:unhideWhenUsed/>
+    <w:qFormat/>
     <w:pPr>
-      <w:keepNext w:val="1"/>
-      <w:keepLines w:val="1"/>
-      <w:pageBreakBefore w:val="0"/>
-      <w:spacing w:after="80" w:before="280" w:lineRule="auto"/>
+      <w:keepNext/>
+      <w:keepLines/>
+      <w:spacing w:before="280" w:after="80"/>
+      <w:outlineLvl w:val="2"/>
     </w:pPr>
     <w:rPr>
-      <w:b w:val="1"/>
+      <w:b/>
       <w:sz w:val="28"/>
       <w:szCs w:val="28"/>
     </w:rPr>
   </w:style>
-  <w:style w:type="paragraph" w:styleId="Heading4">
+  <w:style w:type="paragraph" w:styleId="Ttulo4">
     <w:name w:val="heading 4"/>
     <w:basedOn w:val="Normal"/>
     <w:next w:val="Normal"/>
+    <w:uiPriority w:val="9"/>
+    <w:semiHidden/>
+    <w:unhideWhenUsed/>
+    <w:qFormat/>
     <w:pPr>
-      <w:keepNext w:val="1"/>
-      <w:keepLines w:val="1"/>
-      <w:pageBreakBefore w:val="0"/>
-      <w:spacing w:after="40" w:before="240" w:lineRule="auto"/>
+      <w:keepNext/>
+      <w:keepLines/>
+      <w:spacing w:before="240" w:after="40"/>
+      <w:outlineLvl w:val="3"/>
     </w:pPr>
     <w:rPr>
-      <w:b w:val="1"/>
+      <w:b/>
       <w:sz w:val="24"/>
       <w:szCs w:val="24"/>
     </w:rPr>
   </w:style>
-  <w:style w:type="paragraph" w:styleId="Heading5">
+  <w:style w:type="paragraph" w:styleId="Ttulo5">
     <w:name w:val="heading 5"/>
     <w:basedOn w:val="Normal"/>
     <w:next w:val="Normal"/>
+    <w:uiPriority w:val="9"/>
+    <w:semiHidden/>
+    <w:unhideWhenUsed/>
+    <w:qFormat/>
     <w:pPr>
-      <w:keepNext w:val="1"/>
-      <w:keepLines w:val="1"/>
-      <w:pageBreakBefore w:val="0"/>
-      <w:spacing w:after="40" w:before="220" w:lineRule="auto"/>
+      <w:keepNext/>
+      <w:keepLines/>
+      <w:spacing w:before="220" w:after="40"/>
+      <w:outlineLvl w:val="4"/>
     </w:pPr>
     <w:rPr>
-      <w:b w:val="1"/>
-      <w:sz w:val="22"/>
-      <w:szCs w:val="22"/>
+      <w:b/>
     </w:rPr>
   </w:style>
-  <w:style w:type="paragraph" w:styleId="Heading6">
+  <w:style w:type="paragraph" w:styleId="Ttulo6">
     <w:name w:val="heading 6"/>
     <w:basedOn w:val="Normal"/>
     <w:next w:val="Normal"/>
+    <w:uiPriority w:val="9"/>
+    <w:semiHidden/>
+    <w:unhideWhenUsed/>
+    <w:qFormat/>
     <w:pPr>
-      <w:keepNext w:val="1"/>
-      <w:keepLines w:val="1"/>
-      <w:pageBreakBefore w:val="0"/>
-      <w:spacing w:after="40" w:before="200" w:lineRule="auto"/>
+      <w:keepNext/>
+      <w:keepLines/>
+      <w:spacing w:before="200" w:after="40"/>
+      <w:outlineLvl w:val="5"/>
     </w:pPr>
     <w:rPr>
-      <w:b w:val="1"/>
+      <w:b/>
       <w:sz w:val="20"/>
       <w:szCs w:val="20"/>
     </w:rPr>
   </w:style>
-  <w:style w:type="paragraph" w:styleId="Title">
+  <w:style w:type="character" w:default="1" w:styleId="Fontepargpadro">
+    <w:name w:val="Default Paragraph Font"/>
+    <w:uiPriority w:val="1"/>
+    <w:semiHidden/>
+    <w:unhideWhenUsed/>
+  </w:style>
+  <w:style w:type="table" w:default="1" w:styleId="Tabelanormal">
+    <w:name w:val="Normal Table"/>
+    <w:uiPriority w:val="99"/>
+    <w:semiHidden/>
+    <w:unhideWhenUsed/>
+    <w:tblPr>
+      <w:tblInd w:w="0" w:type="dxa"/>
+      <w:tblCellMar>
+        <w:top w:w="0" w:type="dxa"/>
+        <w:left w:w="108" w:type="dxa"/>
+        <w:bottom w:w="0" w:type="dxa"/>
+        <w:right w:w="108" w:type="dxa"/>
+      </w:tblCellMar>
+    </w:tblPr>
+  </w:style>
+  <w:style w:type="numbering" w:default="1" w:styleId="Semlista">
+    <w:name w:val="No List"/>
+    <w:uiPriority w:val="99"/>
+    <w:semiHidden/>
+    <w:unhideWhenUsed/>
+  </w:style>
+  <w:style w:type="table" w:customStyle="1" w:styleId="TableNormal">
+    <w:name w:val="Table Normal"/>
+    <w:tblPr>
+      <w:tblCellMar>
+        <w:top w:w="0" w:type="dxa"/>
+        <w:left w:w="0" w:type="dxa"/>
+        <w:bottom w:w="0" w:type="dxa"/>
+        <w:right w:w="0" w:type="dxa"/>
+      </w:tblCellMar>
+    </w:tblPr>
+  </w:style>
+  <w:style w:type="paragraph" w:styleId="Ttulo">
     <w:name w:val="Title"/>
     <w:basedOn w:val="Normal"/>
     <w:next w:val="Normal"/>
+    <w:uiPriority w:val="10"/>
+    <w:qFormat/>
     <w:pPr>
-      <w:keepNext w:val="1"/>
-      <w:keepLines w:val="1"/>
-      <w:pageBreakBefore w:val="0"/>
-      <w:spacing w:after="120" w:before="480" w:lineRule="auto"/>
+      <w:keepNext/>
+      <w:keepLines/>
+      <w:spacing w:before="480" w:after="120"/>
     </w:pPr>
     <w:rPr>
-      <w:b w:val="1"/>
+      <w:b/>
       <w:sz w:val="72"/>
       <w:szCs w:val="72"/>
     </w:rPr>
-  </w:style>
-  <w:style w:type="paragraph" w:styleId="Normal" w:default="1">
-    <w:name w:val="Normal"/>
-    <w:qFormat w:val="1"/>
-  </w:style>
-  <w:style w:type="character" w:styleId="Fontepargpadro" w:default="1">
-    <w:name w:val="Default Paragraph Font"/>
-    <w:uiPriority w:val="1"/>
-    <w:semiHidden w:val="1"/>
-    <w:unhideWhenUsed w:val="1"/>
-  </w:style>
-  <w:style w:type="table" w:styleId="Tabelanormal" w:default="1">
-    <w:name w:val="Normal Table"/>
-    <w:uiPriority w:val="99"/>
-    <w:semiHidden w:val="1"/>
-    <w:unhideWhenUsed w:val="1"/>
-    <w:tblPr>
-      <w:tblInd w:w="0.0" w:type="dxa"/>
-      <w:tblCellMar>
-        <w:top w:w="0.0" w:type="dxa"/>
-        <w:left w:w="108.0" w:type="dxa"/>
-        <w:bottom w:w="0.0" w:type="dxa"/>
-        <w:right w:w="108.0" w:type="dxa"/>
-      </w:tblCellMar>
-    </w:tblPr>
-  </w:style>
-  <w:style w:type="numbering" w:styleId="Semlista" w:default="1">
-    <w:name w:val="No List"/>
-    <w:uiPriority w:val="99"/>
-    <w:semiHidden w:val="1"/>
-    <w:unhideWhenUsed w:val="1"/>
   </w:style>
   <w:style w:type="character" w:styleId="Hyperlink">
     <w:name w:val="Hyperlink"/>
     <w:basedOn w:val="Fontepargpadro"/>
     <w:uiPriority w:val="99"/>
-    <w:unhideWhenUsed w:val="1"/>
+    <w:unhideWhenUsed/>
     <w:rsid w:val="00AE4DB8"/>
     <w:rPr>
-      <w:color w:val="0563c1" w:themeColor="hyperlink"/>
+      <w:color w:val="0563C1" w:themeColor="hyperlink"/>
       <w:u w:val="single"/>
     </w:rPr>
   </w:style>
@@ -1504,31 +3296,54 @@
     <w:name w:val="Unresolved Mention"/>
     <w:basedOn w:val="Fontepargpadro"/>
     <w:uiPriority w:val="99"/>
-    <w:semiHidden w:val="1"/>
-    <w:unhideWhenUsed w:val="1"/>
+    <w:semiHidden/>
+    <w:unhideWhenUsed/>
     <w:rsid w:val="00AE4DB8"/>
     <w:rPr>
-      <w:color w:val="605e5c"/>
-      <w:shd w:color="auto" w:fill="e1dfdd" w:val="clear"/>
+      <w:color w:val="605E5C"/>
+      <w:shd w:val="clear" w:color="auto" w:fill="E1DFDD"/>
     </w:rPr>
   </w:style>
-  <w:style w:type="paragraph" w:styleId="Subtitle">
+  <w:style w:type="paragraph" w:styleId="Subttulo">
     <w:name w:val="Subtitle"/>
     <w:basedOn w:val="Normal"/>
     <w:next w:val="Normal"/>
+    <w:uiPriority w:val="11"/>
+    <w:qFormat/>
     <w:pPr>
-      <w:keepNext w:val="1"/>
-      <w:keepLines w:val="1"/>
-      <w:pageBreakBefore w:val="0"/>
-      <w:spacing w:after="80" w:before="360" w:lineRule="auto"/>
+      <w:keepNext/>
+      <w:keepLines/>
+      <w:spacing w:before="360" w:after="80"/>
     </w:pPr>
     <w:rPr>
-      <w:rFonts w:ascii="Georgia" w:cs="Georgia" w:eastAsia="Georgia" w:hAnsi="Georgia"/>
-      <w:i w:val="1"/>
+      <w:rFonts w:ascii="Georgia" w:eastAsia="Georgia" w:hAnsi="Georgia" w:cs="Georgia"/>
+      <w:i/>
       <w:color w:val="666666"/>
       <w:sz w:val="48"/>
       <w:szCs w:val="48"/>
     </w:rPr>
+  </w:style>
+  <w:style w:type="paragraph" w:styleId="Rodap">
+    <w:name w:val="footer"/>
+    <w:basedOn w:val="Normal"/>
+    <w:link w:val="RodapChar"/>
+    <w:uiPriority w:val="99"/>
+    <w:unhideWhenUsed/>
+    <w:rsid w:val="0092146E"/>
+    <w:pPr>
+      <w:tabs>
+        <w:tab w:val="center" w:pos="4252"/>
+        <w:tab w:val="right" w:pos="8504"/>
+      </w:tabs>
+      <w:spacing w:after="0" w:line="240" w:lineRule="auto"/>
+    </w:pPr>
+  </w:style>
+  <w:style w:type="character" w:customStyle="1" w:styleId="RodapChar">
+    <w:name w:val="Rodapé Char"/>
+    <w:basedOn w:val="Fontepargpadro"/>
+    <w:link w:val="Rodap"/>
+    <w:uiPriority w:val="99"/>
+    <w:rsid w:val="0092146E"/>
   </w:style>
 </w:styles>
 </file>
@@ -1828,17 +3643,17 @@
 </a:theme>
 </file>
 
-<file path=customXML/item1.xml><?xml version="1.0" encoding="utf-8"?>
+<file path=customXml/item1.xml><?xml version="1.0" encoding="utf-8"?>
 <go:gDocsCustomXmlDataStorage xmlns:go="http://customooxmlschemas.google.com/" xmlns:r="http://schemas.openxmlformats.org/officeDocument/2006/relationships" uri="GoogleDocsCustomDataVersion2">
   <go:docsCustomData xmlns:go="http://customooxmlschemas.google.com/" roundtripDataSignature="AMtx7mibrr3XKhwC1dNqxmUfCwxXrnQLUw==">CgMxLjA4AHIhMTRCQzdMVEdzeUxmWFlkVU1ndUFVaGh5dzd4Wm0zSGdh</go:docsCustomData>
 </go:gDocsCustomXmlDataStorage>
 </file>
 
-<file path=customXML/itemProps1.xml><?xml version="1.0" encoding="utf-8"?>
+<file path=customXml/itemProps1.xml><?xml version="1.0" encoding="utf-8"?>
 <ds:datastoreItem xmlns:ds="http://schemas.openxmlformats.org/officeDocument/2006/customXml" ds:itemID="{11111111-1234-1234-1234-123412341234}">
   <ds:schemaRefs>
+    <ds:schemaRef ds:uri="http://customooxmlschemas.google.com/"/>
     <ds:schemaRef ds:uri="http://schemas.openxmlformats.org/officeDocument/2006/relationships"/>
-    <ds:schemaRef ds:uri="http://customooxmlschemas.google.com/"/>
   </ds:schemaRefs>
 </ds:datastoreItem>
 </file>
--- a/F1_Tech_Challenge_G64.docx
+++ b/F1_Tech_Challenge_G64.docx
@@ -12,6 +12,8 @@
           <w:szCs w:val="28"/>
         </w:rPr>
       </w:pPr>
+      <w:bookmarkStart w:id="0" w:name="_Hlk148980418"/>
+      <w:bookmarkEnd w:id="0"/>
       <w:r>
         <w:rPr>
           <w:rFonts w:ascii="Arial" w:hAnsi="Arial" w:cs="Arial"/>
@@ -20,6 +22,26 @@
           <w:szCs w:val="28"/>
         </w:rPr>
         <w:t>RELATÓRIO DE EXPORTAÇÃO DE VINHOS</w:t>
+      </w:r>
+    </w:p>
+    <w:p>
+      <w:pPr>
+        <w:jc w:val="center"/>
+        <w:rPr>
+          <w:rFonts w:ascii="Arial" w:hAnsi="Arial" w:cs="Arial"/>
+          <w:b/>
+          <w:sz w:val="28"/>
+          <w:szCs w:val="28"/>
+        </w:rPr>
+      </w:pPr>
+      <w:r>
+        <w:rPr>
+          <w:rFonts w:ascii="Arial" w:hAnsi="Arial" w:cs="Arial"/>
+          <w:b/>
+          <w:sz w:val="28"/>
+          <w:szCs w:val="28"/>
+        </w:rPr>
+        <w:t>GRUPO 64</w:t>
       </w:r>
     </w:p>
     <w:p>
@@ -491,19 +513,7 @@
         <w:rPr>
           <w:rFonts w:ascii="Arial" w:hAnsi="Arial" w:cs="Arial"/>
         </w:rPr>
-        <w:t xml:space="preserve">vendido a granel por US$ 1,41 e </w:t>
-      </w:r>
-      <w:r>
-        <w:rPr>
-          <w:rFonts w:ascii="Arial" w:hAnsi="Arial" w:cs="Arial"/>
-        </w:rPr>
-        <w:t>US$ 1,</w:t>
-      </w:r>
-      <w:r>
-        <w:rPr>
-          <w:rFonts w:ascii="Arial" w:hAnsi="Arial" w:cs="Arial"/>
-        </w:rPr>
-        <w:t>80 o litro, respectivamente.</w:t>
+        <w:t>vendido a granel por US$ 1,41 e US$ 1,80 o litro, respectivamente.</w:t>
       </w:r>
     </w:p>
     <w:p>
@@ -1023,18 +1033,6 @@
     </w:p>
     <w:p>
       <w:pPr>
-        <w:ind w:firstLine="720"/>
-        <w:jc w:val="center"/>
-        <w:rPr>
-          <w:rFonts w:ascii="Arial" w:hAnsi="Arial" w:cs="Arial"/>
-          <w:sz w:val="21"/>
-          <w:szCs w:val="21"/>
-          <w:highlight w:val="white"/>
-        </w:rPr>
-      </w:pPr>
-    </w:p>
-    <w:p>
-      <w:pPr>
         <w:rPr>
           <w:rFonts w:ascii="Arial" w:hAnsi="Arial" w:cs="Arial"/>
           <w:sz w:val="21"/>
@@ -1221,39 +1219,6 @@
     </w:p>
     <w:p>
       <w:pPr>
-        <w:ind w:firstLine="720"/>
-        <w:jc w:val="both"/>
-        <w:rPr>
-          <w:rFonts w:ascii="Arial" w:hAnsi="Arial" w:cs="Arial"/>
-        </w:rPr>
-      </w:pPr>
-      <w:r>
-        <w:rPr>
-          <w:rFonts w:ascii="Arial" w:hAnsi="Arial" w:cs="Arial"/>
-        </w:rPr>
-        <w:t>De forma geral,</w:t>
-      </w:r>
-      <w:r>
-        <w:rPr>
-          <w:rFonts w:ascii="Arial" w:hAnsi="Arial" w:cs="Arial"/>
-        </w:rPr>
-        <w:t xml:space="preserve"> </w:t>
-      </w:r>
-      <w:r>
-        <w:rPr>
-          <w:rFonts w:ascii="Arial" w:hAnsi="Arial" w:cs="Arial"/>
-        </w:rPr>
-        <w:t xml:space="preserve">a </w:t>
-      </w:r>
-      <w:r>
-        <w:rPr>
-          <w:rFonts w:ascii="Arial" w:hAnsi="Arial" w:cs="Arial"/>
-        </w:rPr>
-        <w:t>receita apresentou um crescimento de 11,10% em 2022 comparando com o ano anterior, quanto ao volume de exportação houve uma queda de 12,81%.</w:t>
-      </w:r>
-    </w:p>
-    <w:p>
-      <w:pPr>
         <w:autoSpaceDE w:val="0"/>
         <w:autoSpaceDN w:val="0"/>
         <w:adjustRightInd w:val="0"/>
@@ -1268,13 +1233,176 @@
     </w:p>
     <w:p>
       <w:pPr>
-        <w:rPr>
-          <w:rFonts w:ascii="Arial" w:hAnsi="Arial" w:cs="Arial"/>
-          <w:sz w:val="21"/>
-          <w:szCs w:val="21"/>
-          <w:highlight w:val="white"/>
-        </w:rPr>
-      </w:pPr>
+        <w:autoSpaceDE w:val="0"/>
+        <w:autoSpaceDN w:val="0"/>
+        <w:adjustRightInd w:val="0"/>
+        <w:spacing w:after="0" w:line="240" w:lineRule="auto"/>
+        <w:ind w:firstLine="720"/>
+        <w:jc w:val="center"/>
+        <w:rPr>
+          <w:rFonts w:ascii="Arial" w:hAnsi="Arial" w:cs="Arial"/>
+          <w:highlight w:val="white"/>
+        </w:rPr>
+      </w:pPr>
+      <w:r>
+        <w:rPr>
+          <w:rFonts w:ascii="Arial" w:hAnsi="Arial" w:cs="Arial"/>
+          <w:noProof/>
+          <w:highlight w:val="white"/>
+        </w:rPr>
+        <w:drawing>
+          <wp:inline distT="0" distB="0" distL="0" distR="0" wp14:anchorId="6E2CCC6D" wp14:editId="39E332A0">
+            <wp:extent cx="3608961" cy="2485617"/>
+            <wp:effectExtent l="0" t="0" r="0" b="0"/>
+            <wp:docPr id="7" name="Imagem 7"/>
+            <wp:cNvGraphicFramePr>
+              <a:graphicFrameLocks xmlns:a="http://schemas.openxmlformats.org/drawingml/2006/main" noChangeAspect="1"/>
+            </wp:cNvGraphicFramePr>
+            <a:graphic xmlns:a="http://schemas.openxmlformats.org/drawingml/2006/main">
+              <a:graphicData uri="http://schemas.openxmlformats.org/drawingml/2006/picture">
+                <pic:pic xmlns:pic="http://schemas.openxmlformats.org/drawingml/2006/picture">
+                  <pic:nvPicPr>
+                    <pic:cNvPr id="0" name="Picture 3"/>
+                    <pic:cNvPicPr>
+                      <a:picLocks noChangeAspect="1" noChangeArrowheads="1"/>
+                    </pic:cNvPicPr>
+                  </pic:nvPicPr>
+                  <pic:blipFill>
+                    <a:blip r:embed="rId14">
+                      <a:extLst>
+                        <a:ext uri="{28A0092B-C50C-407E-A947-70E740481C1C}">
+                          <a14:useLocalDpi xmlns:a14="http://schemas.microsoft.com/office/drawing/2010/main" val="0"/>
+                        </a:ext>
+                      </a:extLst>
+                    </a:blip>
+                    <a:srcRect/>
+                    <a:stretch>
+                      <a:fillRect/>
+                    </a:stretch>
+                  </pic:blipFill>
+                  <pic:spPr bwMode="auto">
+                    <a:xfrm>
+                      <a:off x="0" y="0"/>
+                      <a:ext cx="3622590" cy="2495004"/>
+                    </a:xfrm>
+                    <a:prstGeom prst="rect">
+                      <a:avLst/>
+                    </a:prstGeom>
+                    <a:noFill/>
+                    <a:ln>
+                      <a:noFill/>
+                    </a:ln>
+                  </pic:spPr>
+                </pic:pic>
+              </a:graphicData>
+            </a:graphic>
+          </wp:inline>
+        </w:drawing>
+      </w:r>
+    </w:p>
+    <w:p>
+      <w:pPr>
+        <w:autoSpaceDE w:val="0"/>
+        <w:autoSpaceDN w:val="0"/>
+        <w:adjustRightInd w:val="0"/>
+        <w:spacing w:after="0" w:line="240" w:lineRule="auto"/>
+        <w:ind w:firstLine="720"/>
+        <w:jc w:val="center"/>
+        <w:rPr>
+          <w:rFonts w:ascii="Arial" w:hAnsi="Arial" w:cs="Arial"/>
+          <w:highlight w:val="white"/>
+        </w:rPr>
+      </w:pPr>
+    </w:p>
+    <w:p>
+      <w:pPr>
+        <w:autoSpaceDE w:val="0"/>
+        <w:autoSpaceDN w:val="0"/>
+        <w:adjustRightInd w:val="0"/>
+        <w:spacing w:after="0" w:line="240" w:lineRule="auto"/>
+        <w:ind w:firstLine="720"/>
+        <w:jc w:val="center"/>
+        <w:rPr>
+          <w:rFonts w:ascii="Arial" w:hAnsi="Arial" w:cs="Arial"/>
+          <w:highlight w:val="white"/>
+        </w:rPr>
+      </w:pPr>
+    </w:p>
+    <w:p>
+      <w:pPr>
+        <w:autoSpaceDE w:val="0"/>
+        <w:autoSpaceDN w:val="0"/>
+        <w:adjustRightInd w:val="0"/>
+        <w:spacing w:after="0" w:line="240" w:lineRule="auto"/>
+        <w:ind w:firstLine="720"/>
+        <w:jc w:val="center"/>
+        <w:rPr>
+          <w:rFonts w:ascii="Arial" w:hAnsi="Arial" w:cs="Arial"/>
+          <w:highlight w:val="white"/>
+        </w:rPr>
+      </w:pPr>
+    </w:p>
+    <w:p>
+      <w:pPr>
+        <w:autoSpaceDE w:val="0"/>
+        <w:autoSpaceDN w:val="0"/>
+        <w:adjustRightInd w:val="0"/>
+        <w:spacing w:after="0" w:line="240" w:lineRule="auto"/>
+        <w:ind w:firstLine="720"/>
+        <w:jc w:val="center"/>
+        <w:rPr>
+          <w:rFonts w:ascii="Arial" w:hAnsi="Arial" w:cs="Arial"/>
+          <w:highlight w:val="white"/>
+        </w:rPr>
+      </w:pPr>
+    </w:p>
+    <w:p>
+      <w:pPr>
+        <w:autoSpaceDE w:val="0"/>
+        <w:autoSpaceDN w:val="0"/>
+        <w:adjustRightInd w:val="0"/>
+        <w:spacing w:after="0" w:line="240" w:lineRule="auto"/>
+        <w:ind w:firstLine="720"/>
+        <w:jc w:val="both"/>
+        <w:rPr>
+          <w:rFonts w:ascii="Arial" w:hAnsi="Arial" w:cs="Arial"/>
+          <w:highlight w:val="white"/>
+        </w:rPr>
+      </w:pPr>
+    </w:p>
+    <w:p>
+      <w:pPr>
+        <w:ind w:firstLine="720"/>
+        <w:jc w:val="both"/>
+        <w:rPr>
+          <w:rFonts w:ascii="Arial" w:hAnsi="Arial" w:cs="Arial"/>
+        </w:rPr>
+      </w:pPr>
+      <w:r>
+        <w:rPr>
+          <w:rFonts w:ascii="Arial" w:hAnsi="Arial" w:cs="Arial"/>
+        </w:rPr>
+        <w:lastRenderedPageBreak/>
+        <w:t>De forma geral,</w:t>
+      </w:r>
+      <w:r>
+        <w:rPr>
+          <w:rFonts w:ascii="Arial" w:hAnsi="Arial" w:cs="Arial"/>
+        </w:rPr>
+        <w:t xml:space="preserve"> </w:t>
+      </w:r>
+      <w:r>
+        <w:rPr>
+          <w:rFonts w:ascii="Arial" w:hAnsi="Arial" w:cs="Arial"/>
+        </w:rPr>
+        <w:t xml:space="preserve">a </w:t>
+      </w:r>
+      <w:r>
+        <w:rPr>
+          <w:rFonts w:ascii="Arial" w:hAnsi="Arial" w:cs="Arial"/>
+        </w:rPr>
+        <w:t>receita apresentou um crescimento de 11,10% em 2022 comparando com o ano anterior, quanto ao volume de exportação houve uma queda de 12,81%.</w:t>
+      </w:r>
     </w:p>
     <w:p>
       <w:pPr>
@@ -1319,7 +1447,6 @@
           <w:szCs w:val="21"/>
           <w:highlight w:val="white"/>
         </w:rPr>
-        <w:lastRenderedPageBreak/>
         <w:drawing>
           <wp:inline distT="114300" distB="114300" distL="114300" distR="114300" wp14:anchorId="6F5E2C15" wp14:editId="0ACE0776">
             <wp:extent cx="5399730" cy="3149600"/>
@@ -1334,7 +1461,7 @@
                     <pic:cNvPicPr preferRelativeResize="0"/>
                   </pic:nvPicPr>
                   <pic:blipFill>
-                    <a:blip r:embed="rId14"/>
+                    <a:blip r:embed="rId15"/>
                     <a:srcRect/>
                     <a:stretch>
                       <a:fillRect/>
@@ -1402,7 +1529,7 @@
                     <pic:cNvPicPr preferRelativeResize="0"/>
                   </pic:nvPicPr>
                   <pic:blipFill>
-                    <a:blip r:embed="rId15"/>
+                    <a:blip r:embed="rId16"/>
                     <a:srcRect/>
                     <a:stretch>
                       <a:fillRect/>
@@ -1467,6 +1594,34 @@
         <w:jc w:val="both"/>
         <w:rPr>
           <w:rFonts w:ascii="Arial" w:hAnsi="Arial" w:cs="Arial"/>
+        </w:rPr>
+      </w:pPr>
+      <w:r>
+        <w:rPr>
+          <w:rFonts w:ascii="Arial" w:hAnsi="Arial" w:cs="Arial"/>
+        </w:rPr>
+        <w:lastRenderedPageBreak/>
+        <w:t>No cenário internacional,</w:t>
+      </w:r>
+      <w:r>
+        <w:rPr>
+          <w:rFonts w:ascii="Arial" w:hAnsi="Arial" w:cs="Arial"/>
+        </w:rPr>
+        <w:t xml:space="preserve"> a Europa é responsável por quase 60% do consumo de vinhos. </w:t>
+      </w:r>
+      <w:r>
+        <w:rPr>
+          <w:rFonts w:ascii="Arial" w:hAnsi="Arial" w:cs="Arial"/>
+        </w:rPr>
+        <w:t>Porém, temos um país da América como maior consumidor de vinhos do mundo, os Estados Unidos.</w:t>
+      </w:r>
+    </w:p>
+    <w:p>
+      <w:pPr>
+        <w:ind w:firstLine="720"/>
+        <w:jc w:val="both"/>
+        <w:rPr>
+          <w:rFonts w:ascii="Arial" w:hAnsi="Arial" w:cs="Arial"/>
           <w:sz w:val="21"/>
           <w:szCs w:val="21"/>
           <w:highlight w:val="white"/>
@@ -1476,7 +1631,7 @@
     <w:p>
       <w:pPr>
         <w:ind w:firstLine="720"/>
-        <w:jc w:val="both"/>
+        <w:jc w:val="center"/>
         <w:rPr>
           <w:rFonts w:ascii="Arial" w:hAnsi="Arial" w:cs="Arial"/>
           <w:sz w:val="21"/>
@@ -1484,115 +1639,14 @@
           <w:highlight w:val="white"/>
         </w:rPr>
       </w:pPr>
-    </w:p>
-    <w:p>
-      <w:pPr>
-        <w:ind w:firstLine="720"/>
-        <w:jc w:val="both"/>
-        <w:rPr>
-          <w:rFonts w:ascii="Arial" w:hAnsi="Arial" w:cs="Arial"/>
-          <w:sz w:val="21"/>
-          <w:szCs w:val="21"/>
-          <w:highlight w:val="white"/>
-        </w:rPr>
-      </w:pPr>
-    </w:p>
-    <w:p>
-      <w:pPr>
-        <w:ind w:firstLine="720"/>
-        <w:jc w:val="both"/>
-        <w:rPr>
-          <w:rFonts w:ascii="Arial" w:hAnsi="Arial" w:cs="Arial"/>
-          <w:sz w:val="21"/>
-          <w:szCs w:val="21"/>
-          <w:highlight w:val="white"/>
-        </w:rPr>
-      </w:pPr>
-    </w:p>
-    <w:p>
-      <w:pPr>
-        <w:ind w:firstLine="720"/>
-        <w:jc w:val="both"/>
-        <w:rPr>
-          <w:rFonts w:ascii="Arial" w:hAnsi="Arial" w:cs="Arial"/>
-          <w:sz w:val="21"/>
-          <w:szCs w:val="21"/>
-          <w:highlight w:val="white"/>
-        </w:rPr>
-      </w:pPr>
-    </w:p>
-    <w:p>
-      <w:pPr>
-        <w:numPr>
-          <w:ilvl w:val="0"/>
-          <w:numId w:val="1"/>
-        </w:numPr>
-        <w:pBdr>
-          <w:top w:val="nil"/>
-          <w:left w:val="nil"/>
-          <w:bottom w:val="nil"/>
-          <w:right w:val="nil"/>
-          <w:between w:val="nil"/>
-        </w:pBdr>
-        <w:rPr>
-          <w:rFonts w:ascii="Arial" w:hAnsi="Arial" w:cs="Arial"/>
-          <w:b/>
-          <w:sz w:val="28"/>
-          <w:szCs w:val="28"/>
-        </w:rPr>
-      </w:pPr>
-      <w:r>
-        <w:rPr>
-          <w:rFonts w:ascii="Arial" w:hAnsi="Arial" w:cs="Arial"/>
-          <w:b/>
-          <w:sz w:val="28"/>
-          <w:szCs w:val="28"/>
-        </w:rPr>
-        <w:t>Prospecções Futuras</w:t>
-      </w:r>
-    </w:p>
-    <w:p>
-      <w:pPr>
-        <w:pBdr>
-          <w:top w:val="nil"/>
-          <w:left w:val="nil"/>
-          <w:bottom w:val="nil"/>
-          <w:right w:val="nil"/>
-          <w:between w:val="nil"/>
-        </w:pBdr>
-        <w:ind w:left="720"/>
-        <w:rPr>
-          <w:rFonts w:ascii="Arial" w:hAnsi="Arial" w:cs="Arial"/>
-          <w:b/>
-          <w:sz w:val="28"/>
-          <w:szCs w:val="28"/>
-        </w:rPr>
-      </w:pPr>
-    </w:p>
-    <w:p>
-      <w:pPr>
-        <w:pBdr>
-          <w:top w:val="nil"/>
-          <w:left w:val="nil"/>
-          <w:bottom w:val="nil"/>
-          <w:right w:val="nil"/>
-          <w:between w:val="nil"/>
-        </w:pBdr>
-        <w:rPr>
-          <w:rFonts w:ascii="Arial" w:hAnsi="Arial" w:cs="Arial"/>
-          <w:b/>
-          <w:sz w:val="28"/>
-          <w:szCs w:val="28"/>
-        </w:rPr>
-      </w:pPr>
       <w:r>
         <w:rPr>
           <w:noProof/>
         </w:rPr>
         <w:drawing>
-          <wp:inline distT="0" distB="0" distL="0" distR="0" wp14:anchorId="013E4C93" wp14:editId="07B2DEB0">
-            <wp:extent cx="5400040" cy="2639060"/>
-            <wp:effectExtent l="0" t="0" r="0" b="8890"/>
+          <wp:inline distT="0" distB="0" distL="0" distR="0" wp14:anchorId="797DCED2" wp14:editId="40BE0344">
+            <wp:extent cx="4828309" cy="2359649"/>
+            <wp:effectExtent l="0" t="0" r="0" b="3175"/>
             <wp:docPr id="16" name="Imagem 16"/>
             <wp:cNvGraphicFramePr>
               <a:graphicFrameLocks xmlns:a="http://schemas.openxmlformats.org/drawingml/2006/main" noChangeAspect="1"/>
@@ -1605,7 +1659,7 @@
                     <pic:cNvPicPr/>
                   </pic:nvPicPr>
                   <pic:blipFill>
-                    <a:blip r:embed="rId16"/>
+                    <a:blip r:embed="rId17"/>
                     <a:stretch>
                       <a:fillRect/>
                     </a:stretch>
@@ -1613,7 +1667,7 @@
                   <pic:spPr>
                     <a:xfrm>
                       <a:off x="0" y="0"/>
-                      <a:ext cx="5400040" cy="2639060"/>
+                      <a:ext cx="4833217" cy="2362048"/>
                     </a:xfrm>
                     <a:prstGeom prst="rect">
                       <a:avLst/>
@@ -1652,40 +1706,6 @@
           <w:right w:val="nil"/>
           <w:between w:val="nil"/>
         </w:pBdr>
-        <w:rPr>
-          <w:rFonts w:ascii="Arial" w:hAnsi="Arial" w:cs="Arial"/>
-          <w:b/>
-          <w:sz w:val="28"/>
-          <w:szCs w:val="28"/>
-        </w:rPr>
-      </w:pPr>
-    </w:p>
-    <w:p>
-      <w:pPr>
-        <w:pBdr>
-          <w:top w:val="nil"/>
-          <w:left w:val="nil"/>
-          <w:bottom w:val="nil"/>
-          <w:right w:val="nil"/>
-          <w:between w:val="nil"/>
-        </w:pBdr>
-        <w:rPr>
-          <w:rFonts w:ascii="Arial" w:hAnsi="Arial" w:cs="Arial"/>
-          <w:b/>
-          <w:sz w:val="28"/>
-          <w:szCs w:val="28"/>
-        </w:rPr>
-      </w:pPr>
-    </w:p>
-    <w:p>
-      <w:pPr>
-        <w:pBdr>
-          <w:top w:val="nil"/>
-          <w:left w:val="nil"/>
-          <w:bottom w:val="nil"/>
-          <w:right w:val="nil"/>
-          <w:between w:val="nil"/>
-        </w:pBdr>
         <w:jc w:val="center"/>
         <w:rPr>
           <w:rFonts w:ascii="Arial" w:hAnsi="Arial" w:cs="Arial"/>
@@ -1703,7 +1723,7 @@
           <w:szCs w:val="28"/>
         </w:rPr>
         <w:drawing>
-          <wp:inline distT="0" distB="0" distL="0" distR="0" wp14:anchorId="630AD53E" wp14:editId="6B2619B1">
+          <wp:inline distT="0" distB="0" distL="0" distR="0" wp14:anchorId="4BA9C35F" wp14:editId="4AB8F2D2">
             <wp:extent cx="4384825" cy="3874878"/>
             <wp:effectExtent l="0" t="0" r="0" b="0"/>
             <wp:docPr id="14" name="Imagem 14"/>
@@ -1720,7 +1740,7 @@
                     </pic:cNvPicPr>
                   </pic:nvPicPr>
                   <pic:blipFill>
-                    <a:blip r:embed="rId17">
+                    <a:blip r:embed="rId18">
                       <a:extLst>
                         <a:ext uri="{28A0092B-C50C-407E-A947-70E740481C1C}">
                           <a14:useLocalDpi xmlns:a14="http://schemas.microsoft.com/office/drawing/2010/main" val="0"/>
@@ -1754,364 +1774,868 @@
     </w:p>
     <w:p>
       <w:pPr>
+        <w:pBdr>
+          <w:top w:val="nil"/>
+          <w:left w:val="nil"/>
+          <w:bottom w:val="nil"/>
+          <w:right w:val="nil"/>
+          <w:between w:val="nil"/>
+        </w:pBdr>
+        <w:rPr>
+          <w:rFonts w:ascii="Arial" w:hAnsi="Arial" w:cs="Arial"/>
+          <w:b/>
+          <w:sz w:val="28"/>
+          <w:szCs w:val="28"/>
+        </w:rPr>
+      </w:pPr>
+    </w:p>
+    <w:p>
+      <w:pPr>
+        <w:pBdr>
+          <w:top w:val="nil"/>
+          <w:left w:val="nil"/>
+          <w:bottom w:val="nil"/>
+          <w:right w:val="nil"/>
+          <w:between w:val="nil"/>
+        </w:pBdr>
+        <w:rPr>
+          <w:rFonts w:ascii="Arial" w:hAnsi="Arial" w:cs="Arial"/>
+          <w:b/>
+          <w:sz w:val="28"/>
+          <w:szCs w:val="28"/>
+        </w:rPr>
+      </w:pPr>
+    </w:p>
+    <w:p>
+      <w:pPr>
+        <w:pBdr>
+          <w:top w:val="nil"/>
+          <w:left w:val="nil"/>
+          <w:bottom w:val="nil"/>
+          <w:right w:val="nil"/>
+          <w:between w:val="nil"/>
+        </w:pBdr>
+        <w:rPr>
+          <w:rFonts w:ascii="Arial" w:hAnsi="Arial" w:cs="Arial"/>
+          <w:b/>
+          <w:sz w:val="28"/>
+          <w:szCs w:val="28"/>
+        </w:rPr>
+      </w:pPr>
+    </w:p>
+    <w:p>
+      <w:pPr>
+        <w:pBdr>
+          <w:top w:val="nil"/>
+          <w:left w:val="nil"/>
+          <w:bottom w:val="nil"/>
+          <w:right w:val="nil"/>
+          <w:between w:val="nil"/>
+        </w:pBdr>
+        <w:ind w:firstLine="720"/>
+        <w:jc w:val="both"/>
+        <w:rPr>
+          <w:rFonts w:ascii="Arial" w:hAnsi="Arial" w:cs="Arial"/>
+        </w:rPr>
+      </w:pPr>
+      <w:r>
+        <w:rPr>
+          <w:rFonts w:ascii="Arial" w:hAnsi="Arial" w:cs="Arial"/>
+        </w:rPr>
+        <w:lastRenderedPageBreak/>
+        <w:t>A</w:t>
+      </w:r>
+      <w:r>
+        <w:rPr>
+          <w:rFonts w:ascii="Arial" w:hAnsi="Arial" w:cs="Arial"/>
+        </w:rPr>
+        <w:t xml:space="preserve"> Itália figura como maior produtora mundial de vinhos, seguida por França,</w:t>
+      </w:r>
+      <w:r>
+        <w:rPr>
+          <w:rFonts w:ascii="Arial" w:hAnsi="Arial" w:cs="Arial"/>
+        </w:rPr>
+        <w:t xml:space="preserve"> </w:t>
+      </w:r>
+      <w:r>
+        <w:rPr>
+          <w:rFonts w:ascii="Arial" w:hAnsi="Arial" w:cs="Arial"/>
+        </w:rPr>
+        <w:t>Espanha</w:t>
+      </w:r>
+      <w:r>
+        <w:rPr>
+          <w:rFonts w:ascii="Arial" w:hAnsi="Arial" w:cs="Arial"/>
+        </w:rPr>
+        <w:t>, EUA, Austrália e Argentina</w:t>
+      </w:r>
+      <w:r>
+        <w:rPr>
+          <w:rFonts w:ascii="Arial" w:hAnsi="Arial" w:cs="Arial"/>
+        </w:rPr>
+        <w:t>. O Brasil encontra</w:t>
+      </w:r>
+      <w:r>
+        <w:rPr>
+          <w:rFonts w:ascii="Arial" w:hAnsi="Arial" w:cs="Arial"/>
+        </w:rPr>
+        <w:t>-se</w:t>
+      </w:r>
+      <w:r>
+        <w:rPr>
+          <w:rFonts w:ascii="Arial" w:hAnsi="Arial" w:cs="Arial"/>
+        </w:rPr>
+        <w:t xml:space="preserve"> na 15ª posição</w:t>
+      </w:r>
+      <w:r>
+        <w:rPr>
+          <w:rFonts w:ascii="Arial" w:hAnsi="Arial" w:cs="Arial"/>
+        </w:rPr>
+        <w:t>.</w:t>
+      </w:r>
+    </w:p>
+    <w:p>
+      <w:pPr>
+        <w:pBdr>
+          <w:top w:val="nil"/>
+          <w:left w:val="nil"/>
+          <w:bottom w:val="nil"/>
+          <w:right w:val="nil"/>
+          <w:between w:val="nil"/>
+        </w:pBdr>
+        <w:ind w:firstLine="720"/>
+        <w:jc w:val="both"/>
+        <w:rPr>
+          <w:rFonts w:ascii="Arial" w:hAnsi="Arial" w:cs="Arial"/>
+        </w:rPr>
+      </w:pPr>
+    </w:p>
+    <w:p>
+      <w:pPr>
+        <w:pBdr>
+          <w:top w:val="nil"/>
+          <w:left w:val="nil"/>
+          <w:bottom w:val="nil"/>
+          <w:right w:val="nil"/>
+          <w:between w:val="nil"/>
+        </w:pBdr>
         <w:jc w:val="center"/>
         <w:rPr>
           <w:rFonts w:ascii="Arial" w:hAnsi="Arial" w:cs="Arial"/>
-        </w:rPr>
-      </w:pPr>
-    </w:p>
-    <w:p>
-      <w:pPr>
-        <w:jc w:val="center"/>
-        <w:rPr>
-          <w:rFonts w:ascii="Arial" w:hAnsi="Arial" w:cs="Arial"/>
-        </w:rPr>
-      </w:pPr>
-    </w:p>
-    <w:p>
-      <w:pPr>
-        <w:rPr>
-          <w:rFonts w:ascii="Arial" w:hAnsi="Arial" w:cs="Arial"/>
           <w:b/>
+          <w:sz w:val="28"/>
+          <w:szCs w:val="28"/>
         </w:rPr>
       </w:pPr>
       <w:r>
         <w:rPr>
           <w:rFonts w:ascii="Arial" w:hAnsi="Arial" w:cs="Arial"/>
           <w:b/>
-        </w:rPr>
-        <w:t>RASCUNHOS</w:t>
-      </w:r>
-    </w:p>
-    <w:p>
-      <w:pPr>
-        <w:rPr>
-          <w:rFonts w:ascii="Arial" w:hAnsi="Arial" w:cs="Arial"/>
-        </w:rPr>
-      </w:pPr>
-    </w:p>
-    <w:p>
-      <w:pPr>
-        <w:rPr>
-          <w:rFonts w:ascii="Arial" w:hAnsi="Arial" w:cs="Arial"/>
-        </w:rPr>
-      </w:pPr>
-      <w:r>
-        <w:rPr>
-          <w:rFonts w:ascii="Arial" w:hAnsi="Arial" w:cs="Arial"/>
-        </w:rPr>
-        <w:t>O Paraguai foi o maior importador de vinho brasileiro em 2016, segundo dados inéditos do Ministério da Indústria e Comércio Exterior.</w:t>
-      </w:r>
-    </w:p>
-    <w:p>
-      <w:pPr>
-        <w:rPr>
-          <w:rFonts w:ascii="Arial" w:hAnsi="Arial" w:cs="Arial"/>
-        </w:rPr>
-      </w:pPr>
-    </w:p>
-    <w:p>
-      <w:pPr>
-        <w:rPr>
-          <w:rFonts w:ascii="Arial" w:hAnsi="Arial" w:cs="Arial"/>
-        </w:rPr>
-      </w:pPr>
-      <w:r>
-        <w:rPr>
-          <w:rFonts w:ascii="Arial" w:hAnsi="Arial" w:cs="Arial"/>
-        </w:rPr>
-        <w:t>Foram importados cerca de 1 milhão de litros do produto no ano passado, ao custo de US$ 1,7 milhão no total.</w:t>
-      </w:r>
-    </w:p>
-    <w:p>
-      <w:pPr>
-        <w:rPr>
-          <w:rFonts w:ascii="Arial" w:hAnsi="Arial" w:cs="Arial"/>
-        </w:rPr>
-      </w:pPr>
-    </w:p>
-    <w:p>
-      <w:pPr>
-        <w:rPr>
-          <w:rFonts w:ascii="Arial" w:hAnsi="Arial" w:cs="Arial"/>
-        </w:rPr>
-      </w:pPr>
-      <w:r>
-        <w:rPr>
-          <w:rFonts w:ascii="Arial" w:hAnsi="Arial" w:cs="Arial"/>
-        </w:rPr>
-        <w:t>O segundo maior consumidor é os EUA, com importação de 280 mil litros de vinho, ao custo de US$ 830 mil. O Reino Unido aparece logo em seguida: foram exportados 173 mil litros, ao custo de US$ 760 mil.</w:t>
-      </w:r>
-    </w:p>
-    <w:p>
-      <w:pPr>
-        <w:rPr>
-          <w:rFonts w:ascii="Arial" w:hAnsi="Arial" w:cs="Arial"/>
-        </w:rPr>
-      </w:pPr>
-    </w:p>
-    <w:p>
-      <w:pPr>
-        <w:rPr>
-          <w:rFonts w:ascii="Arial" w:hAnsi="Arial" w:cs="Arial"/>
-        </w:rPr>
-      </w:pPr>
-    </w:p>
-    <w:p>
-      <w:pPr>
-        <w:rPr>
-          <w:rFonts w:ascii="Arial" w:eastAsia="Georgia" w:hAnsi="Arial" w:cs="Arial"/>
-          <w:color w:val="414142"/>
-          <w:sz w:val="26"/>
-          <w:szCs w:val="26"/>
-          <w:highlight w:val="white"/>
-        </w:rPr>
-      </w:pPr>
-      <w:r>
-        <w:rPr>
-          <w:rFonts w:ascii="Arial" w:eastAsia="Georgia" w:hAnsi="Arial" w:cs="Arial"/>
-          <w:color w:val="414142"/>
-          <w:sz w:val="26"/>
-          <w:szCs w:val="26"/>
-          <w:highlight w:val="white"/>
-        </w:rPr>
-        <w:t>As exportações de vinho cresceram 43,14% em 2015 em relação a 2016.</w:t>
-      </w:r>
-    </w:p>
-    <w:p>
-      <w:pPr>
-        <w:rPr>
-          <w:rFonts w:ascii="Arial" w:eastAsia="Georgia" w:hAnsi="Arial" w:cs="Arial"/>
-          <w:color w:val="414142"/>
-          <w:sz w:val="26"/>
-          <w:szCs w:val="26"/>
-          <w:highlight w:val="white"/>
-        </w:rPr>
-      </w:pPr>
-    </w:p>
-    <w:p>
-      <w:pPr>
-        <w:rPr>
-          <w:rFonts w:ascii="Arial" w:eastAsia="Georgia" w:hAnsi="Arial" w:cs="Arial"/>
-          <w:color w:val="414142"/>
-          <w:sz w:val="26"/>
-          <w:szCs w:val="26"/>
-          <w:highlight w:val="white"/>
-        </w:rPr>
-      </w:pPr>
-      <w:r>
-        <w:rPr>
-          <w:rFonts w:ascii="Arial" w:eastAsia="Georgia" w:hAnsi="Arial" w:cs="Arial"/>
-          <w:color w:val="414142"/>
-          <w:sz w:val="26"/>
-          <w:szCs w:val="26"/>
-          <w:highlight w:val="white"/>
-        </w:rPr>
-        <w:t>O volume total de vinhos e espumantes exportado em 2012, que inclui os de mesa, vendidos a granel e com menor valor agregado, e os finos, engarrafados e selados por marcas brasileiras, foi de 6.160.985 litros. O País recebeu US$ 6,8 bilhões no ano, 51% a mais do que em 2011, quando o total de vinho comercializado lá fora resultou em US$ 4,5 bilhões. A Rússia é o primeiro no ranking dos 43 países que importam o produto brasileiro, consumidora de 30% do valor total exportado em 2012. Tanto vinho, contudo, é vendido a granel, a US$ 0,46 o litro.</w:t>
-      </w:r>
-    </w:p>
-    <w:p>
-      <w:pPr>
-        <w:rPr>
-          <w:rFonts w:ascii="Arial" w:eastAsia="Georgia" w:hAnsi="Arial" w:cs="Arial"/>
-          <w:color w:val="414142"/>
-          <w:sz w:val="26"/>
-          <w:szCs w:val="26"/>
-          <w:highlight w:val="white"/>
-        </w:rPr>
-      </w:pPr>
-    </w:p>
-    <w:p>
-      <w:pPr>
-        <w:rPr>
-          <w:rFonts w:ascii="Arial" w:hAnsi="Arial" w:cs="Arial"/>
-        </w:rPr>
-      </w:pPr>
-    </w:p>
-    <w:p>
-      <w:pPr>
-        <w:rPr>
-          <w:rFonts w:ascii="Arial" w:hAnsi="Arial" w:cs="Arial"/>
-        </w:rPr>
-      </w:pPr>
-      <w:r>
-        <w:rPr>
-          <w:rFonts w:ascii="Arial" w:hAnsi="Arial" w:cs="Arial"/>
-        </w:rPr>
-        <w:t xml:space="preserve">A maior parte das vinícolas e vinhedos da Rússia encontram-se em </w:t>
-      </w:r>
-      <w:proofErr w:type="spellStart"/>
-      <w:r>
-        <w:rPr>
-          <w:rFonts w:ascii="Arial" w:hAnsi="Arial" w:cs="Arial"/>
-        </w:rPr>
-        <w:t>Krasnodor</w:t>
-      </w:r>
-      <w:proofErr w:type="spellEnd"/>
+          <w:noProof/>
+          <w:sz w:val="28"/>
+          <w:szCs w:val="28"/>
+        </w:rPr>
+        <w:drawing>
+          <wp:inline distT="0" distB="0" distL="0" distR="0" wp14:anchorId="578184C6" wp14:editId="22B07DDF">
+            <wp:extent cx="4606506" cy="4209991"/>
+            <wp:effectExtent l="0" t="0" r="3810" b="0"/>
+            <wp:docPr id="15" name="Imagem 15"/>
+            <wp:cNvGraphicFramePr>
+              <a:graphicFrameLocks xmlns:a="http://schemas.openxmlformats.org/drawingml/2006/main" noChangeAspect="1"/>
+            </wp:cNvGraphicFramePr>
+            <a:graphic xmlns:a="http://schemas.openxmlformats.org/drawingml/2006/main">
+              <a:graphicData uri="http://schemas.openxmlformats.org/drawingml/2006/picture">
+                <pic:pic xmlns:pic="http://schemas.openxmlformats.org/drawingml/2006/picture">
+                  <pic:nvPicPr>
+                    <pic:cNvPr id="0" name="Picture 7"/>
+                    <pic:cNvPicPr>
+                      <a:picLocks noChangeAspect="1" noChangeArrowheads="1"/>
+                    </pic:cNvPicPr>
+                  </pic:nvPicPr>
+                  <pic:blipFill>
+                    <a:blip r:embed="rId19">
+                      <a:extLst>
+                        <a:ext uri="{28A0092B-C50C-407E-A947-70E740481C1C}">
+                          <a14:useLocalDpi xmlns:a14="http://schemas.microsoft.com/office/drawing/2010/main" val="0"/>
+                        </a:ext>
+                      </a:extLst>
+                    </a:blip>
+                    <a:srcRect/>
+                    <a:stretch>
+                      <a:fillRect/>
+                    </a:stretch>
+                  </pic:blipFill>
+                  <pic:spPr bwMode="auto">
+                    <a:xfrm>
+                      <a:off x="0" y="0"/>
+                      <a:ext cx="4616370" cy="4219006"/>
+                    </a:xfrm>
+                    <a:prstGeom prst="rect">
+                      <a:avLst/>
+                    </a:prstGeom>
+                    <a:noFill/>
+                    <a:ln>
+                      <a:noFill/>
+                    </a:ln>
+                  </pic:spPr>
+                </pic:pic>
+              </a:graphicData>
+            </a:graphic>
+          </wp:inline>
+        </w:drawing>
+      </w:r>
+    </w:p>
+    <w:p>
+      <w:pPr>
+        <w:rPr>
+          <w:rFonts w:ascii="Arial" w:hAnsi="Arial" w:cs="Arial"/>
+        </w:rPr>
+      </w:pPr>
+    </w:p>
+    <w:p>
+      <w:pPr>
+        <w:numPr>
+          <w:ilvl w:val="0"/>
+          <w:numId w:val="1"/>
+        </w:numPr>
+        <w:pBdr>
+          <w:top w:val="nil"/>
+          <w:left w:val="nil"/>
+          <w:bottom w:val="nil"/>
+          <w:right w:val="nil"/>
+          <w:between w:val="nil"/>
+        </w:pBdr>
+        <w:rPr>
+          <w:rFonts w:ascii="Arial" w:hAnsi="Arial" w:cs="Arial"/>
+          <w:b/>
+          <w:sz w:val="28"/>
+          <w:szCs w:val="28"/>
+        </w:rPr>
+      </w:pPr>
+      <w:r>
+        <w:rPr>
+          <w:rFonts w:ascii="Arial" w:hAnsi="Arial" w:cs="Arial"/>
+          <w:b/>
+          <w:sz w:val="28"/>
+          <w:szCs w:val="28"/>
+        </w:rPr>
+        <w:t>Prospecções Futuras</w:t>
+      </w:r>
+    </w:p>
+    <w:p>
+      <w:pPr>
+        <w:pBdr>
+          <w:top w:val="nil"/>
+          <w:left w:val="nil"/>
+          <w:bottom w:val="nil"/>
+          <w:right w:val="nil"/>
+          <w:between w:val="nil"/>
+        </w:pBdr>
+        <w:ind w:firstLine="720"/>
+        <w:jc w:val="both"/>
+        <w:rPr>
+          <w:rFonts w:ascii="Arial" w:hAnsi="Arial" w:cs="Arial"/>
+        </w:rPr>
+      </w:pPr>
+      <w:r>
+        <w:rPr>
+          <w:rFonts w:ascii="Arial" w:hAnsi="Arial" w:cs="Arial"/>
+        </w:rPr>
+        <w:t xml:space="preserve">Não é </w:t>
+      </w:r>
+      <w:r>
+        <w:rPr>
+          <w:rFonts w:ascii="Arial" w:hAnsi="Arial" w:cs="Arial"/>
+        </w:rPr>
+        <w:t>uma tarefa fácil o vinho brasileiro chegar e ganhar espaço no exterior, principalmente quando temos um cenário de v</w:t>
+      </w:r>
+      <w:r>
+        <w:rPr>
+          <w:rFonts w:ascii="Arial" w:hAnsi="Arial" w:cs="Arial"/>
+        </w:rPr>
+        <w:t xml:space="preserve">inícolas italianas e francesas </w:t>
+      </w:r>
+      <w:r>
+        <w:rPr>
+          <w:rFonts w:ascii="Arial" w:hAnsi="Arial" w:cs="Arial"/>
+        </w:rPr>
+        <w:t>com</w:t>
+      </w:r>
+      <w:r>
+        <w:rPr>
+          <w:rFonts w:ascii="Arial" w:hAnsi="Arial" w:cs="Arial"/>
+        </w:rPr>
+        <w:t xml:space="preserve"> décadas e décadas de existência, algumas chegando a séculos.</w:t>
+      </w:r>
       <w:r>
         <w:rPr>
           <w:rFonts w:ascii="Arial" w:hAnsi="Arial" w:cs="Arial"/>
         </w:rPr>
         <w:t xml:space="preserve"> </w:t>
       </w:r>
-      <w:proofErr w:type="spellStart"/>
-      <w:r>
-        <w:rPr>
-          <w:rFonts w:ascii="Arial" w:hAnsi="Arial" w:cs="Arial"/>
-        </w:rPr>
-        <w:t>Krai</w:t>
-      </w:r>
-      <w:proofErr w:type="spellEnd"/>
-      <w:r>
-        <w:rPr>
-          <w:rFonts w:ascii="Arial" w:hAnsi="Arial" w:cs="Arial"/>
-        </w:rPr>
-        <w:t>, nas proximidades e na costa do Mar Negro e cuja produção - talvez 80% - dá origem a vinhos adocicados, uma preferência do consumidor russo que verte para vinhos com pouca acidez. </w:t>
-      </w:r>
-    </w:p>
-    <w:p>
-      <w:pPr>
-        <w:rPr>
-          <w:rFonts w:ascii="Arial" w:hAnsi="Arial" w:cs="Arial"/>
-        </w:rPr>
-      </w:pPr>
+      <w:r>
+        <w:rPr>
+          <w:rFonts w:ascii="Arial" w:hAnsi="Arial" w:cs="Arial"/>
+        </w:rPr>
+        <w:t xml:space="preserve">Entretanto, o Brasil está </w:t>
+      </w:r>
       <w:proofErr w:type="gramStart"/>
       <w:r>
         <w:rPr>
           <w:rFonts w:ascii="Arial" w:hAnsi="Arial" w:cs="Arial"/>
         </w:rPr>
-        <w:t>Na verdade</w:t>
+        <w:t>bem preparado</w:t>
       </w:r>
       <w:proofErr w:type="gramEnd"/>
       <w:r>
         <w:rPr>
           <w:rFonts w:ascii="Arial" w:hAnsi="Arial" w:cs="Arial"/>
         </w:rPr>
-        <w:t xml:space="preserve"> desde a década de 90 vários produtores perderam suas licenças por fabricarem vinhos ruins privilegiando a quantidade em detrimento da qualidade sendo que de lá para cá a Rússia tem evoluído na qualidade de seus vinhedos com replantio, investimento em tecnologia e manejo, contratação de profissionais europeus e foco na qualidade se espelhando nos franceses e italianos. Ainda não há na Rússia normação sobre “local de origem protegido”, somente indicação geográfica de procedência e provém deste país a utilização de vasos de barro, as ânforas, no amadurecimento e acondicionamento dos vinhos.</w:t>
-      </w:r>
-    </w:p>
-    <w:p>
-      <w:pPr>
-        <w:rPr>
-          <w:rFonts w:ascii="Arial" w:hAnsi="Arial" w:cs="Arial"/>
-        </w:rPr>
-      </w:pPr>
-      <w:r>
-        <w:rPr>
-          <w:rFonts w:ascii="Arial" w:hAnsi="Arial" w:cs="Arial"/>
+        <w:t xml:space="preserve"> perante a outros países.</w:t>
+      </w:r>
+    </w:p>
+    <w:p>
+      <w:pPr>
+        <w:pBdr>
+          <w:top w:val="nil"/>
+          <w:left w:val="nil"/>
+          <w:bottom w:val="nil"/>
+          <w:right w:val="nil"/>
+          <w:between w:val="nil"/>
+        </w:pBdr>
+        <w:ind w:firstLine="720"/>
+        <w:jc w:val="both"/>
+        <w:rPr>
+          <w:rFonts w:ascii="Arial" w:hAnsi="Arial" w:cs="Arial"/>
+        </w:rPr>
+      </w:pPr>
+      <w:r>
+        <w:rPr>
+          <w:rFonts w:ascii="Arial" w:hAnsi="Arial" w:cs="Arial"/>
+        </w:rPr>
+        <w:t xml:space="preserve">O mercado holandês parece ser uma boa aposta </w:t>
+      </w:r>
+      <w:r>
+        <w:rPr>
+          <w:rFonts w:ascii="Arial" w:hAnsi="Arial" w:cs="Arial"/>
+        </w:rPr>
+        <w:t>para tornar-se</w:t>
+      </w:r>
+      <w:r>
+        <w:rPr>
+          <w:rFonts w:ascii="Arial" w:hAnsi="Arial" w:cs="Arial"/>
+        </w:rPr>
+        <w:t xml:space="preserve"> um dos focos da exportação brasileira, </w:t>
+      </w:r>
+      <w:r>
+        <w:rPr>
+          <w:rFonts w:ascii="Arial" w:hAnsi="Arial" w:cs="Arial"/>
+        </w:rPr>
+        <w:t>pois possui</w:t>
+      </w:r>
+      <w:r>
+        <w:rPr>
+          <w:rFonts w:ascii="Arial" w:hAnsi="Arial" w:cs="Arial"/>
+        </w:rPr>
+        <w:t xml:space="preserve"> tendência de crescimento de consumo</w:t>
+      </w:r>
+      <w:r>
+        <w:rPr>
+          <w:rFonts w:ascii="Arial" w:hAnsi="Arial" w:cs="Arial"/>
+        </w:rPr>
+        <w:t xml:space="preserve"> </w:t>
+      </w:r>
+      <w:r>
+        <w:rPr>
+          <w:rFonts w:ascii="Arial" w:hAnsi="Arial" w:cs="Arial"/>
+        </w:rPr>
+        <w:t>e</w:t>
+      </w:r>
+      <w:r>
+        <w:rPr>
+          <w:rFonts w:ascii="Arial" w:hAnsi="Arial" w:cs="Arial"/>
+        </w:rPr>
+        <w:t xml:space="preserve"> é atualmente </w:t>
+      </w:r>
+      <w:r>
+        <w:rPr>
+          <w:rFonts w:ascii="Arial" w:hAnsi="Arial" w:cs="Arial"/>
+        </w:rPr>
+        <w:t xml:space="preserve">um </w:t>
+      </w:r>
+      <w:r>
+        <w:rPr>
+          <w:rFonts w:ascii="Arial" w:hAnsi="Arial" w:cs="Arial"/>
+        </w:rPr>
+        <w:t>grande</w:t>
+      </w:r>
+      <w:r>
+        <w:rPr>
+          <w:rFonts w:ascii="Arial" w:hAnsi="Arial" w:cs="Arial"/>
+        </w:rPr>
+        <w:t xml:space="preserve"> </w:t>
+      </w:r>
+      <w:r>
+        <w:rPr>
+          <w:rFonts w:ascii="Arial" w:hAnsi="Arial" w:cs="Arial"/>
+        </w:rPr>
+        <w:t>consumidor</w:t>
+      </w:r>
+      <w:r>
+        <w:rPr>
+          <w:rFonts w:ascii="Arial" w:hAnsi="Arial" w:cs="Arial"/>
+        </w:rPr>
+        <w:t xml:space="preserve"> vindo </w:t>
+      </w:r>
+      <w:r>
+        <w:rPr>
+          <w:rFonts w:ascii="Arial" w:hAnsi="Arial" w:cs="Arial"/>
+        </w:rPr>
+        <w:t>logo atrás do Brasil no ranking dos maiores consumidores</w:t>
+      </w:r>
+      <w:r>
+        <w:rPr>
+          <w:rFonts w:ascii="Arial" w:hAnsi="Arial" w:cs="Arial"/>
+        </w:rPr>
+        <w:t>. Os holandeses</w:t>
+      </w:r>
+      <w:r>
+        <w:rPr>
+          <w:rFonts w:ascii="Arial" w:hAnsi="Arial" w:cs="Arial"/>
+        </w:rPr>
+        <w:t xml:space="preserve"> não </w:t>
+      </w:r>
+      <w:r>
+        <w:rPr>
+          <w:rFonts w:ascii="Arial" w:hAnsi="Arial" w:cs="Arial"/>
+        </w:rPr>
+        <w:t>são considerados fortes em produção de vinhos</w:t>
+      </w:r>
+      <w:r>
+        <w:rPr>
+          <w:rFonts w:ascii="Arial" w:hAnsi="Arial" w:cs="Arial"/>
+        </w:rPr>
+        <w:t xml:space="preserve"> </w:t>
+      </w:r>
+      <w:r>
+        <w:rPr>
+          <w:rFonts w:ascii="Arial" w:hAnsi="Arial" w:cs="Arial"/>
+        </w:rPr>
+        <w:t>—</w:t>
+      </w:r>
+      <w:r>
+        <w:rPr>
+          <w:rFonts w:ascii="Arial" w:hAnsi="Arial" w:cs="Arial"/>
+        </w:rPr>
+        <w:t xml:space="preserve"> </w:t>
+      </w:r>
+      <w:r>
+        <w:rPr>
+          <w:rFonts w:ascii="Arial" w:hAnsi="Arial" w:cs="Arial"/>
+        </w:rPr>
+        <w:t>visto que a produção se mantém estagnada desde 2019</w:t>
+      </w:r>
+      <w:r>
+        <w:t xml:space="preserve"> </w:t>
+      </w:r>
+      <w:r>
+        <w:rPr>
+          <w:rFonts w:ascii="Arial" w:hAnsi="Arial" w:cs="Arial"/>
+        </w:rPr>
+        <w:t xml:space="preserve">— </w:t>
+      </w:r>
+      <w:r>
+        <w:rPr>
+          <w:rFonts w:ascii="Arial" w:hAnsi="Arial" w:cs="Arial"/>
+        </w:rPr>
+        <w:t xml:space="preserve">isso </w:t>
+      </w:r>
+      <w:r>
+        <w:rPr>
+          <w:rFonts w:ascii="Arial" w:hAnsi="Arial" w:cs="Arial"/>
+        </w:rPr>
+        <w:t>faz com que sejam mais receptivos que outros europeus a vinhos de outros países</w:t>
+      </w:r>
+      <w:r>
+        <w:rPr>
+          <w:rFonts w:ascii="Arial" w:hAnsi="Arial" w:cs="Arial"/>
+        </w:rPr>
+        <w:t>.</w:t>
+      </w:r>
+    </w:p>
+    <w:p>
+      <w:pPr>
+        <w:pBdr>
+          <w:top w:val="nil"/>
+          <w:left w:val="nil"/>
+          <w:bottom w:val="nil"/>
+          <w:right w:val="nil"/>
+          <w:between w:val="nil"/>
+        </w:pBdr>
+        <w:ind w:firstLine="720"/>
+        <w:jc w:val="both"/>
+        <w:rPr>
+          <w:rFonts w:ascii="Arial" w:hAnsi="Arial" w:cs="Arial"/>
+        </w:rPr>
+      </w:pPr>
+    </w:p>
+    <w:p>
+      <w:pPr>
+        <w:pBdr>
+          <w:top w:val="nil"/>
+          <w:left w:val="nil"/>
+          <w:bottom w:val="nil"/>
+          <w:right w:val="nil"/>
+          <w:between w:val="nil"/>
+        </w:pBdr>
+        <w:ind w:firstLine="720"/>
+        <w:jc w:val="both"/>
+        <w:rPr>
+          <w:rFonts w:ascii="Arial" w:hAnsi="Arial" w:cs="Arial"/>
+        </w:rPr>
+      </w:pPr>
+    </w:p>
+    <w:p>
+      <w:pPr>
+        <w:pBdr>
+          <w:top w:val="nil"/>
+          <w:left w:val="nil"/>
+          <w:bottom w:val="nil"/>
+          <w:right w:val="nil"/>
+          <w:between w:val="nil"/>
+        </w:pBdr>
+        <w:ind w:firstLine="720"/>
+        <w:rPr>
+          <w:rFonts w:ascii="Arial" w:hAnsi="Arial" w:cs="Arial"/>
+        </w:rPr>
+      </w:pPr>
+      <w:r>
+        <w:rPr>
+          <w:rFonts w:ascii="Arial" w:hAnsi="Arial" w:cs="Arial"/>
+          <w:noProof/>
         </w:rPr>
         <w:lastRenderedPageBreak/>
-        <w:t>A Rússia também é um desafio aos enólogos e produtores, afinal boa parte dos vinhedos estão acometidos por condições hostis de desenvolvimento com invernos muito rigorosos, solos problemáticos e grandes problemas de sanidade nas bagas.</w:t>
-      </w:r>
-    </w:p>
-    <w:p>
-      <w:pPr>
-        <w:rPr>
-          <w:rFonts w:ascii="Arial" w:eastAsia="Merriweather" w:hAnsi="Arial" w:cs="Arial"/>
-          <w:color w:val="2F2F2F"/>
-          <w:sz w:val="27"/>
-          <w:szCs w:val="27"/>
-          <w:highlight w:val="white"/>
-        </w:rPr>
-      </w:pPr>
-      <w:r>
-        <w:rPr>
-          <w:rFonts w:ascii="Arial" w:eastAsia="Merriweather" w:hAnsi="Arial" w:cs="Arial"/>
-          <w:color w:val="2F2F2F"/>
-          <w:sz w:val="27"/>
-          <w:szCs w:val="27"/>
-          <w:highlight w:val="white"/>
-        </w:rPr>
-        <w:t>Para Frederico Falcão, estes dados são boas notícias, independentemente da "guerra e da instabilidade terrível" que afeta os dois países. "O vinho faz parte da alimentação, ficamos contentes que as pessoas continuem a comprar vinho português e que os produtores portugueses não tenham feito um boicote às populações dos dois países", diz.</w:t>
-      </w:r>
-    </w:p>
-    <w:p>
-      <w:pPr>
-        <w:rPr>
-          <w:rFonts w:ascii="Arial" w:eastAsia="Merriweather" w:hAnsi="Arial" w:cs="Arial"/>
-          <w:color w:val="2F2F2F"/>
-          <w:sz w:val="27"/>
-          <w:szCs w:val="27"/>
-          <w:highlight w:val="white"/>
-        </w:rPr>
-      </w:pPr>
-    </w:p>
-    <w:p>
-      <w:pPr>
-        <w:rPr>
-          <w:rFonts w:ascii="Arial" w:eastAsia="Merriweather" w:hAnsi="Arial" w:cs="Arial"/>
-          <w:color w:val="2F2F2F"/>
-          <w:sz w:val="27"/>
-          <w:szCs w:val="27"/>
-          <w:highlight w:val="white"/>
-        </w:rPr>
-      </w:pPr>
-      <w:r>
-        <w:rPr>
-          <w:rFonts w:ascii="Arial" w:hAnsi="Arial" w:cs="Arial"/>
-          <w:color w:val="191919"/>
-          <w:sz w:val="33"/>
-          <w:szCs w:val="33"/>
-          <w:highlight w:val="white"/>
-        </w:rPr>
-        <w:t>Se o que se olha é a exportação, os espanhóis ganham. A Espanha é a líder mundial em venda de vinho, com 22,1 milhões de hectolitros no ano passado (segundo o Observatório Espanhol dos Mercados do Vinho, foram 22,8 milhões de hectolitros). O país é seguido de perto pela Itália (21,4 milhões), França (15,4) e, a maior distância, Chile (9,8) e Austrália (8). Mas se em vez do volume se mede o valor dessas exportações, a França e a Itália ganham em receita. Porque o vinho espanhol vende muito, mas é muito barato: a Espanha vende a 1,25 euro (5,25 reais) o litro; os franceses, a seis euros (25,2 reais) em média; os italianos, a 2,78 euros (11,67 reais). Alemanha, Reino Unido e Estados Unidos são os principais importadores em volume de vinho e gasto</w:t>
-      </w:r>
-    </w:p>
-    <w:p>
-      <w:pPr>
-        <w:rPr>
-          <w:rFonts w:ascii="Arial" w:eastAsia="Merriweather" w:hAnsi="Arial" w:cs="Arial"/>
-          <w:color w:val="2F2F2F"/>
-          <w:sz w:val="27"/>
-          <w:szCs w:val="27"/>
-          <w:highlight w:val="white"/>
-        </w:rPr>
-      </w:pPr>
-    </w:p>
-    <w:p>
-      <w:pPr>
-        <w:rPr>
-          <w:rFonts w:ascii="Arial" w:eastAsia="Merriweather" w:hAnsi="Arial" w:cs="Arial"/>
-          <w:color w:val="2F2F2F"/>
-          <w:sz w:val="27"/>
-          <w:szCs w:val="27"/>
-          <w:highlight w:val="white"/>
-        </w:rPr>
-      </w:pPr>
-    </w:p>
-    <w:p>
-      <w:pPr>
-        <w:rPr>
-          <w:rFonts w:ascii="Arial" w:hAnsi="Arial" w:cs="Arial"/>
-        </w:rPr>
-      </w:pPr>
-      <w:hyperlink r:id="rId18">
-        <w:r>
-          <w:rPr>
-            <w:rFonts w:ascii="Arial" w:hAnsi="Arial" w:cs="Arial"/>
-            <w:color w:val="0563C1"/>
-            <w:u w:val="single"/>
-          </w:rPr>
-          <w:t>https://www.oiv.int/what-we-do/data-discovery-report?oiv</w:t>
-        </w:r>
-      </w:hyperlink>
-    </w:p>
-    <w:p>
-      <w:pPr>
-        <w:rPr>
-          <w:rFonts w:ascii="Arial" w:hAnsi="Arial" w:cs="Arial"/>
-        </w:rPr>
-      </w:pPr>
-      <w:hyperlink r:id="rId19">
-        <w:r>
-          <w:rPr>
-            <w:rFonts w:ascii="Arial" w:hAnsi="Arial" w:cs="Arial"/>
-            <w:color w:val="0563C1"/>
-            <w:u w:val="single"/>
-          </w:rPr>
-          <w:t>https://www.oiv.int/what-we-do/country-report?oiv</w:t>
-        </w:r>
-      </w:hyperlink>
+        <w:drawing>
+          <wp:inline distT="0" distB="0" distL="0" distR="0" wp14:anchorId="4A4AE409" wp14:editId="0F1028EE">
+            <wp:extent cx="4394240" cy="2814608"/>
+            <wp:effectExtent l="0" t="0" r="6350" b="5080"/>
+            <wp:docPr id="18" name="Imagem 18"/>
+            <wp:cNvGraphicFramePr>
+              <a:graphicFrameLocks xmlns:a="http://schemas.openxmlformats.org/drawingml/2006/main" noChangeAspect="1"/>
+            </wp:cNvGraphicFramePr>
+            <a:graphic xmlns:a="http://schemas.openxmlformats.org/drawingml/2006/main">
+              <a:graphicData uri="http://schemas.openxmlformats.org/drawingml/2006/picture">
+                <pic:pic xmlns:pic="http://schemas.openxmlformats.org/drawingml/2006/picture">
+                  <pic:nvPicPr>
+                    <pic:cNvPr id="0" name="Picture 9"/>
+                    <pic:cNvPicPr>
+                      <a:picLocks noChangeAspect="1" noChangeArrowheads="1"/>
+                    </pic:cNvPicPr>
+                  </pic:nvPicPr>
+                  <pic:blipFill>
+                    <a:blip r:embed="rId20">
+                      <a:extLst>
+                        <a:ext uri="{28A0092B-C50C-407E-A947-70E740481C1C}">
+                          <a14:useLocalDpi xmlns:a14="http://schemas.microsoft.com/office/drawing/2010/main" val="0"/>
+                        </a:ext>
+                      </a:extLst>
+                    </a:blip>
+                    <a:srcRect/>
+                    <a:stretch>
+                      <a:fillRect/>
+                    </a:stretch>
+                  </pic:blipFill>
+                  <pic:spPr bwMode="auto">
+                    <a:xfrm>
+                      <a:off x="0" y="0"/>
+                      <a:ext cx="4403330" cy="2820431"/>
+                    </a:xfrm>
+                    <a:prstGeom prst="rect">
+                      <a:avLst/>
+                    </a:prstGeom>
+                    <a:noFill/>
+                    <a:ln>
+                      <a:noFill/>
+                    </a:ln>
+                  </pic:spPr>
+                </pic:pic>
+              </a:graphicData>
+            </a:graphic>
+          </wp:inline>
+        </w:drawing>
+      </w:r>
+    </w:p>
+    <w:p>
+      <w:pPr>
+        <w:pBdr>
+          <w:top w:val="nil"/>
+          <w:left w:val="nil"/>
+          <w:bottom w:val="nil"/>
+          <w:right w:val="nil"/>
+          <w:between w:val="nil"/>
+        </w:pBdr>
+        <w:ind w:firstLine="720"/>
+        <w:rPr>
+          <w:rFonts w:ascii="Arial" w:hAnsi="Arial" w:cs="Arial"/>
+        </w:rPr>
+      </w:pPr>
+    </w:p>
+    <w:p>
+      <w:pPr>
+        <w:pBdr>
+          <w:top w:val="nil"/>
+          <w:left w:val="nil"/>
+          <w:bottom w:val="nil"/>
+          <w:right w:val="nil"/>
+          <w:between w:val="nil"/>
+        </w:pBdr>
+        <w:ind w:firstLine="720"/>
+        <w:rPr>
+          <w:rFonts w:ascii="Arial" w:hAnsi="Arial" w:cs="Arial"/>
+        </w:rPr>
+      </w:pPr>
+      <w:r>
+        <w:rPr>
+          <w:rFonts w:ascii="Arial" w:hAnsi="Arial" w:cs="Arial"/>
+          <w:noProof/>
+        </w:rPr>
+        <w:drawing>
+          <wp:inline distT="0" distB="0" distL="0" distR="0" wp14:anchorId="117E4304" wp14:editId="0C3E0C3F">
+            <wp:extent cx="4395489" cy="2830914"/>
+            <wp:effectExtent l="0" t="0" r="5080" b="7620"/>
+            <wp:docPr id="21" name="Imagem 21"/>
+            <wp:cNvGraphicFramePr>
+              <a:graphicFrameLocks xmlns:a="http://schemas.openxmlformats.org/drawingml/2006/main" noChangeAspect="1"/>
+            </wp:cNvGraphicFramePr>
+            <a:graphic xmlns:a="http://schemas.openxmlformats.org/drawingml/2006/main">
+              <a:graphicData uri="http://schemas.openxmlformats.org/drawingml/2006/picture">
+                <pic:pic xmlns:pic="http://schemas.openxmlformats.org/drawingml/2006/picture">
+                  <pic:nvPicPr>
+                    <pic:cNvPr id="0" name="Picture 15"/>
+                    <pic:cNvPicPr>
+                      <a:picLocks noChangeAspect="1" noChangeArrowheads="1"/>
+                    </pic:cNvPicPr>
+                  </pic:nvPicPr>
+                  <pic:blipFill>
+                    <a:blip r:embed="rId21">
+                      <a:extLst>
+                        <a:ext uri="{28A0092B-C50C-407E-A947-70E740481C1C}">
+                          <a14:useLocalDpi xmlns:a14="http://schemas.microsoft.com/office/drawing/2010/main" val="0"/>
+                        </a:ext>
+                      </a:extLst>
+                    </a:blip>
+                    <a:srcRect/>
+                    <a:stretch>
+                      <a:fillRect/>
+                    </a:stretch>
+                  </pic:blipFill>
+                  <pic:spPr bwMode="auto">
+                    <a:xfrm>
+                      <a:off x="0" y="0"/>
+                      <a:ext cx="4408190" cy="2839094"/>
+                    </a:xfrm>
+                    <a:prstGeom prst="rect">
+                      <a:avLst/>
+                    </a:prstGeom>
+                    <a:noFill/>
+                    <a:ln>
+                      <a:noFill/>
+                    </a:ln>
+                  </pic:spPr>
+                </pic:pic>
+              </a:graphicData>
+            </a:graphic>
+          </wp:inline>
+        </w:drawing>
+      </w:r>
+    </w:p>
+    <w:p>
+      <w:pPr>
+        <w:pBdr>
+          <w:top w:val="nil"/>
+          <w:left w:val="nil"/>
+          <w:bottom w:val="nil"/>
+          <w:right w:val="nil"/>
+          <w:between w:val="nil"/>
+        </w:pBdr>
+        <w:ind w:firstLine="720"/>
+        <w:rPr>
+          <w:rFonts w:ascii="Arial" w:hAnsi="Arial" w:cs="Arial"/>
+        </w:rPr>
+      </w:pPr>
+    </w:p>
+    <w:p>
+      <w:pPr>
+        <w:pBdr>
+          <w:top w:val="nil"/>
+          <w:left w:val="nil"/>
+          <w:bottom w:val="nil"/>
+          <w:right w:val="nil"/>
+          <w:between w:val="nil"/>
+        </w:pBdr>
+        <w:ind w:firstLine="720"/>
+        <w:rPr>
+          <w:rFonts w:ascii="Arial" w:hAnsi="Arial" w:cs="Arial"/>
+        </w:rPr>
+      </w:pPr>
+    </w:p>
+    <w:p>
+      <w:pPr>
+        <w:pBdr>
+          <w:top w:val="nil"/>
+          <w:left w:val="nil"/>
+          <w:bottom w:val="nil"/>
+          <w:right w:val="nil"/>
+          <w:between w:val="nil"/>
+        </w:pBdr>
+        <w:ind w:firstLine="720"/>
+        <w:rPr>
+          <w:rFonts w:ascii="Arial" w:hAnsi="Arial" w:cs="Arial"/>
+        </w:rPr>
+      </w:pPr>
+    </w:p>
+    <w:p>
+      <w:pPr>
+        <w:pBdr>
+          <w:top w:val="nil"/>
+          <w:left w:val="nil"/>
+          <w:bottom w:val="nil"/>
+          <w:right w:val="nil"/>
+          <w:between w:val="nil"/>
+        </w:pBdr>
+        <w:ind w:firstLine="720"/>
+        <w:jc w:val="both"/>
+        <w:rPr>
+          <w:rFonts w:ascii="Arial" w:hAnsi="Arial" w:cs="Arial"/>
+        </w:rPr>
+      </w:pPr>
+    </w:p>
+    <w:p>
+      <w:pPr>
+        <w:pBdr>
+          <w:top w:val="nil"/>
+          <w:left w:val="nil"/>
+          <w:bottom w:val="nil"/>
+          <w:right w:val="nil"/>
+          <w:between w:val="nil"/>
+        </w:pBdr>
+        <w:rPr>
+          <w:rFonts w:ascii="Arial" w:hAnsi="Arial" w:cs="Arial"/>
+          <w:b/>
+          <w:sz w:val="28"/>
+          <w:szCs w:val="28"/>
+        </w:rPr>
+      </w:pPr>
+    </w:p>
+    <w:p>
+      <w:pPr>
+        <w:rPr>
+          <w:rFonts w:ascii="Arial" w:hAnsi="Arial" w:cs="Arial"/>
+        </w:rPr>
+      </w:pPr>
+    </w:p>
+    <w:p>
+      <w:pPr>
+        <w:rPr>
+          <w:rFonts w:ascii="Arial" w:hAnsi="Arial" w:cs="Arial"/>
+        </w:rPr>
+      </w:pPr>
+    </w:p>
+    <w:p>
+      <w:pPr>
+        <w:rPr>
+          <w:rFonts w:ascii="Arial" w:hAnsi="Arial" w:cs="Arial"/>
+        </w:rPr>
+      </w:pPr>
+    </w:p>
+    <w:p>
+      <w:pPr>
+        <w:rPr>
+          <w:rFonts w:ascii="Arial" w:hAnsi="Arial" w:cs="Arial"/>
+        </w:rPr>
+      </w:pPr>
+    </w:p>
+    <w:p>
+      <w:pPr>
+        <w:rPr>
+          <w:rFonts w:ascii="Arial" w:hAnsi="Arial" w:cs="Arial"/>
+        </w:rPr>
+      </w:pPr>
+    </w:p>
+    <w:p>
+      <w:pPr>
+        <w:numPr>
+          <w:ilvl w:val="0"/>
+          <w:numId w:val="1"/>
+        </w:numPr>
+        <w:pBdr>
+          <w:top w:val="nil"/>
+          <w:left w:val="nil"/>
+          <w:bottom w:val="nil"/>
+          <w:right w:val="nil"/>
+          <w:between w:val="nil"/>
+        </w:pBdr>
+        <w:rPr>
+          <w:rFonts w:ascii="Arial" w:hAnsi="Arial" w:cs="Arial"/>
+          <w:b/>
+          <w:sz w:val="28"/>
+          <w:szCs w:val="28"/>
+        </w:rPr>
+      </w:pPr>
+      <w:r>
+        <w:rPr>
+          <w:rFonts w:ascii="Arial" w:hAnsi="Arial" w:cs="Arial"/>
+          <w:b/>
+          <w:sz w:val="28"/>
+          <w:szCs w:val="28"/>
+        </w:rPr>
+        <w:lastRenderedPageBreak/>
+        <w:t>Referências</w:t>
+      </w:r>
+    </w:p>
+    <w:p>
+      <w:pPr>
+        <w:pBdr>
+          <w:top w:val="nil"/>
+          <w:left w:val="nil"/>
+          <w:bottom w:val="nil"/>
+          <w:right w:val="nil"/>
+          <w:between w:val="nil"/>
+        </w:pBdr>
+        <w:ind w:left="720"/>
+        <w:rPr>
+          <w:rFonts w:ascii="Arial" w:hAnsi="Arial" w:cs="Arial"/>
+          <w:b/>
+          <w:sz w:val="28"/>
+          <w:szCs w:val="28"/>
+        </w:rPr>
+      </w:pPr>
+    </w:p>
+    <w:p>
+      <w:pPr>
+        <w:rPr>
+          <w:rFonts w:ascii="Arial" w:hAnsi="Arial" w:cs="Arial"/>
+        </w:rPr>
+      </w:pPr>
+      <w:r>
+        <w:rPr>
+          <w:rFonts w:ascii="Arial" w:hAnsi="Arial" w:cs="Arial"/>
+        </w:rPr>
+        <w:t>https://www.oiv.int/what-we-do/data-discovery-report?oiv</w:t>
+      </w:r>
+    </w:p>
+    <w:p>
+      <w:pPr>
+        <w:rPr>
+          <w:rFonts w:ascii="Arial" w:hAnsi="Arial" w:cs="Arial"/>
+        </w:rPr>
+      </w:pPr>
+      <w:r>
+        <w:rPr>
+          <w:rFonts w:ascii="Arial" w:hAnsi="Arial" w:cs="Arial"/>
+        </w:rPr>
+        <w:t>https://www.oiv.int/what-we-do/country-report?oiv</w:t>
+      </w:r>
     </w:p>
     <w:p>
       <w:pPr>
@@ -2139,11 +2663,50 @@
         <w:t>https://data.worldbank.org/indicator/NY.GDP.PCAP.CD</w:t>
       </w:r>
     </w:p>
+    <w:p>
+      <w:pPr>
+        <w:rPr>
+          <w:rFonts w:ascii="Arial" w:hAnsi="Arial" w:cs="Arial"/>
+        </w:rPr>
+      </w:pPr>
+      <w:r>
+        <w:rPr>
+          <w:rFonts w:ascii="Arial" w:hAnsi="Arial" w:cs="Arial"/>
+        </w:rPr>
+        <w:t>http://www.iea.sp.gov.br/ftpiea/ie/2007/tec2-1107.pdf</w:t>
+      </w:r>
+    </w:p>
+    <w:p>
+      <w:pPr>
+        <w:rPr>
+          <w:rFonts w:ascii="Arial" w:hAnsi="Arial" w:cs="Arial"/>
+        </w:rPr>
+      </w:pPr>
+      <w:r>
+        <w:rPr>
+          <w:rFonts w:ascii="Arial" w:hAnsi="Arial" w:cs="Arial"/>
+        </w:rPr>
+        <w:t>http://www.eu-gourmet.com/2018/06/a-producao-de-vinhos-na-russia.html</w:t>
+      </w:r>
+    </w:p>
+    <w:p>
+      <w:pPr>
+        <w:rPr>
+          <w:rFonts w:ascii="Arial" w:hAnsi="Arial" w:cs="Arial"/>
+        </w:rPr>
+      </w:pPr>
+      <w:r>
+        <w:rPr>
+          <w:rFonts w:ascii="Arial" w:hAnsi="Arial" w:cs="Arial"/>
+        </w:rPr>
+        <w:t>https://www.cnnbrasil.com.br/viagemegastronomia/gastronomia/cachaca-cerveja-e-vinhos-brasileiros-conquistam-mercado-externo-setor-exportou-r-937-milhoes/</w:t>
+      </w:r>
+    </w:p>
     <w:sectPr>
-      <w:headerReference w:type="default" r:id="rId20"/>
-      <w:footerReference w:type="even" r:id="rId21"/>
-      <w:footerReference w:type="default" r:id="rId22"/>
-      <w:footerReference w:type="first" r:id="rId23"/>
+      <w:headerReference w:type="default" r:id="rId22"/>
+      <w:footerReference w:type="even" r:id="rId23"/>
+      <w:footerReference w:type="default" r:id="rId24"/>
+      <w:footerReference w:type="first" r:id="rId25"/>
       <w:pgSz w:w="11906" w:h="16838"/>
       <w:pgMar w:top="1417" w:right="1701" w:bottom="1417" w:left="1701" w:header="708" w:footer="708" w:gutter="0"/>
       <w:pgNumType w:start="1"/>
@@ -2270,7 +2833,6 @@
               <v:path gradientshapeok="t" o:connecttype="rect"/>
             </v:shapetype>
             <v:shape id="Caixa de Texto 11" o:spid="_x0000_s1026" type="#_x0000_t202" alt="Classificação da informação: Uso Interno" style="position:absolute;margin-left:0;margin-top:0;width:34.95pt;height:34.95pt;z-index:251659264;visibility:visible;mso-wrap-style:none;mso-wrap-distance-left:0;mso-wrap-distance-top:0;mso-wrap-distance-right:0;mso-wrap-distance-bottom:0;mso-position-horizontal:center;mso-position-horizontal-relative:page;mso-position-vertical:bottom;mso-position-vertical-relative:page;v-text-anchor:bottom" o:gfxdata="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" filled="f" stroked="f">
-              <v:fill o:detectmouseclick="t"/>
               <v:textbox style="mso-fit-shape-to-text:t" inset="0,0,0,15pt">
                 <w:txbxContent>
                   <w:p>
@@ -2397,7 +2959,6 @@
               <v:path gradientshapeok="t" o:connecttype="rect"/>
             </v:shapetype>
             <v:shape id="Caixa de Texto 12" o:spid="_x0000_s1027" type="#_x0000_t202" alt="Classificação da informação: Uso Interno" style="position:absolute;margin-left:0;margin-top:0;width:34.95pt;height:34.95pt;z-index:251660288;visibility:visible;mso-wrap-style:none;mso-wrap-distance-left:0;mso-wrap-distance-top:0;mso-wrap-distance-right:0;mso-wrap-distance-bottom:0;mso-position-horizontal:center;mso-position-horizontal-relative:page;mso-position-vertical:bottom;mso-position-vertical-relative:page;v-text-anchor:bottom" o:gfxdata="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" filled="f" stroked="f">
-              <v:fill o:detectmouseclick="t"/>
               <v:textbox style="mso-fit-shape-to-text:t" inset="0,0,0,15pt">
                 <w:txbxContent>
                   <w:p>
@@ -2524,7 +3085,6 @@
               <v:path gradientshapeok="t" o:connecttype="rect"/>
             </v:shapetype>
             <v:shape id="Caixa de Texto 10" o:spid="_x0000_s1028" type="#_x0000_t202" alt="Classificação da informação: Uso Interno" style="position:absolute;margin-left:0;margin-top:0;width:34.95pt;height:34.95pt;z-index:251658240;visibility:visible;mso-wrap-style:none;mso-wrap-distance-left:0;mso-wrap-distance-top:0;mso-wrap-distance-right:0;mso-wrap-distance-bottom:0;mso-position-horizontal:center;mso-position-horizontal-relative:page;mso-position-vertical:bottom;mso-position-vertical-relative:page;v-text-anchor:bottom" o:gfxdata="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" filled="f" stroked="f">
-              <v:fill o:detectmouseclick="t"/>
               <v:textbox style="mso-fit-shape-to-text:t" inset="0,0,0,15pt">
                 <w:txbxContent>
                   <w:p>
@@ -2595,6 +3155,128 @@
   <w:abstractNum w:abstractNumId="0" w15:restartNumberingAfterBreak="0">
     <w:nsid w:val="611B02CA"/>
     <w:multiLevelType w:val="multilevel"/>
+    <w:tmpl w:val="BF34D9D0"/>
+    <w:lvl w:ilvl="0">
+      <w:start w:val="1"/>
+      <w:numFmt w:val="decimal"/>
+      <w:lvlText w:val="%1."/>
+      <w:lvlJc w:val="left"/>
+      <w:pPr>
+        <w:ind w:left="720" w:hanging="360"/>
+      </w:pPr>
+      <w:rPr>
+        <w:rFonts w:hint="default"/>
+        <w:u w:val="none"/>
+      </w:rPr>
+    </w:lvl>
+    <w:lvl w:ilvl="1">
+      <w:start w:val="1"/>
+      <w:numFmt w:val="lowerLetter"/>
+      <w:lvlText w:val="%2."/>
+      <w:lvlJc w:val="left"/>
+      <w:pPr>
+        <w:ind w:left="1440" w:hanging="360"/>
+      </w:pPr>
+      <w:rPr>
+        <w:rFonts w:hint="default"/>
+        <w:u w:val="none"/>
+      </w:rPr>
+    </w:lvl>
+    <w:lvl w:ilvl="2">
+      <w:start w:val="1"/>
+      <w:numFmt w:val="lowerRoman"/>
+      <w:lvlText w:val="%3."/>
+      <w:lvlJc w:val="right"/>
+      <w:pPr>
+        <w:ind w:left="2160" w:hanging="360"/>
+      </w:pPr>
+      <w:rPr>
+        <w:rFonts w:hint="default"/>
+        <w:u w:val="none"/>
+      </w:rPr>
+    </w:lvl>
+    <w:lvl w:ilvl="3">
+      <w:start w:val="1"/>
+      <w:numFmt w:val="decimal"/>
+      <w:lvlText w:val="%4."/>
+      <w:lvlJc w:val="left"/>
+      <w:pPr>
+        <w:ind w:left="2880" w:hanging="360"/>
+      </w:pPr>
+      <w:rPr>
+        <w:rFonts w:hint="default"/>
+        <w:u w:val="none"/>
+      </w:rPr>
+    </w:lvl>
+    <w:lvl w:ilvl="4">
+      <w:start w:val="1"/>
+      <w:numFmt w:val="lowerLetter"/>
+      <w:lvlText w:val="%5."/>
+      <w:lvlJc w:val="left"/>
+      <w:pPr>
+        <w:ind w:left="3600" w:hanging="360"/>
+      </w:pPr>
+      <w:rPr>
+        <w:rFonts w:hint="default"/>
+        <w:u w:val="none"/>
+      </w:rPr>
+    </w:lvl>
+    <w:lvl w:ilvl="5">
+      <w:start w:val="1"/>
+      <w:numFmt w:val="lowerRoman"/>
+      <w:lvlText w:val="%6."/>
+      <w:lvlJc w:val="right"/>
+      <w:pPr>
+        <w:ind w:left="4320" w:hanging="360"/>
+      </w:pPr>
+      <w:rPr>
+        <w:rFonts w:hint="default"/>
+        <w:u w:val="none"/>
+      </w:rPr>
+    </w:lvl>
+    <w:lvl w:ilvl="6">
+      <w:start w:val="1"/>
+      <w:numFmt w:val="decimal"/>
+      <w:lvlText w:val="%7."/>
+      <w:lvlJc w:val="left"/>
+      <w:pPr>
+        <w:ind w:left="5040" w:hanging="360"/>
+      </w:pPr>
+      <w:rPr>
+        <w:rFonts w:hint="default"/>
+        <w:u w:val="none"/>
+      </w:rPr>
+    </w:lvl>
+    <w:lvl w:ilvl="7">
+      <w:start w:val="1"/>
+      <w:numFmt w:val="lowerLetter"/>
+      <w:lvlText w:val="%8."/>
+      <w:lvlJc w:val="left"/>
+      <w:pPr>
+        <w:ind w:left="5760" w:hanging="360"/>
+      </w:pPr>
+      <w:rPr>
+        <w:rFonts w:hint="default"/>
+        <w:u w:val="none"/>
+      </w:rPr>
+    </w:lvl>
+    <w:lvl w:ilvl="8">
+      <w:start w:val="1"/>
+      <w:numFmt w:val="lowerRoman"/>
+      <w:lvlText w:val="%9."/>
+      <w:lvlJc w:val="right"/>
+      <w:pPr>
+        <w:ind w:left="6480" w:hanging="360"/>
+      </w:pPr>
+      <w:rPr>
+        <w:rFonts w:hint="default"/>
+        <w:u w:val="none"/>
+      </w:rPr>
+    </w:lvl>
+  </w:abstractNum>
+  <w:abstractNum w:abstractNumId="1" w15:restartNumberingAfterBreak="0">
+    <w:nsid w:val="6C887A24"/>
+    <w:multiLevelType w:val="multilevel"/>
     <w:tmpl w:val="7A3CB592"/>
     <w:lvl w:ilvl="0">
       <w:start w:val="1"/>
@@ -2707,6 +3389,9 @@
   </w:abstractNum>
   <w:num w:numId="1" w16cid:durableId="1276517721">
     <w:abstractNumId w:val="0"/>
+  </w:num>
+  <w:num w:numId="2" w16cid:durableId="348603558">
+    <w:abstractNumId w:val="1"/>
   </w:num>
 </w:numbering>
 </file>
@@ -3345,6 +4030,17 @@
     <w:uiPriority w:val="99"/>
     <w:rsid w:val="0092146E"/>
   </w:style>
+  <w:style w:type="paragraph" w:styleId="PargrafodaLista">
+    <w:name w:val="List Paragraph"/>
+    <w:basedOn w:val="Normal"/>
+    <w:uiPriority w:val="34"/>
+    <w:qFormat/>
+    <w:rsid w:val="00134047"/>
+    <w:pPr>
+      <w:ind w:left="720"/>
+      <w:contextualSpacing/>
+    </w:pPr>
+  </w:style>
 </w:styles>
 </file>
 
